--- a/00-首页/题组Word/第一轮习题集-学生版/第一轮化学原理-化学动力学习题集.docx
+++ b/00-首页/题组Word/第一轮习题集-学生版/第一轮化学原理-化学动力学习题集.docx
@@ -2,7 +2,7 @@
 <file path=word/document.xml><?xml version="1.0" encoding="utf-8"?>
 <w:document xmlns:w="http://schemas.openxmlformats.org/wordprocessingml/2006/main" xmlns:m="http://schemas.openxmlformats.org/officeDocument/2006/math" xmlns:r="http://schemas.openxmlformats.org/officeDocument/2006/relationships" xmlns:o="urn:schemas-microsoft-com:office:office" xmlns:v="urn:schemas-microsoft-com:vml" xmlns:w10="urn:schemas-microsoft-com:office:word" xmlns:a="http://schemas.openxmlformats.org/drawingml/2006/main" xmlns:pic="http://schemas.openxmlformats.org/drawingml/2006/picture" xmlns:wp="http://schemas.openxmlformats.org/drawingml/2006/wordprocessingDrawing">
   <w:body>
-    <w:bookmarkStart w:id="71" w:name="第一轮化学原理化学动力学-习题集"/>
+    <w:bookmarkStart w:id="69" w:name="第一轮化学原理化学动力学-习题集"/>
     <w:p>
       <w:pPr>
         <w:spacing w:after="1800" w:before="1200" w:line="276" w:lineRule="auto"/>
@@ -4914,23 +4914,6 @@
     </w:p>
     <w:p>
       <w:pPr>
-        <w:pStyle w:val="BlockText"/>
-      </w:pPr>
-      <w:r>
-        <w:rPr>
-          <w:rFonts w:hint="eastAsia" w:ascii="Times New Roman" w:hAnsi="Times New Roman" w:eastAsia="FangSong" w:cs="Times New Roman"/>
-        </w:rPr>
-        <w:t>原题</w:t>
-      </w:r>
-      <w:r>
-        <w:rPr>
-          <w:rFonts w:hint="eastAsia" w:ascii="Times New Roman" w:hAnsi="Times New Roman" w:eastAsia="Times New Roman" w:cs="Times New Roman"/>
-        </w:rPr>
-        <w:t>：07-01</w:t>
-      </w:r>
-    </w:p>
-    <w:p>
-      <w:pPr>
         <w:pStyle w:val="FirstParagraph"/>
       </w:pPr>
       <w:r>
@@ -5568,23 +5551,6 @@
     </w:p>
     <w:p>
       <w:pPr>
-        <w:pStyle w:val="BlockText"/>
-      </w:pPr>
-      <w:r>
-        <w:rPr>
-          <w:rFonts w:hint="eastAsia" w:ascii="Times New Roman" w:hAnsi="Times New Roman" w:eastAsia="FangSong" w:cs="Times New Roman"/>
-        </w:rPr>
-        <w:t>原题</w:t>
-      </w:r>
-      <w:r>
-        <w:rPr>
-          <w:rFonts w:hint="eastAsia" w:ascii="Times New Roman" w:hAnsi="Times New Roman" w:eastAsia="Times New Roman" w:cs="Times New Roman"/>
-        </w:rPr>
-        <w:t>：07-03</w:t>
-      </w:r>
-    </w:p>
-    <w:p>
-      <w:pPr>
         <w:pStyle w:val="FirstParagraph"/>
       </w:pPr>
       <w:r>
@@ -6201,23 +6167,6 @@
           <w:rFonts w:hint="eastAsia" w:ascii="Times New Roman" w:hAnsi="Times New Roman" w:eastAsia="Times New Roman" w:cs="Times New Roman"/>
         </w:rPr>
         <w:t>]</w:t>
-      </w:r>
-    </w:p>
-    <w:p>
-      <w:pPr>
-        <w:pStyle w:val="BlockText"/>
-      </w:pPr>
-      <w:r>
-        <w:rPr>
-          <w:rFonts w:hint="eastAsia" w:ascii="Times New Roman" w:hAnsi="Times New Roman" w:eastAsia="FangSong" w:cs="Times New Roman"/>
-        </w:rPr>
-        <w:t>原题</w:t>
-      </w:r>
-      <w:r>
-        <w:rPr>
-          <w:rFonts w:hint="eastAsia" w:ascii="Times New Roman" w:hAnsi="Times New Roman" w:eastAsia="Times New Roman" w:cs="Times New Roman"/>
-        </w:rPr>
-        <w:t>：07-04</w:t>
       </w:r>
     </w:p>
     <w:p>
@@ -6814,23 +6763,6 @@
     </w:p>
     <w:p>
       <w:pPr>
-        <w:pStyle w:val="BlockText"/>
-      </w:pPr>
-      <w:r>
-        <w:rPr>
-          <w:rFonts w:hint="eastAsia" w:ascii="Times New Roman" w:hAnsi="Times New Roman" w:eastAsia="FangSong" w:cs="Times New Roman"/>
-        </w:rPr>
-        <w:t>原题</w:t>
-      </w:r>
-      <w:r>
-        <w:rPr>
-          <w:rFonts w:hint="eastAsia" w:ascii="Times New Roman" w:hAnsi="Times New Roman" w:eastAsia="Times New Roman" w:cs="Times New Roman"/>
-        </w:rPr>
-        <w:t>：07-09</w:t>
-      </w:r>
-    </w:p>
-    <w:p>
-      <w:pPr>
         <w:pStyle w:val="FirstParagraph"/>
       </w:pPr>
       <w:r>
@@ -7381,23 +7313,6 @@
     </w:p>
     <w:p>
       <w:pPr>
-        <w:pStyle w:val="BlockText"/>
-      </w:pPr>
-      <w:r>
-        <w:rPr>
-          <w:rFonts w:hint="eastAsia" w:ascii="Times New Roman" w:hAnsi="Times New Roman" w:eastAsia="FangSong" w:cs="Times New Roman"/>
-        </w:rPr>
-        <w:t>原题</w:t>
-      </w:r>
-      <w:r>
-        <w:rPr>
-          <w:rFonts w:hint="eastAsia" w:ascii="Times New Roman" w:hAnsi="Times New Roman" w:eastAsia="Times New Roman" w:cs="Times New Roman"/>
-        </w:rPr>
-        <w:t>：07-10</w:t>
-      </w:r>
-    </w:p>
-    <w:p>
-      <w:pPr>
         <w:pStyle w:val="FirstParagraph"/>
       </w:pPr>
       <w:r>
@@ -10541,23 +10456,6 @@
           <w:rFonts w:hint="eastAsia" w:ascii="Times New Roman" w:hAnsi="Times New Roman" w:eastAsia="Times New Roman" w:cs="Times New Roman"/>
         </w:rPr>
         <w:t>]</w:t>
-      </w:r>
-    </w:p>
-    <w:p>
-      <w:pPr>
-        <w:pStyle w:val="BlockText"/>
-      </w:pPr>
-      <w:r>
-        <w:rPr>
-          <w:rFonts w:hint="eastAsia" w:ascii="Times New Roman" w:hAnsi="Times New Roman" w:eastAsia="FangSong" w:cs="Times New Roman"/>
-        </w:rPr>
-        <w:t>原题</w:t>
-      </w:r>
-      <w:r>
-        <w:rPr>
-          <w:rFonts w:hint="eastAsia" w:ascii="Times New Roman" w:hAnsi="Times New Roman" w:eastAsia="Times New Roman" w:cs="Times New Roman"/>
-        </w:rPr>
-        <w:t>：07-11</w:t>
       </w:r>
     </w:p>
     <w:p>
@@ -27395,71 +27293,6 @@
     </w:p>
     <w:p>
       <w:pPr>
-        <w:pStyle w:val="BlockText"/>
-      </w:pPr>
-      <w:r>
-        <w:rPr>
-          <w:rFonts w:hint="eastAsia" w:ascii="Times New Roman" w:hAnsi="Times New Roman" w:eastAsia="FangSong" w:cs="Times New Roman"/>
-        </w:rPr>
-        <w:t>原题</w:t>
-      </w:r>
-      <w:r>
-        <w:rPr>
-          <w:rFonts w:hint="eastAsia" w:ascii="Times New Roman" w:hAnsi="Times New Roman" w:eastAsia="Times New Roman" w:cs="Times New Roman"/>
-        </w:rPr>
-        <w:t>：</w:t>
-      </w:r>
-      <w:r>
-        <w:rPr>
-          <w:rFonts w:hint="eastAsia" w:ascii="Times New Roman" w:hAnsi="Times New Roman" w:eastAsia="FangSong" w:cs="Times New Roman"/>
-        </w:rPr>
-        <w:t>题</w:t>
-      </w:r>
-      <w:r>
-        <w:rPr>
-          <w:rFonts w:hint="eastAsia" w:ascii="Times New Roman" w:hAnsi="Times New Roman" w:eastAsia="Times New Roman" w:cs="Times New Roman"/>
-        </w:rPr>
-        <w:t>-035-</w:t>
-      </w:r>
-      <w:r>
-        <w:rPr>
-          <w:rFonts w:hint="eastAsia" w:ascii="Times New Roman" w:hAnsi="Times New Roman" w:eastAsia="FangSong" w:cs="Times New Roman"/>
-        </w:rPr>
-        <w:t>初赛讲义</w:t>
-      </w:r>
-      <w:r>
-        <w:rPr>
-          <w:rFonts w:hint="eastAsia" w:ascii="Times New Roman" w:hAnsi="Times New Roman" w:eastAsia="Times New Roman" w:cs="Times New Roman"/>
-        </w:rPr>
-        <w:t>-</w:t>
-      </w:r>
-      <w:r>
-        <w:rPr>
-          <w:rFonts w:hint="eastAsia" w:ascii="Times New Roman" w:hAnsi="Times New Roman" w:eastAsia="FangSong" w:cs="Times New Roman"/>
-        </w:rPr>
-        <w:t>热力学和动力学初步</w:t>
-      </w:r>
-      <w:r>
-        <w:rPr>
-          <w:rFonts w:hint="eastAsia" w:ascii="Times New Roman" w:hAnsi="Times New Roman" w:eastAsia="Times New Roman" w:cs="Times New Roman"/>
-        </w:rPr>
-        <w:t>-</w:t>
-      </w:r>
-      <w:r>
-        <w:rPr>
-          <w:rFonts w:hint="eastAsia" w:ascii="Times New Roman" w:hAnsi="Times New Roman" w:eastAsia="FangSong" w:cs="Times New Roman"/>
-        </w:rPr>
-        <w:t>习题</w:t>
-      </w:r>
-      <w:r>
-        <w:rPr>
-          <w:rFonts w:hint="eastAsia" w:ascii="Times New Roman" w:hAnsi="Times New Roman" w:eastAsia="Times New Roman" w:cs="Times New Roman"/>
-        </w:rPr>
-        <w:t>8.33</w:t>
-      </w:r>
-    </w:p>
-    <w:p>
-      <w:pPr>
         <w:pStyle w:val="FirstParagraph"/>
       </w:pPr>
       <w:r>
@@ -28124,71 +27957,6 @@
     </w:p>
     <w:p>
       <w:pPr>
-        <w:pStyle w:val="BlockText"/>
-      </w:pPr>
-      <w:r>
-        <w:rPr>
-          <w:rFonts w:hint="eastAsia" w:ascii="Times New Roman" w:hAnsi="Times New Roman" w:eastAsia="FangSong" w:cs="Times New Roman"/>
-        </w:rPr>
-        <w:t>原题</w:t>
-      </w:r>
-      <w:r>
-        <w:rPr>
-          <w:rFonts w:hint="eastAsia" w:ascii="Times New Roman" w:hAnsi="Times New Roman" w:eastAsia="Times New Roman" w:cs="Times New Roman"/>
-        </w:rPr>
-        <w:t>：</w:t>
-      </w:r>
-      <w:r>
-        <w:rPr>
-          <w:rFonts w:hint="eastAsia" w:ascii="Times New Roman" w:hAnsi="Times New Roman" w:eastAsia="FangSong" w:cs="Times New Roman"/>
-        </w:rPr>
-        <w:t>题</w:t>
-      </w:r>
-      <w:r>
-        <w:rPr>
-          <w:rFonts w:hint="eastAsia" w:ascii="Times New Roman" w:hAnsi="Times New Roman" w:eastAsia="Times New Roman" w:cs="Times New Roman"/>
-        </w:rPr>
-        <w:t>-041-</w:t>
-      </w:r>
-      <w:r>
-        <w:rPr>
-          <w:rFonts w:hint="eastAsia" w:ascii="Times New Roman" w:hAnsi="Times New Roman" w:eastAsia="FangSong" w:cs="Times New Roman"/>
-        </w:rPr>
-        <w:t>初赛讲义</w:t>
-      </w:r>
-      <w:r>
-        <w:rPr>
-          <w:rFonts w:hint="eastAsia" w:ascii="Times New Roman" w:hAnsi="Times New Roman" w:eastAsia="Times New Roman" w:cs="Times New Roman"/>
-        </w:rPr>
-        <w:t>-</w:t>
-      </w:r>
-      <w:r>
-        <w:rPr>
-          <w:rFonts w:hint="eastAsia" w:ascii="Times New Roman" w:hAnsi="Times New Roman" w:eastAsia="FangSong" w:cs="Times New Roman"/>
-        </w:rPr>
-        <w:t>热力学和动力学初步</w:t>
-      </w:r>
-      <w:r>
-        <w:rPr>
-          <w:rFonts w:hint="eastAsia" w:ascii="Times New Roman" w:hAnsi="Times New Roman" w:eastAsia="Times New Roman" w:cs="Times New Roman"/>
-        </w:rPr>
-        <w:t>-</w:t>
-      </w:r>
-      <w:r>
-        <w:rPr>
-          <w:rFonts w:hint="eastAsia" w:ascii="Times New Roman" w:hAnsi="Times New Roman" w:eastAsia="FangSong" w:cs="Times New Roman"/>
-        </w:rPr>
-        <w:t>习题</w:t>
-      </w:r>
-      <w:r>
-        <w:rPr>
-          <w:rFonts w:hint="eastAsia" w:ascii="Times New Roman" w:hAnsi="Times New Roman" w:eastAsia="Times New Roman" w:cs="Times New Roman"/>
-        </w:rPr>
-        <w:t>8.42</w:t>
-      </w:r>
-    </w:p>
-    <w:p>
-      <w:pPr>
         <w:pStyle w:val="FirstParagraph"/>
       </w:pPr>
       <w:r>
@@ -28800,71 +28568,6 @@
       <w:r>
         <w:rPr>
           <w:rFonts w:hint="eastAsia" w:ascii="Times New Roman" w:hAnsi="Times New Roman" w:eastAsia="SimHei" w:cs="Times New Roman"/>
-        </w:rPr>
-        <w:t>习题</w:t>
-      </w:r>
-      <w:r>
-        <w:rPr>
-          <w:rFonts w:hint="eastAsia" w:ascii="Times New Roman" w:hAnsi="Times New Roman" w:eastAsia="Times New Roman" w:cs="Times New Roman"/>
-        </w:rPr>
-        <w:t>8.43</w:t>
-      </w:r>
-    </w:p>
-    <w:p>
-      <w:pPr>
-        <w:pStyle w:val="BlockText"/>
-      </w:pPr>
-      <w:r>
-        <w:rPr>
-          <w:rFonts w:hint="eastAsia" w:ascii="Times New Roman" w:hAnsi="Times New Roman" w:eastAsia="FangSong" w:cs="Times New Roman"/>
-        </w:rPr>
-        <w:t>原题</w:t>
-      </w:r>
-      <w:r>
-        <w:rPr>
-          <w:rFonts w:hint="eastAsia" w:ascii="Times New Roman" w:hAnsi="Times New Roman" w:eastAsia="Times New Roman" w:cs="Times New Roman"/>
-        </w:rPr>
-        <w:t>：</w:t>
-      </w:r>
-      <w:r>
-        <w:rPr>
-          <w:rFonts w:hint="eastAsia" w:ascii="Times New Roman" w:hAnsi="Times New Roman" w:eastAsia="FangSong" w:cs="Times New Roman"/>
-        </w:rPr>
-        <w:t>题</w:t>
-      </w:r>
-      <w:r>
-        <w:rPr>
-          <w:rFonts w:hint="eastAsia" w:ascii="Times New Roman" w:hAnsi="Times New Roman" w:eastAsia="Times New Roman" w:cs="Times New Roman"/>
-        </w:rPr>
-        <w:t>-054-</w:t>
-      </w:r>
-      <w:r>
-        <w:rPr>
-          <w:rFonts w:hint="eastAsia" w:ascii="Times New Roman" w:hAnsi="Times New Roman" w:eastAsia="FangSong" w:cs="Times New Roman"/>
-        </w:rPr>
-        <w:t>初赛讲义</w:t>
-      </w:r>
-      <w:r>
-        <w:rPr>
-          <w:rFonts w:hint="eastAsia" w:ascii="Times New Roman" w:hAnsi="Times New Roman" w:eastAsia="Times New Roman" w:cs="Times New Roman"/>
-        </w:rPr>
-        <w:t>-</w:t>
-      </w:r>
-      <w:r>
-        <w:rPr>
-          <w:rFonts w:hint="eastAsia" w:ascii="Times New Roman" w:hAnsi="Times New Roman" w:eastAsia="FangSong" w:cs="Times New Roman"/>
-        </w:rPr>
-        <w:t>热力学和动力学初步</w:t>
-      </w:r>
-      <w:r>
-        <w:rPr>
-          <w:rFonts w:hint="eastAsia" w:ascii="Times New Roman" w:hAnsi="Times New Roman" w:eastAsia="Times New Roman" w:cs="Times New Roman"/>
-        </w:rPr>
-        <w:t>-</w:t>
-      </w:r>
-      <w:r>
-        <w:rPr>
-          <w:rFonts w:hint="eastAsia" w:ascii="Times New Roman" w:hAnsi="Times New Roman" w:eastAsia="FangSong" w:cs="Times New Roman"/>
         </w:rPr>
         <w:t>习题</w:t>
       </w:r>
@@ -30112,71 +29815,6 @@
     </w:p>
     <w:p>
       <w:pPr>
-        <w:pStyle w:val="BlockText"/>
-      </w:pPr>
-      <w:r>
-        <w:rPr>
-          <w:rFonts w:hint="eastAsia" w:ascii="Times New Roman" w:hAnsi="Times New Roman" w:eastAsia="FangSong" w:cs="Times New Roman"/>
-        </w:rPr>
-        <w:t>原题</w:t>
-      </w:r>
-      <w:r>
-        <w:rPr>
-          <w:rFonts w:hint="eastAsia" w:ascii="Times New Roman" w:hAnsi="Times New Roman" w:eastAsia="Times New Roman" w:cs="Times New Roman"/>
-        </w:rPr>
-        <w:t>：</w:t>
-      </w:r>
-      <w:r>
-        <w:rPr>
-          <w:rFonts w:hint="eastAsia" w:ascii="Times New Roman" w:hAnsi="Times New Roman" w:eastAsia="FangSong" w:cs="Times New Roman"/>
-        </w:rPr>
-        <w:t>题</w:t>
-      </w:r>
-      <w:r>
-        <w:rPr>
-          <w:rFonts w:hint="eastAsia" w:ascii="Times New Roman" w:hAnsi="Times New Roman" w:eastAsia="Times New Roman" w:cs="Times New Roman"/>
-        </w:rPr>
-        <w:t>-047-</w:t>
-      </w:r>
-      <w:r>
-        <w:rPr>
-          <w:rFonts w:hint="eastAsia" w:ascii="Times New Roman" w:hAnsi="Times New Roman" w:eastAsia="FangSong" w:cs="Times New Roman"/>
-        </w:rPr>
-        <w:t>初赛讲义</w:t>
-      </w:r>
-      <w:r>
-        <w:rPr>
-          <w:rFonts w:hint="eastAsia" w:ascii="Times New Roman" w:hAnsi="Times New Roman" w:eastAsia="Times New Roman" w:cs="Times New Roman"/>
-        </w:rPr>
-        <w:t>-</w:t>
-      </w:r>
-      <w:r>
-        <w:rPr>
-          <w:rFonts w:hint="eastAsia" w:ascii="Times New Roman" w:hAnsi="Times New Roman" w:eastAsia="FangSong" w:cs="Times New Roman"/>
-        </w:rPr>
-        <w:t>热力学和动力学初步</w:t>
-      </w:r>
-      <w:r>
-        <w:rPr>
-          <w:rFonts w:hint="eastAsia" w:ascii="Times New Roman" w:hAnsi="Times New Roman" w:eastAsia="Times New Roman" w:cs="Times New Roman"/>
-        </w:rPr>
-        <w:t>-</w:t>
-      </w:r>
-      <w:r>
-        <w:rPr>
-          <w:rFonts w:hint="eastAsia" w:ascii="Times New Roman" w:hAnsi="Times New Roman" w:eastAsia="FangSong" w:cs="Times New Roman"/>
-        </w:rPr>
-        <w:t>习题</w:t>
-      </w:r>
-      <w:r>
-        <w:rPr>
-          <w:rFonts w:hint="eastAsia" w:ascii="Times New Roman" w:hAnsi="Times New Roman" w:eastAsia="Times New Roman" w:cs="Times New Roman"/>
-        </w:rPr>
-        <w:t>8.49</w:t>
-      </w:r>
-    </w:p>
-    <w:p>
-      <w:pPr>
         <w:pStyle w:val="FirstParagraph"/>
       </w:pPr>
       <w:r>
@@ -31139,71 +30777,6 @@
     </w:p>
     <w:p>
       <w:pPr>
-        <w:pStyle w:val="BlockText"/>
-      </w:pPr>
-      <w:r>
-        <w:rPr>
-          <w:rFonts w:hint="eastAsia" w:ascii="Times New Roman" w:hAnsi="Times New Roman" w:eastAsia="FangSong" w:cs="Times New Roman"/>
-        </w:rPr>
-        <w:t>原题</w:t>
-      </w:r>
-      <w:r>
-        <w:rPr>
-          <w:rFonts w:hint="eastAsia" w:ascii="Times New Roman" w:hAnsi="Times New Roman" w:eastAsia="Times New Roman" w:cs="Times New Roman"/>
-        </w:rPr>
-        <w:t>：</w:t>
-      </w:r>
-      <w:r>
-        <w:rPr>
-          <w:rFonts w:hint="eastAsia" w:ascii="Times New Roman" w:hAnsi="Times New Roman" w:eastAsia="FangSong" w:cs="Times New Roman"/>
-        </w:rPr>
-        <w:t>题</w:t>
-      </w:r>
-      <w:r>
-        <w:rPr>
-          <w:rFonts w:hint="eastAsia" w:ascii="Times New Roman" w:hAnsi="Times New Roman" w:eastAsia="Times New Roman" w:cs="Times New Roman"/>
-        </w:rPr>
-        <w:t>-052-</w:t>
-      </w:r>
-      <w:r>
-        <w:rPr>
-          <w:rFonts w:hint="eastAsia" w:ascii="Times New Roman" w:hAnsi="Times New Roman" w:eastAsia="FangSong" w:cs="Times New Roman"/>
-        </w:rPr>
-        <w:t>初赛讲义</w:t>
-      </w:r>
-      <w:r>
-        <w:rPr>
-          <w:rFonts w:hint="eastAsia" w:ascii="Times New Roman" w:hAnsi="Times New Roman" w:eastAsia="Times New Roman" w:cs="Times New Roman"/>
-        </w:rPr>
-        <w:t>-</w:t>
-      </w:r>
-      <w:r>
-        <w:rPr>
-          <w:rFonts w:hint="eastAsia" w:ascii="Times New Roman" w:hAnsi="Times New Roman" w:eastAsia="FangSong" w:cs="Times New Roman"/>
-        </w:rPr>
-        <w:t>热力学和动力学初步</w:t>
-      </w:r>
-      <w:r>
-        <w:rPr>
-          <w:rFonts w:hint="eastAsia" w:ascii="Times New Roman" w:hAnsi="Times New Roman" w:eastAsia="Times New Roman" w:cs="Times New Roman"/>
-        </w:rPr>
-        <w:t>-</w:t>
-      </w:r>
-      <w:r>
-        <w:rPr>
-          <w:rFonts w:hint="eastAsia" w:ascii="Times New Roman" w:hAnsi="Times New Roman" w:eastAsia="FangSong" w:cs="Times New Roman"/>
-        </w:rPr>
-        <w:t>习题</w:t>
-      </w:r>
-      <w:r>
-        <w:rPr>
-          <w:rFonts w:hint="eastAsia" w:ascii="Times New Roman" w:hAnsi="Times New Roman" w:eastAsia="Times New Roman" w:cs="Times New Roman"/>
-        </w:rPr>
-        <w:t>8.25</w:t>
-      </w:r>
-    </w:p>
-    <w:p>
-      <w:pPr>
         <w:pStyle w:val="FirstParagraph"/>
       </w:pPr>
       <w:r>
@@ -32010,71 +31583,6 @@
       <w:r>
         <w:rPr>
           <w:rFonts w:hint="eastAsia" w:ascii="Times New Roman" w:hAnsi="Times New Roman" w:eastAsia="SimHei" w:cs="Times New Roman"/>
-        </w:rPr>
-        <w:t>习题</w:t>
-      </w:r>
-      <w:r>
-        <w:rPr>
-          <w:rFonts w:hint="eastAsia" w:ascii="Times New Roman" w:hAnsi="Times New Roman" w:eastAsia="Times New Roman" w:cs="Times New Roman"/>
-        </w:rPr>
-        <w:t>1</w:t>
-      </w:r>
-    </w:p>
-    <w:p>
-      <w:pPr>
-        <w:pStyle w:val="BlockText"/>
-      </w:pPr>
-      <w:r>
-        <w:rPr>
-          <w:rFonts w:hint="eastAsia" w:ascii="Times New Roman" w:hAnsi="Times New Roman" w:eastAsia="FangSong" w:cs="Times New Roman"/>
-        </w:rPr>
-        <w:t>原题</w:t>
-      </w:r>
-      <w:r>
-        <w:rPr>
-          <w:rFonts w:hint="eastAsia" w:ascii="Times New Roman" w:hAnsi="Times New Roman" w:eastAsia="Times New Roman" w:cs="Times New Roman"/>
-        </w:rPr>
-        <w:t>：</w:t>
-      </w:r>
-      <w:r>
-        <w:rPr>
-          <w:rFonts w:hint="eastAsia" w:ascii="Times New Roman" w:hAnsi="Times New Roman" w:eastAsia="FangSong" w:cs="Times New Roman"/>
-        </w:rPr>
-        <w:t>题</w:t>
-      </w:r>
-      <w:r>
-        <w:rPr>
-          <w:rFonts w:hint="eastAsia" w:ascii="Times New Roman" w:hAnsi="Times New Roman" w:eastAsia="Times New Roman" w:cs="Times New Roman"/>
-        </w:rPr>
-        <w:t>-056-</w:t>
-      </w:r>
-      <w:r>
-        <w:rPr>
-          <w:rFonts w:hint="eastAsia" w:ascii="Times New Roman" w:hAnsi="Times New Roman" w:eastAsia="FangSong" w:cs="Times New Roman"/>
-        </w:rPr>
-        <w:t>上海中学</w:t>
-      </w:r>
-      <w:r>
-        <w:rPr>
-          <w:rFonts w:hint="eastAsia" w:ascii="Times New Roman" w:hAnsi="Times New Roman" w:eastAsia="Times New Roman" w:cs="Times New Roman"/>
-        </w:rPr>
-        <w:t>-</w:t>
-      </w:r>
-      <w:r>
-        <w:rPr>
-          <w:rFonts w:hint="eastAsia" w:ascii="Times New Roman" w:hAnsi="Times New Roman" w:eastAsia="FangSong" w:cs="Times New Roman"/>
-        </w:rPr>
-        <w:t>化学动力学基础</w:t>
-      </w:r>
-      <w:r>
-        <w:rPr>
-          <w:rFonts w:hint="eastAsia" w:ascii="Times New Roman" w:hAnsi="Times New Roman" w:eastAsia="Times New Roman" w:cs="Times New Roman"/>
-        </w:rPr>
-        <w:t>-</w:t>
-      </w:r>
-      <w:r>
-        <w:rPr>
-          <w:rFonts w:hint="eastAsia" w:ascii="Times New Roman" w:hAnsi="Times New Roman" w:eastAsia="FangSong" w:cs="Times New Roman"/>
         </w:rPr>
         <w:t>习题</w:t>
       </w:r>
@@ -37170,71 +36678,6 @@
     </w:p>
     <w:p>
       <w:pPr>
-        <w:pStyle w:val="BlockText"/>
-      </w:pPr>
-      <w:r>
-        <w:rPr>
-          <w:rFonts w:hint="eastAsia" w:ascii="Times New Roman" w:hAnsi="Times New Roman" w:eastAsia="FangSong" w:cs="Times New Roman"/>
-        </w:rPr>
-        <w:t>原题</w:t>
-      </w:r>
-      <w:r>
-        <w:rPr>
-          <w:rFonts w:hint="eastAsia" w:ascii="Times New Roman" w:hAnsi="Times New Roman" w:eastAsia="Times New Roman" w:cs="Times New Roman"/>
-        </w:rPr>
-        <w:t>：</w:t>
-      </w:r>
-      <w:r>
-        <w:rPr>
-          <w:rFonts w:hint="eastAsia" w:ascii="Times New Roman" w:hAnsi="Times New Roman" w:eastAsia="FangSong" w:cs="Times New Roman"/>
-        </w:rPr>
-        <w:t>题</w:t>
-      </w:r>
-      <w:r>
-        <w:rPr>
-          <w:rFonts w:hint="eastAsia" w:ascii="Times New Roman" w:hAnsi="Times New Roman" w:eastAsia="Times New Roman" w:cs="Times New Roman"/>
-        </w:rPr>
-        <w:t>-</w:t>
-      </w:r>
-      <w:r>
-        <w:rPr>
-          <w:rFonts w:hint="eastAsia" w:ascii="Times New Roman" w:hAnsi="Times New Roman" w:eastAsia="FangSong" w:cs="Times New Roman"/>
-        </w:rPr>
-        <w:t>赵鑫光</w:t>
-      </w:r>
-      <w:r>
-        <w:rPr>
-          <w:rFonts w:hint="eastAsia" w:ascii="Times New Roman" w:hAnsi="Times New Roman" w:eastAsia="Times New Roman" w:cs="Times New Roman"/>
-        </w:rPr>
-        <w:t>-</w:t>
-      </w:r>
-      <w:r>
-        <w:rPr>
-          <w:rFonts w:hint="eastAsia" w:ascii="Times New Roman" w:hAnsi="Times New Roman" w:eastAsia="FangSong" w:cs="Times New Roman"/>
-        </w:rPr>
-        <w:t>动力学</w:t>
-      </w:r>
-      <w:r>
-        <w:rPr>
-          <w:rFonts w:hint="eastAsia" w:ascii="Times New Roman" w:hAnsi="Times New Roman" w:eastAsia="Times New Roman" w:cs="Times New Roman"/>
-        </w:rPr>
-        <w:t>-</w:t>
-      </w:r>
-      <w:r>
-        <w:rPr>
-          <w:rFonts w:hint="eastAsia" w:ascii="Times New Roman" w:hAnsi="Times New Roman" w:eastAsia="FangSong" w:cs="Times New Roman"/>
-        </w:rPr>
-        <w:t>习</w:t>
-      </w:r>
-      <w:r>
-        <w:rPr>
-          <w:rFonts w:hint="eastAsia" w:ascii="Times New Roman" w:hAnsi="Times New Roman" w:eastAsia="Times New Roman" w:cs="Times New Roman"/>
-        </w:rPr>
-        <w:t>34</w:t>
-      </w:r>
-    </w:p>
-    <w:p>
-      <w:pPr>
         <w:pStyle w:val="FirstParagraph"/>
       </w:pPr>
       <w:r>
@@ -37406,71 +36849,6 @@
           <w:rFonts w:hint="eastAsia" w:ascii="Times New Roman" w:hAnsi="Times New Roman" w:eastAsia="Times New Roman" w:cs="Times New Roman"/>
         </w:rPr>
         <w:t>]</w:t>
-      </w:r>
-    </w:p>
-    <w:p>
-      <w:pPr>
-        <w:pStyle w:val="BlockText"/>
-      </w:pPr>
-      <w:r>
-        <w:rPr>
-          <w:rFonts w:hint="eastAsia" w:ascii="Times New Roman" w:hAnsi="Times New Roman" w:eastAsia="FangSong" w:cs="Times New Roman"/>
-        </w:rPr>
-        <w:t>原题</w:t>
-      </w:r>
-      <w:r>
-        <w:rPr>
-          <w:rFonts w:hint="eastAsia" w:ascii="Times New Roman" w:hAnsi="Times New Roman" w:eastAsia="Times New Roman" w:cs="Times New Roman"/>
-        </w:rPr>
-        <w:t>：</w:t>
-      </w:r>
-      <w:r>
-        <w:rPr>
-          <w:rFonts w:hint="eastAsia" w:ascii="Times New Roman" w:hAnsi="Times New Roman" w:eastAsia="FangSong" w:cs="Times New Roman"/>
-        </w:rPr>
-        <w:t>题</w:t>
-      </w:r>
-      <w:r>
-        <w:rPr>
-          <w:rFonts w:hint="eastAsia" w:ascii="Times New Roman" w:hAnsi="Times New Roman" w:eastAsia="Times New Roman" w:cs="Times New Roman"/>
-        </w:rPr>
-        <w:t>-</w:t>
-      </w:r>
-      <w:r>
-        <w:rPr>
-          <w:rFonts w:hint="eastAsia" w:ascii="Times New Roman" w:hAnsi="Times New Roman" w:eastAsia="FangSong" w:cs="Times New Roman"/>
-        </w:rPr>
-        <w:t>赵鑫光</w:t>
-      </w:r>
-      <w:r>
-        <w:rPr>
-          <w:rFonts w:hint="eastAsia" w:ascii="Times New Roman" w:hAnsi="Times New Roman" w:eastAsia="Times New Roman" w:cs="Times New Roman"/>
-        </w:rPr>
-        <w:t>-</w:t>
-      </w:r>
-      <w:r>
-        <w:rPr>
-          <w:rFonts w:hint="eastAsia" w:ascii="Times New Roman" w:hAnsi="Times New Roman" w:eastAsia="FangSong" w:cs="Times New Roman"/>
-        </w:rPr>
-        <w:t>动力学</w:t>
-      </w:r>
-      <w:r>
-        <w:rPr>
-          <w:rFonts w:hint="eastAsia" w:ascii="Times New Roman" w:hAnsi="Times New Roman" w:eastAsia="Times New Roman" w:cs="Times New Roman"/>
-        </w:rPr>
-        <w:t>-</w:t>
-      </w:r>
-      <w:r>
-        <w:rPr>
-          <w:rFonts w:hint="eastAsia" w:ascii="Times New Roman" w:hAnsi="Times New Roman" w:eastAsia="FangSong" w:cs="Times New Roman"/>
-        </w:rPr>
-        <w:t>习</w:t>
-      </w:r>
-      <w:r>
-        <w:rPr>
-          <w:rFonts w:hint="eastAsia" w:ascii="Times New Roman" w:hAnsi="Times New Roman" w:eastAsia="Times New Roman" w:cs="Times New Roman"/>
-        </w:rPr>
-        <w:t>36</w:t>
       </w:r>
     </w:p>
     <w:p>
@@ -38604,71 +37982,6 @@
     </w:p>
     <w:p>
       <w:pPr>
-        <w:pStyle w:val="BlockText"/>
-      </w:pPr>
-      <w:r>
-        <w:rPr>
-          <w:rFonts w:hint="eastAsia" w:ascii="Times New Roman" w:hAnsi="Times New Roman" w:eastAsia="FangSong" w:cs="Times New Roman"/>
-        </w:rPr>
-        <w:t>原题</w:t>
-      </w:r>
-      <w:r>
-        <w:rPr>
-          <w:rFonts w:hint="eastAsia" w:ascii="Times New Roman" w:hAnsi="Times New Roman" w:eastAsia="Times New Roman" w:cs="Times New Roman"/>
-        </w:rPr>
-        <w:t>：</w:t>
-      </w:r>
-      <w:r>
-        <w:rPr>
-          <w:rFonts w:hint="eastAsia" w:ascii="Times New Roman" w:hAnsi="Times New Roman" w:eastAsia="FangSong" w:cs="Times New Roman"/>
-        </w:rPr>
-        <w:t>题</w:t>
-      </w:r>
-      <w:r>
-        <w:rPr>
-          <w:rFonts w:hint="eastAsia" w:ascii="Times New Roman" w:hAnsi="Times New Roman" w:eastAsia="Times New Roman" w:cs="Times New Roman"/>
-        </w:rPr>
-        <w:t>-</w:t>
-      </w:r>
-      <w:r>
-        <w:rPr>
-          <w:rFonts w:hint="eastAsia" w:ascii="Times New Roman" w:hAnsi="Times New Roman" w:eastAsia="FangSong" w:cs="Times New Roman"/>
-        </w:rPr>
-        <w:t>赵鑫光</w:t>
-      </w:r>
-      <w:r>
-        <w:rPr>
-          <w:rFonts w:hint="eastAsia" w:ascii="Times New Roman" w:hAnsi="Times New Roman" w:eastAsia="Times New Roman" w:cs="Times New Roman"/>
-        </w:rPr>
-        <w:t>-</w:t>
-      </w:r>
-      <w:r>
-        <w:rPr>
-          <w:rFonts w:hint="eastAsia" w:ascii="Times New Roman" w:hAnsi="Times New Roman" w:eastAsia="FangSong" w:cs="Times New Roman"/>
-        </w:rPr>
-        <w:t>动力学</w:t>
-      </w:r>
-      <w:r>
-        <w:rPr>
-          <w:rFonts w:hint="eastAsia" w:ascii="Times New Roman" w:hAnsi="Times New Roman" w:eastAsia="Times New Roman" w:cs="Times New Roman"/>
-        </w:rPr>
-        <w:t>-</w:t>
-      </w:r>
-      <w:r>
-        <w:rPr>
-          <w:rFonts w:hint="eastAsia" w:ascii="Times New Roman" w:hAnsi="Times New Roman" w:eastAsia="FangSong" w:cs="Times New Roman"/>
-        </w:rPr>
-        <w:t>习</w:t>
-      </w:r>
-      <w:r>
-        <w:rPr>
-          <w:rFonts w:hint="eastAsia" w:ascii="Times New Roman" w:hAnsi="Times New Roman" w:eastAsia="Times New Roman" w:cs="Times New Roman"/>
-        </w:rPr>
-        <w:t>37</w:t>
-      </w:r>
-    </w:p>
-    <w:p>
-      <w:pPr>
         <w:pStyle w:val="FirstParagraph"/>
       </w:pPr>
       <w:r>
@@ -38918,71 +38231,6 @@
           <w:rFonts w:hint="eastAsia" w:ascii="Times New Roman" w:hAnsi="Times New Roman" w:eastAsia="Times New Roman" w:cs="Times New Roman"/>
         </w:rPr>
         <w:t>]</w:t>
-      </w:r>
-    </w:p>
-    <w:p>
-      <w:pPr>
-        <w:pStyle w:val="BlockText"/>
-      </w:pPr>
-      <w:r>
-        <w:rPr>
-          <w:rFonts w:hint="eastAsia" w:ascii="Times New Roman" w:hAnsi="Times New Roman" w:eastAsia="FangSong" w:cs="Times New Roman"/>
-        </w:rPr>
-        <w:t>原题</w:t>
-      </w:r>
-      <w:r>
-        <w:rPr>
-          <w:rFonts w:hint="eastAsia" w:ascii="Times New Roman" w:hAnsi="Times New Roman" w:eastAsia="Times New Roman" w:cs="Times New Roman"/>
-        </w:rPr>
-        <w:t>：</w:t>
-      </w:r>
-      <w:r>
-        <w:rPr>
-          <w:rFonts w:hint="eastAsia" w:ascii="Times New Roman" w:hAnsi="Times New Roman" w:eastAsia="FangSong" w:cs="Times New Roman"/>
-        </w:rPr>
-        <w:t>题</w:t>
-      </w:r>
-      <w:r>
-        <w:rPr>
-          <w:rFonts w:hint="eastAsia" w:ascii="Times New Roman" w:hAnsi="Times New Roman" w:eastAsia="Times New Roman" w:cs="Times New Roman"/>
-        </w:rPr>
-        <w:t>-</w:t>
-      </w:r>
-      <w:r>
-        <w:rPr>
-          <w:rFonts w:hint="eastAsia" w:ascii="Times New Roman" w:hAnsi="Times New Roman" w:eastAsia="FangSong" w:cs="Times New Roman"/>
-        </w:rPr>
-        <w:t>赵鑫光</w:t>
-      </w:r>
-      <w:r>
-        <w:rPr>
-          <w:rFonts w:hint="eastAsia" w:ascii="Times New Roman" w:hAnsi="Times New Roman" w:eastAsia="Times New Roman" w:cs="Times New Roman"/>
-        </w:rPr>
-        <w:t>-</w:t>
-      </w:r>
-      <w:r>
-        <w:rPr>
-          <w:rFonts w:hint="eastAsia" w:ascii="Times New Roman" w:hAnsi="Times New Roman" w:eastAsia="FangSong" w:cs="Times New Roman"/>
-        </w:rPr>
-        <w:t>动力学</w:t>
-      </w:r>
-      <w:r>
-        <w:rPr>
-          <w:rFonts w:hint="eastAsia" w:ascii="Times New Roman" w:hAnsi="Times New Roman" w:eastAsia="Times New Roman" w:cs="Times New Roman"/>
-        </w:rPr>
-        <w:t>-</w:t>
-      </w:r>
-      <w:r>
-        <w:rPr>
-          <w:rFonts w:hint="eastAsia" w:ascii="Times New Roman" w:hAnsi="Times New Roman" w:eastAsia="FangSong" w:cs="Times New Roman"/>
-        </w:rPr>
-        <w:t>习</w:t>
-      </w:r>
-      <w:r>
-        <w:rPr>
-          <w:rFonts w:hint="eastAsia" w:ascii="Times New Roman" w:hAnsi="Times New Roman" w:eastAsia="Times New Roman" w:cs="Times New Roman"/>
-        </w:rPr>
-        <w:t>38</w:t>
       </w:r>
     </w:p>
     <w:p>
@@ -39473,71 +38721,6 @@
     </w:p>
     <w:p>
       <w:pPr>
-        <w:pStyle w:val="BlockText"/>
-      </w:pPr>
-      <w:r>
-        <w:rPr>
-          <w:rFonts w:hint="eastAsia" w:ascii="Times New Roman" w:hAnsi="Times New Roman" w:eastAsia="FangSong" w:cs="Times New Roman"/>
-        </w:rPr>
-        <w:t>原题</w:t>
-      </w:r>
-      <w:r>
-        <w:rPr>
-          <w:rFonts w:hint="eastAsia" w:ascii="Times New Roman" w:hAnsi="Times New Roman" w:eastAsia="Times New Roman" w:cs="Times New Roman"/>
-        </w:rPr>
-        <w:t>：</w:t>
-      </w:r>
-      <w:r>
-        <w:rPr>
-          <w:rFonts w:hint="eastAsia" w:ascii="Times New Roman" w:hAnsi="Times New Roman" w:eastAsia="FangSong" w:cs="Times New Roman"/>
-        </w:rPr>
-        <w:t>题</w:t>
-      </w:r>
-      <w:r>
-        <w:rPr>
-          <w:rFonts w:hint="eastAsia" w:ascii="Times New Roman" w:hAnsi="Times New Roman" w:eastAsia="Times New Roman" w:cs="Times New Roman"/>
-        </w:rPr>
-        <w:t>-</w:t>
-      </w:r>
-      <w:r>
-        <w:rPr>
-          <w:rFonts w:hint="eastAsia" w:ascii="Times New Roman" w:hAnsi="Times New Roman" w:eastAsia="FangSong" w:cs="Times New Roman"/>
-        </w:rPr>
-        <w:t>赵鑫光</w:t>
-      </w:r>
-      <w:r>
-        <w:rPr>
-          <w:rFonts w:hint="eastAsia" w:ascii="Times New Roman" w:hAnsi="Times New Roman" w:eastAsia="Times New Roman" w:cs="Times New Roman"/>
-        </w:rPr>
-        <w:t>-</w:t>
-      </w:r>
-      <w:r>
-        <w:rPr>
-          <w:rFonts w:hint="eastAsia" w:ascii="Times New Roman" w:hAnsi="Times New Roman" w:eastAsia="FangSong" w:cs="Times New Roman"/>
-        </w:rPr>
-        <w:t>动力学</w:t>
-      </w:r>
-      <w:r>
-        <w:rPr>
-          <w:rFonts w:hint="eastAsia" w:ascii="Times New Roman" w:hAnsi="Times New Roman" w:eastAsia="Times New Roman" w:cs="Times New Roman"/>
-        </w:rPr>
-        <w:t>-</w:t>
-      </w:r>
-      <w:r>
-        <w:rPr>
-          <w:rFonts w:hint="eastAsia" w:ascii="Times New Roman" w:hAnsi="Times New Roman" w:eastAsia="FangSong" w:cs="Times New Roman"/>
-        </w:rPr>
-        <w:t>习</w:t>
-      </w:r>
-      <w:r>
-        <w:rPr>
-          <w:rFonts w:hint="eastAsia" w:ascii="Times New Roman" w:hAnsi="Times New Roman" w:eastAsia="Times New Roman" w:cs="Times New Roman"/>
-        </w:rPr>
-        <w:t>40</w:t>
-      </w:r>
-    </w:p>
-    <w:p>
-      <w:pPr>
         <w:pStyle w:val="FirstParagraph"/>
       </w:pPr>
       <w:r>
@@ -40006,71 +39189,6 @@
           <w:rFonts w:hint="eastAsia" w:ascii="Times New Roman" w:hAnsi="Times New Roman" w:eastAsia="Times New Roman" w:cs="Times New Roman"/>
         </w:rPr>
         <w:t>]</w:t>
-      </w:r>
-    </w:p>
-    <w:p>
-      <w:pPr>
-        <w:pStyle w:val="BlockText"/>
-      </w:pPr>
-      <w:r>
-        <w:rPr>
-          <w:rFonts w:hint="eastAsia" w:ascii="Times New Roman" w:hAnsi="Times New Roman" w:eastAsia="FangSong" w:cs="Times New Roman"/>
-        </w:rPr>
-        <w:t>原题</w:t>
-      </w:r>
-      <w:r>
-        <w:rPr>
-          <w:rFonts w:hint="eastAsia" w:ascii="Times New Roman" w:hAnsi="Times New Roman" w:eastAsia="Times New Roman" w:cs="Times New Roman"/>
-        </w:rPr>
-        <w:t>：</w:t>
-      </w:r>
-      <w:r>
-        <w:rPr>
-          <w:rFonts w:hint="eastAsia" w:ascii="Times New Roman" w:hAnsi="Times New Roman" w:eastAsia="FangSong" w:cs="Times New Roman"/>
-        </w:rPr>
-        <w:t>题</w:t>
-      </w:r>
-      <w:r>
-        <w:rPr>
-          <w:rFonts w:hint="eastAsia" w:ascii="Times New Roman" w:hAnsi="Times New Roman" w:eastAsia="Times New Roman" w:cs="Times New Roman"/>
-        </w:rPr>
-        <w:t>-</w:t>
-      </w:r>
-      <w:r>
-        <w:rPr>
-          <w:rFonts w:hint="eastAsia" w:ascii="Times New Roman" w:hAnsi="Times New Roman" w:eastAsia="FangSong" w:cs="Times New Roman"/>
-        </w:rPr>
-        <w:t>赵鑫光</w:t>
-      </w:r>
-      <w:r>
-        <w:rPr>
-          <w:rFonts w:hint="eastAsia" w:ascii="Times New Roman" w:hAnsi="Times New Roman" w:eastAsia="Times New Roman" w:cs="Times New Roman"/>
-        </w:rPr>
-        <w:t>-</w:t>
-      </w:r>
-      <w:r>
-        <w:rPr>
-          <w:rFonts w:hint="eastAsia" w:ascii="Times New Roman" w:hAnsi="Times New Roman" w:eastAsia="FangSong" w:cs="Times New Roman"/>
-        </w:rPr>
-        <w:t>动力学</w:t>
-      </w:r>
-      <w:r>
-        <w:rPr>
-          <w:rFonts w:hint="eastAsia" w:ascii="Times New Roman" w:hAnsi="Times New Roman" w:eastAsia="Times New Roman" w:cs="Times New Roman"/>
-        </w:rPr>
-        <w:t>-</w:t>
-      </w:r>
-      <w:r>
-        <w:rPr>
-          <w:rFonts w:hint="eastAsia" w:ascii="Times New Roman" w:hAnsi="Times New Roman" w:eastAsia="FangSong" w:cs="Times New Roman"/>
-        </w:rPr>
-        <w:t>习</w:t>
-      </w:r>
-      <w:r>
-        <w:rPr>
-          <w:rFonts w:hint="eastAsia" w:ascii="Times New Roman" w:hAnsi="Times New Roman" w:eastAsia="Times New Roman" w:cs="Times New Roman"/>
-        </w:rPr>
-        <w:t>42</w:t>
       </w:r>
     </w:p>
     <w:p>
@@ -40308,4495 +39426,7 @@
     </w:p>
     <w:bookmarkEnd w:id="67"/>
     <w:bookmarkEnd w:id="68"/>
-    <w:bookmarkStart w:id="69" w:name="知识点索引"/>
-    <w:p>
-      <w:pPr>
-        <w:pStyle w:val="Heading2"/>
-        <w:spacing w:after="120" w:before="280"/>
-      </w:pPr>
-      <w:r>
-        <w:rPr>
-          <w:rFonts w:hint="eastAsia" w:ascii="Times New Roman" w:hAnsi="Times New Roman" w:eastAsia="SimHei" w:cs="Times New Roman"/>
-        </w:rPr>
-        <w:t xml:space="preserve">知识点索引</w:t>
-      </w:r>
-    </w:p>
-    <w:tbl>
-      <w:tblPr>
-        <w:tblStyle w:val="Table"/>
-        <w:tblW w:type="auto" w:w="0"/>
-        <w:tblLook w:firstRow="1" w:lastRow="0" w:firstColumn="0" w:lastColumn="0" w:noHBand="0" w:noVBand="0" w:val="0020"/>
-      </w:tblPr>
-      <w:tblGrid>
-        <w:gridCol w:w="1980"/>
-        <w:gridCol w:w="1980"/>
-        <w:gridCol w:w="1980"/>
-        <w:gridCol w:w="1980"/>
-      </w:tblGrid>
-      <w:tr>
-        <w:trPr>
-          <w:tblHeader w:val="on"/>
-        </w:trPr>
-        <w:tc>
-          <w:tcPr/>
-          <w:p>
-            <w:pPr>
-              <w:pStyle w:val="Compact"/>
-              <w:jc w:val="center"/>
-            </w:pPr>
-            <w:r>
-              <w:rPr>
-                <w:rFonts w:hint="eastAsia" w:ascii="Times New Roman" w:hAnsi="Times New Roman" w:eastAsia="SimHei" w:cs="Times New Roman"/>
-                <w:b/>
-              </w:rPr>
-              <w:t xml:space="preserve">知识点</w:t>
-            </w:r>
-          </w:p>
-        </w:tc>
-        <w:tc>
-          <w:tcPr/>
-          <w:p>
-            <w:pPr>
-              <w:pStyle w:val="Compact"/>
-              <w:jc w:val="center"/>
-            </w:pPr>
-            <w:r>
-              <w:rPr>
-                <w:rFonts w:hint="eastAsia" w:ascii="Times New Roman" w:hAnsi="Times New Roman" w:eastAsia="SimHei" w:cs="Times New Roman"/>
-                <w:b/>
-              </w:rPr>
-              <w:t xml:space="preserve">基础题号</w:t>
-            </w:r>
-          </w:p>
-        </w:tc>
-        <w:tc>
-          <w:tcPr/>
-          <w:p>
-            <w:pPr>
-              <w:pStyle w:val="Compact"/>
-              <w:jc w:val="center"/>
-            </w:pPr>
-            <w:r>
-              <w:rPr>
-                <w:rFonts w:hint="eastAsia" w:ascii="Times New Roman" w:hAnsi="Times New Roman" w:eastAsia="SimHei" w:cs="Times New Roman"/>
-                <w:b/>
-              </w:rPr>
-              <w:t xml:space="preserve">提升题号</w:t>
-            </w:r>
-          </w:p>
-        </w:tc>
-        <w:tc>
-          <w:tcPr/>
-          <w:p>
-            <w:pPr>
-              <w:pStyle w:val="Compact"/>
-              <w:jc w:val="center"/>
-            </w:pPr>
-            <w:r>
-              <w:rPr>
-                <w:rFonts w:hint="eastAsia" w:ascii="Times New Roman" w:hAnsi="Times New Roman" w:eastAsia="SimHei" w:cs="Times New Roman"/>
-                <w:b/>
-              </w:rPr>
-              <w:t xml:space="preserve">挑战题号</w:t>
-            </w:r>
-          </w:p>
-        </w:tc>
-      </w:tr>
-      <w:tr>
-        <w:tc>
-          <w:tcPr/>
-          <w:p>
-            <w:pPr>
-              <w:pStyle w:val="Compact"/>
-              <w:jc w:val="center"/>
-            </w:pPr>
-            <w:r>
-              <w:rPr>
-                <w:rFonts w:hint="eastAsia" w:ascii="Times New Roman" w:hAnsi="Times New Roman" w:eastAsia="FangSong" w:cs="Times New Roman"/>
-              </w:rPr>
-              <w:t xml:space="preserve">一级反应速率方程</w:t>
-            </w:r>
-          </w:p>
-        </w:tc>
-        <w:tc>
-          <w:tcPr/>
-          <w:p>
-            <w:pPr>
-              <w:pStyle w:val="Compact"/>
-              <w:jc w:val="center"/>
-            </w:pPr>
-            <w:r>
-              <w:rPr>
-                <w:rFonts w:ascii="Times New Roman" w:hAnsi="Times New Roman" w:eastAsia="Times New Roman" w:cs="Times New Roman"/>
-              </w:rPr>
-              <w:t xml:space="preserve">1, 2</w:t>
-            </w:r>
-          </w:p>
-        </w:tc>
-        <w:tc>
-          <w:tcPr/>
-          <w:p>
-            <w:pPr>
-              <w:pStyle w:val="Compact"/>
-              <w:jc w:val="center"/>
-            </w:pPr>
-            <w:r>
-              <w:rPr>
-                <w:rFonts w:ascii="Times New Roman" w:hAnsi="Times New Roman" w:eastAsia="Times New Roman" w:cs="Times New Roman"/>
-              </w:rPr>
-              <w:t xml:space="preserve">10, 12</w:t>
-            </w:r>
-          </w:p>
-        </w:tc>
-        <w:tc>
-          <w:tcPr/>
-          <w:p>
-            <w:pPr>
-              <w:pStyle w:val="Compact"/>
-              <w:jc w:val="center"/>
-            </w:pPr>
-            <w:r>
-              <w:rPr>
-                <w:rFonts w:ascii="Times New Roman" w:hAnsi="Times New Roman" w:eastAsia="Times New Roman" w:cs="Times New Roman"/>
-              </w:rPr>
-              <w:t xml:space="preserve">17, 34, 35, 40</w:t>
-            </w:r>
-          </w:p>
-        </w:tc>
-      </w:tr>
-      <w:tr>
-        <w:tc>
-          <w:tcPr/>
-          <w:p>
-            <w:pPr>
-              <w:pStyle w:val="Compact"/>
-              <w:jc w:val="center"/>
-            </w:pPr>
-            <w:r>
-              <w:rPr>
-                <w:rFonts w:hint="eastAsia" w:ascii="Times New Roman" w:hAnsi="Times New Roman" w:eastAsia="FangSong" w:cs="Times New Roman"/>
-              </w:rPr>
-              <w:t xml:space="preserve">二级反应速率方程</w:t>
-            </w:r>
-          </w:p>
-        </w:tc>
-        <w:tc>
-          <w:tcPr/>
-          <w:p>
-            <w:pPr>
-              <w:pStyle w:val="Compact"/>
-              <w:jc w:val="center"/>
-            </w:pPr>
-            <w:r>
-              <w:rPr>
-                <w:rFonts w:ascii="Times New Roman" w:hAnsi="Times New Roman" w:eastAsia="Times New Roman" w:cs="Times New Roman"/>
-              </w:rPr>
-              <w:t xml:space="preserve">3</w:t>
-            </w:r>
-          </w:p>
-        </w:tc>
-        <w:tc>
-          <w:tcPr/>
-          <w:p>
-            <w:pPr>
-              <w:pStyle w:val="Compact"/>
-              <w:jc w:val="center"/>
-            </w:pPr>
-            <w:r>
-              <w:rPr>
-                <w:rFonts w:ascii="Times New Roman" w:hAnsi="Times New Roman" w:eastAsia="Times New Roman" w:cs="Times New Roman"/>
-              </w:rPr>
-              <w:t xml:space="preserve">6, 9</w:t>
-            </w:r>
-          </w:p>
-        </w:tc>
-        <w:tc>
-          <w:tcPr/>
-          <w:p>
-            <w:pPr>
-              <w:pStyle w:val="Compact"/>
-              <w:jc w:val="center"/>
-            </w:pPr>
-            <w:r>
-              <w:rPr>
-                <w:rFonts w:ascii="Times New Roman" w:hAnsi="Times New Roman" w:eastAsia="Times New Roman" w:cs="Times New Roman"/>
-              </w:rPr>
-              <w:t xml:space="preserve">30</w:t>
-            </w:r>
-          </w:p>
-        </w:tc>
-      </w:tr>
-      <w:tr>
-        <w:tc>
-          <w:tcPr/>
-          <w:p>
-            <w:pPr>
-              <w:pStyle w:val="Compact"/>
-              <w:jc w:val="center"/>
-            </w:pPr>
-            <w:r>
-              <w:rPr>
-                <w:rFonts w:hint="eastAsia" w:ascii="Times New Roman" w:hAnsi="Times New Roman" w:eastAsia="FangSong" w:cs="Times New Roman"/>
-              </w:rPr>
-              <w:t xml:space="preserve">反应级数判断</w:t>
-            </w:r>
-          </w:p>
-        </w:tc>
-        <w:tc>
-          <w:tcPr/>
-          <w:p>
-            <w:pPr>
-              <w:pStyle w:val="Compact"/>
-              <w:jc w:val="center"/>
-            </w:pPr>
-            <w:r>
-              <w:rPr>
-                <w:rFonts w:ascii="Times New Roman" w:hAnsi="Times New Roman" w:eastAsia="Times New Roman" w:cs="Times New Roman"/>
-              </w:rPr>
-              <w:t xml:space="preserve">—</w:t>
-            </w:r>
-          </w:p>
-        </w:tc>
-        <w:tc>
-          <w:tcPr/>
-          <w:p>
-            <w:pPr>
-              <w:pStyle w:val="Compact"/>
-              <w:jc w:val="center"/>
-            </w:pPr>
-            <w:r>
-              <w:rPr>
-                <w:rFonts w:ascii="Times New Roman" w:hAnsi="Times New Roman" w:eastAsia="Times New Roman" w:cs="Times New Roman"/>
-              </w:rPr>
-              <w:t xml:space="preserve">6</w:t>
-            </w:r>
-          </w:p>
-        </w:tc>
-        <w:tc>
-          <w:tcPr/>
-          <w:p>
-            <w:pPr>
-              <w:pStyle w:val="Compact"/>
-              <w:jc w:val="center"/>
-            </w:pPr>
-            <w:r>
-              <w:rPr>
-                <w:rFonts w:ascii="Times New Roman" w:hAnsi="Times New Roman" w:eastAsia="Times New Roman" w:cs="Times New Roman"/>
-              </w:rPr>
-              <w:t xml:space="preserve">10, 30, 39</w:t>
-            </w:r>
-          </w:p>
-        </w:tc>
-      </w:tr>
-      <w:tr>
-        <w:tc>
-          <w:tcPr/>
-          <w:p>
-            <w:pPr>
-              <w:pStyle w:val="Compact"/>
-              <w:jc w:val="center"/>
-            </w:pPr>
-            <w:r>
-              <w:rPr>
-                <w:rFonts w:hint="eastAsia" w:ascii="Times New Roman" w:hAnsi="Times New Roman" w:eastAsia="Times New Roman" w:cs="Times New Roman"/>
-              </w:rPr>
-              <w:t>Arrhenius</w:t>
-            </w:r>
-            <w:r>
-              <w:rPr>
-                <w:rFonts w:hint="eastAsia" w:ascii="Times New Roman" w:hAnsi="Times New Roman" w:eastAsia="FangSong" w:cs="Times New Roman"/>
-              </w:rPr>
-              <w:t>方程</w:t>
-            </w:r>
-          </w:p>
-        </w:tc>
-        <w:tc>
-          <w:tcPr/>
-          <w:p>
-            <w:pPr>
-              <w:pStyle w:val="Compact"/>
-              <w:jc w:val="center"/>
-            </w:pPr>
-            <w:r>
-              <w:rPr>
-                <w:rFonts w:ascii="Times New Roman" w:hAnsi="Times New Roman" w:eastAsia="Times New Roman" w:cs="Times New Roman"/>
-              </w:rPr>
-              <w:t xml:space="preserve">4, 5, 7</w:t>
-            </w:r>
-          </w:p>
-        </w:tc>
-        <w:tc>
-          <w:tcPr/>
-          <w:p>
-            <w:pPr>
-              <w:pStyle w:val="Compact"/>
-              <w:jc w:val="center"/>
-            </w:pPr>
-            <w:r>
-              <w:rPr>
-                <w:rFonts w:ascii="Times New Roman" w:hAnsi="Times New Roman" w:eastAsia="Times New Roman" w:cs="Times New Roman"/>
-              </w:rPr>
-              <w:t xml:space="preserve">15</w:t>
-            </w:r>
-          </w:p>
-        </w:tc>
-        <w:tc>
-          <w:tcPr/>
-          <w:p>
-            <w:pPr>
-              <w:pStyle w:val="Compact"/>
-              <w:jc w:val="center"/>
-            </w:pPr>
-            <w:r>
-              <w:rPr>
-                <w:rFonts w:ascii="Times New Roman" w:hAnsi="Times New Roman" w:eastAsia="Times New Roman" w:cs="Times New Roman"/>
-              </w:rPr>
-              <w:t xml:space="preserve">20, 21, 24, 29</w:t>
-            </w:r>
-          </w:p>
-        </w:tc>
-      </w:tr>
-      <w:tr>
-        <w:tc>
-          <w:tcPr/>
-          <w:p>
-            <w:pPr>
-              <w:pStyle w:val="Compact"/>
-              <w:jc w:val="center"/>
-            </w:pPr>
-            <w:r>
-              <w:rPr>
-                <w:rFonts w:hint="eastAsia" w:ascii="Times New Roman" w:hAnsi="Times New Roman" w:eastAsia="FangSong" w:cs="Times New Roman"/>
-              </w:rPr>
-              <w:t xml:space="preserve">半衰期计算</w:t>
-            </w:r>
-          </w:p>
-        </w:tc>
-        <w:tc>
-          <w:tcPr/>
-          <w:p>
-            <w:pPr>
-              <w:pStyle w:val="Compact"/>
-              <w:jc w:val="center"/>
-            </w:pPr>
-            <w:r>
-              <w:rPr>
-                <w:rFonts w:ascii="Times New Roman" w:hAnsi="Times New Roman" w:eastAsia="Times New Roman" w:cs="Times New Roman"/>
-              </w:rPr>
-              <w:t xml:space="preserve">1, 2, 3, 7</w:t>
-            </w:r>
-          </w:p>
-        </w:tc>
-        <w:tc>
-          <w:tcPr/>
-          <w:p>
-            <w:pPr>
-              <w:pStyle w:val="Compact"/>
-              <w:jc w:val="center"/>
-            </w:pPr>
-            <w:r>
-              <w:rPr>
-                <w:rFonts w:ascii="Times New Roman" w:hAnsi="Times New Roman" w:eastAsia="Times New Roman" w:cs="Times New Roman"/>
-              </w:rPr>
-              <w:t xml:space="preserve">—</w:t>
-            </w:r>
-          </w:p>
-        </w:tc>
-        <w:tc>
-          <w:tcPr/>
-          <w:p>
-            <w:pPr>
-              <w:pStyle w:val="Compact"/>
-              <w:jc w:val="center"/>
-            </w:pPr>
-            <w:r>
-              <w:rPr>
-                <w:rFonts w:ascii="Times New Roman" w:hAnsi="Times New Roman" w:eastAsia="Times New Roman" w:cs="Times New Roman"/>
-              </w:rPr>
-              <w:t xml:space="preserve">17, 24, 34, 40</w:t>
-            </w:r>
-          </w:p>
-        </w:tc>
-      </w:tr>
-      <w:tr>
-        <w:tc>
-          <w:tcPr/>
-          <w:p>
-            <w:pPr>
-              <w:pStyle w:val="Compact"/>
-              <w:jc w:val="center"/>
-            </w:pPr>
-            <w:r>
-              <w:rPr>
-                <w:rFonts w:hint="eastAsia" w:ascii="Times New Roman" w:hAnsi="Times New Roman" w:eastAsia="Times New Roman" w:cs="Times New Roman"/>
-              </w:rPr>
-              <w:t>Michaelis-Menten</w:t>
-            </w:r>
-            <w:r>
-              <w:rPr>
-                <w:rFonts w:hint="eastAsia" w:ascii="Times New Roman" w:hAnsi="Times New Roman" w:eastAsia="FangSong" w:cs="Times New Roman"/>
-              </w:rPr>
-              <w:t>方程</w:t>
-            </w:r>
-          </w:p>
-        </w:tc>
-        <w:tc>
-          <w:tcPr/>
-          <w:p>
-            <w:pPr>
-              <w:pStyle w:val="Compact"/>
-              <w:jc w:val="center"/>
-            </w:pPr>
-            <w:r>
-              <w:rPr>
-                <w:rFonts w:ascii="Times New Roman" w:hAnsi="Times New Roman" w:eastAsia="Times New Roman" w:cs="Times New Roman"/>
-              </w:rPr>
-              <w:t xml:space="preserve">8</w:t>
-            </w:r>
-          </w:p>
-        </w:tc>
-        <w:tc>
-          <w:tcPr/>
-          <w:p>
-            <w:pPr>
-              <w:pStyle w:val="Compact"/>
-              <w:jc w:val="center"/>
-            </w:pPr>
-            <w:r>
-              <w:rPr>
-                <w:rFonts w:ascii="Times New Roman" w:hAnsi="Times New Roman" w:eastAsia="Times New Roman" w:cs="Times New Roman"/>
-              </w:rPr>
-              <w:t xml:space="preserve">—</w:t>
-            </w:r>
-          </w:p>
-        </w:tc>
-        <w:tc>
-          <w:tcPr/>
-          <w:p>
-            <w:pPr>
-              <w:pStyle w:val="Compact"/>
-              <w:jc w:val="center"/>
-            </w:pPr>
-            <w:r>
-              <w:rPr>
-                <w:rFonts w:ascii="Times New Roman" w:hAnsi="Times New Roman" w:eastAsia="Times New Roman" w:cs="Times New Roman"/>
-              </w:rPr>
-              <w:t xml:space="preserve">23</w:t>
-            </w:r>
-          </w:p>
-        </w:tc>
-      </w:tr>
-      <w:tr>
-        <w:tc>
-          <w:tcPr/>
-          <w:p>
-            <w:pPr>
-              <w:pStyle w:val="Compact"/>
-              <w:jc w:val="center"/>
-            </w:pPr>
-            <w:r>
-              <w:rPr>
-                <w:rFonts w:hint="eastAsia" w:ascii="Times New Roman" w:hAnsi="Times New Roman" w:eastAsia="FangSong" w:cs="Times New Roman"/>
-              </w:rPr>
-              <w:t xml:space="preserve">反应机理推导</w:t>
-            </w:r>
-          </w:p>
-        </w:tc>
-        <w:tc>
-          <w:tcPr/>
-          <w:p>
-            <w:pPr>
-              <w:pStyle w:val="Compact"/>
-              <w:jc w:val="center"/>
-            </w:pPr>
-            <w:r>
-              <w:rPr>
-                <w:rFonts w:ascii="Times New Roman" w:hAnsi="Times New Roman" w:eastAsia="Times New Roman" w:cs="Times New Roman"/>
-              </w:rPr>
-              <w:t xml:space="preserve">—</w:t>
-            </w:r>
-          </w:p>
-        </w:tc>
-        <w:tc>
-          <w:tcPr/>
-          <w:p>
-            <w:pPr>
-              <w:pStyle w:val="Compact"/>
-              <w:jc w:val="center"/>
-            </w:pPr>
-            <w:r>
-              <w:rPr>
-                <w:rFonts w:ascii="Times New Roman" w:hAnsi="Times New Roman" w:eastAsia="Times New Roman" w:cs="Times New Roman"/>
-              </w:rPr>
-              <w:t xml:space="preserve">11</w:t>
-            </w:r>
-          </w:p>
-        </w:tc>
-        <w:tc>
-          <w:tcPr/>
-          <w:p>
-            <w:pPr>
-              <w:pStyle w:val="Compact"/>
-              <w:jc w:val="center"/>
-            </w:pPr>
-            <w:r>
-              <w:rPr>
-                <w:rFonts w:ascii="Times New Roman" w:hAnsi="Times New Roman" w:eastAsia="Times New Roman" w:cs="Times New Roman"/>
-              </w:rPr>
-              <w:t xml:space="preserve">27, 42, 43</w:t>
-            </w:r>
-          </w:p>
-        </w:tc>
-      </w:tr>
-      <w:tr>
-        <w:tc>
-          <w:tcPr/>
-          <w:p>
-            <w:pPr>
-              <w:pStyle w:val="Compact"/>
-              <w:jc w:val="center"/>
-            </w:pPr>
-            <w:r>
-              <w:rPr>
-                <w:rFonts w:hint="eastAsia" w:ascii="Times New Roman" w:hAnsi="Times New Roman" w:eastAsia="FangSong" w:cs="Times New Roman"/>
-              </w:rPr>
-              <w:t xml:space="preserve">连串反应</w:t>
-            </w:r>
-          </w:p>
-        </w:tc>
-        <w:tc>
-          <w:tcPr/>
-          <w:p>
-            <w:pPr>
-              <w:pStyle w:val="Compact"/>
-              <w:jc w:val="center"/>
-            </w:pPr>
-            <w:r>
-              <w:rPr>
-                <w:rFonts w:ascii="Times New Roman" w:hAnsi="Times New Roman" w:eastAsia="Times New Roman" w:cs="Times New Roman"/>
-              </w:rPr>
-              <w:t xml:space="preserve">—</w:t>
-            </w:r>
-          </w:p>
-        </w:tc>
-        <w:tc>
-          <w:tcPr/>
-          <w:p>
-            <w:pPr>
-              <w:pStyle w:val="Compact"/>
-              <w:jc w:val="center"/>
-            </w:pPr>
-            <w:r>
-              <w:rPr>
-                <w:rFonts w:ascii="Times New Roman" w:hAnsi="Times New Roman" w:eastAsia="Times New Roman" w:cs="Times New Roman"/>
-              </w:rPr>
-              <w:t xml:space="preserve">13</w:t>
-            </w:r>
-          </w:p>
-        </w:tc>
-        <w:tc>
-          <w:tcPr/>
-          <w:p>
-            <w:pPr>
-              <w:pStyle w:val="Compact"/>
-              <w:jc w:val="center"/>
-            </w:pPr>
-            <w:r>
-              <w:rPr>
-                <w:rFonts w:ascii="Times New Roman" w:hAnsi="Times New Roman" w:eastAsia="Times New Roman" w:cs="Times New Roman"/>
-              </w:rPr>
-              <w:t xml:space="preserve">26, 35</w:t>
-            </w:r>
-          </w:p>
-        </w:tc>
-      </w:tr>
-      <w:tr>
-        <w:tc>
-          <w:tcPr/>
-          <w:p>
-            <w:pPr>
-              <w:pStyle w:val="Compact"/>
-              <w:jc w:val="center"/>
-            </w:pPr>
-            <w:r>
-              <w:rPr>
-                <w:rFonts w:hint="eastAsia" w:ascii="Times New Roman" w:hAnsi="Times New Roman" w:eastAsia="FangSong" w:cs="Times New Roman"/>
-              </w:rPr>
-              <w:t xml:space="preserve">催化作用</w:t>
-            </w:r>
-          </w:p>
-        </w:tc>
-        <w:tc>
-          <w:tcPr/>
-          <w:p>
-            <w:pPr>
-              <w:pStyle w:val="Compact"/>
-              <w:jc w:val="center"/>
-            </w:pPr>
-            <w:r>
-              <w:rPr>
-                <w:rFonts w:ascii="Times New Roman" w:hAnsi="Times New Roman" w:eastAsia="Times New Roman" w:cs="Times New Roman"/>
-              </w:rPr>
-              <w:t xml:space="preserve">—</w:t>
-            </w:r>
-          </w:p>
-        </w:tc>
-        <w:tc>
-          <w:tcPr/>
-          <w:p>
-            <w:pPr>
-              <w:pStyle w:val="Compact"/>
-              <w:jc w:val="center"/>
-            </w:pPr>
-            <w:r>
-              <w:rPr>
-                <w:rFonts w:ascii="Times New Roman" w:hAnsi="Times New Roman" w:eastAsia="Times New Roman" w:cs="Times New Roman"/>
-              </w:rPr>
-              <w:t xml:space="preserve">14</w:t>
-            </w:r>
-          </w:p>
-        </w:tc>
-        <w:tc>
-          <w:tcPr/>
-          <w:p>
-            <w:pPr>
-              <w:pStyle w:val="Compact"/>
-              <w:jc w:val="center"/>
-            </w:pPr>
-            <w:r>
-              <w:rPr>
-                <w:rFonts w:ascii="Times New Roman" w:hAnsi="Times New Roman" w:eastAsia="Times New Roman" w:cs="Times New Roman"/>
-              </w:rPr>
-              <w:t xml:space="preserve">23, 25</w:t>
-            </w:r>
-          </w:p>
-        </w:tc>
-      </w:tr>
-      <w:tr>
-        <w:tc>
-          <w:tcPr/>
-          <w:p>
-            <w:pPr>
-              <w:pStyle w:val="Compact"/>
-              <w:jc w:val="center"/>
-            </w:pPr>
-            <w:r>
-              <w:rPr>
-                <w:rFonts w:hint="eastAsia" w:ascii="Times New Roman" w:hAnsi="Times New Roman" w:eastAsia="FangSong" w:cs="Times New Roman"/>
-              </w:rPr>
-              <w:t xml:space="preserve">光化学反应</w:t>
-            </w:r>
-          </w:p>
-        </w:tc>
-        <w:tc>
-          <w:tcPr/>
-          <w:p>
-            <w:pPr>
-              <w:pStyle w:val="Compact"/>
-              <w:jc w:val="center"/>
-            </w:pPr>
-            <w:r>
-              <w:rPr>
-                <w:rFonts w:ascii="Times New Roman" w:hAnsi="Times New Roman" w:eastAsia="Times New Roman" w:cs="Times New Roman"/>
-              </w:rPr>
-              <w:t xml:space="preserve">—</w:t>
-            </w:r>
-          </w:p>
-        </w:tc>
-        <w:tc>
-          <w:tcPr/>
-          <w:p>
-            <w:pPr>
-              <w:pStyle w:val="Compact"/>
-              <w:jc w:val="center"/>
-            </w:pPr>
-            <w:r>
-              <w:rPr>
-                <w:rFonts w:ascii="Times New Roman" w:hAnsi="Times New Roman" w:eastAsia="Times New Roman" w:cs="Times New Roman"/>
-              </w:rPr>
-              <w:t xml:space="preserve">16</w:t>
-            </w:r>
-          </w:p>
-        </w:tc>
-        <w:tc>
-          <w:tcPr/>
-          <w:p>
-            <w:pPr>
-              <w:pStyle w:val="Compact"/>
-              <w:jc w:val="center"/>
-            </w:pPr>
-            <w:r>
-              <w:rPr>
-                <w:rFonts w:ascii="Times New Roman" w:hAnsi="Times New Roman" w:eastAsia="Times New Roman" w:cs="Times New Roman"/>
-              </w:rPr>
-              <w:t xml:space="preserve">—</w:t>
-            </w:r>
-          </w:p>
-        </w:tc>
-      </w:tr>
-      <w:tr>
-        <w:tc>
-          <w:tcPr/>
-          <w:p>
-            <w:pPr>
-              <w:pStyle w:val="Compact"/>
-              <w:jc w:val="center"/>
-            </w:pPr>
-            <w:r>
-              <w:rPr>
-                <w:rFonts w:hint="eastAsia" w:ascii="Times New Roman" w:hAnsi="Times New Roman" w:eastAsia="FangSong" w:cs="Times New Roman"/>
-              </w:rPr>
-              <w:t xml:space="preserve">稳态近似</w:t>
-            </w:r>
-          </w:p>
-        </w:tc>
-        <w:tc>
-          <w:tcPr/>
-          <w:p>
-            <w:pPr>
-              <w:pStyle w:val="Compact"/>
-              <w:jc w:val="center"/>
-            </w:pPr>
-            <w:r>
-              <w:rPr>
-                <w:rFonts w:ascii="Times New Roman" w:hAnsi="Times New Roman" w:eastAsia="Times New Roman" w:cs="Times New Roman"/>
-              </w:rPr>
-              <w:t xml:space="preserve">—</w:t>
-            </w:r>
-          </w:p>
-        </w:tc>
-        <w:tc>
-          <w:tcPr/>
-          <w:p>
-            <w:pPr>
-              <w:pStyle w:val="Compact"/>
-              <w:jc w:val="center"/>
-            </w:pPr>
-            <w:r>
-              <w:rPr>
-                <w:rFonts w:ascii="Times New Roman" w:hAnsi="Times New Roman" w:eastAsia="Times New Roman" w:cs="Times New Roman"/>
-              </w:rPr>
-              <w:t xml:space="preserve">—</w:t>
-            </w:r>
-          </w:p>
-        </w:tc>
-        <w:tc>
-          <w:tcPr/>
-          <w:p>
-            <w:pPr>
-              <w:pStyle w:val="Compact"/>
-              <w:jc w:val="center"/>
-            </w:pPr>
-            <w:r>
-              <w:rPr>
-                <w:rFonts w:ascii="Times New Roman" w:hAnsi="Times New Roman" w:eastAsia="Times New Roman" w:cs="Times New Roman"/>
-              </w:rPr>
-              <w:t xml:space="preserve">19, 26, 27, 42</w:t>
-            </w:r>
-          </w:p>
-        </w:tc>
-      </w:tr>
-      <w:tr>
-        <w:tc>
-          <w:tcPr/>
-          <w:p>
-            <w:pPr>
-              <w:pStyle w:val="Compact"/>
-              <w:jc w:val="center"/>
-            </w:pPr>
-            <w:r>
-              <w:rPr>
-                <w:rFonts w:hint="eastAsia" w:ascii="Times New Roman" w:hAnsi="Times New Roman" w:eastAsia="FangSong" w:cs="Times New Roman"/>
-              </w:rPr>
-              <w:t xml:space="preserve">预平衡近似</w:t>
-            </w:r>
-          </w:p>
-        </w:tc>
-        <w:tc>
-          <w:tcPr/>
-          <w:p>
-            <w:pPr>
-              <w:pStyle w:val="Compact"/>
-              <w:jc w:val="center"/>
-            </w:pPr>
-            <w:r>
-              <w:rPr>
-                <w:rFonts w:ascii="Times New Roman" w:hAnsi="Times New Roman" w:eastAsia="Times New Roman" w:cs="Times New Roman"/>
-              </w:rPr>
-              <w:t xml:space="preserve">—</w:t>
-            </w:r>
-          </w:p>
-        </w:tc>
-        <w:tc>
-          <w:tcPr/>
-          <w:p>
-            <w:pPr>
-              <w:pStyle w:val="Compact"/>
-              <w:jc w:val="center"/>
-            </w:pPr>
-            <w:r>
-              <w:rPr>
-                <w:rFonts w:ascii="Times New Roman" w:hAnsi="Times New Roman" w:eastAsia="Times New Roman" w:cs="Times New Roman"/>
-              </w:rPr>
-              <w:t xml:space="preserve">—</w:t>
-            </w:r>
-          </w:p>
-        </w:tc>
-        <w:tc>
-          <w:tcPr/>
-          <w:p>
-            <w:pPr>
-              <w:pStyle w:val="Compact"/>
-              <w:jc w:val="center"/>
-            </w:pPr>
-            <w:r>
-              <w:rPr>
-                <w:rFonts w:ascii="Times New Roman" w:hAnsi="Times New Roman" w:eastAsia="Times New Roman" w:cs="Times New Roman"/>
-              </w:rPr>
-              <w:t xml:space="preserve">27, 28, 43</w:t>
-            </w:r>
-          </w:p>
-        </w:tc>
-      </w:tr>
-      <w:tr>
-        <w:tc>
-          <w:tcPr/>
-          <w:p>
-            <w:pPr>
-              <w:pStyle w:val="Compact"/>
-              <w:jc w:val="center"/>
-            </w:pPr>
-            <w:r>
-              <w:rPr>
-                <w:rFonts w:hint="eastAsia" w:ascii="Times New Roman" w:hAnsi="Times New Roman" w:eastAsia="FangSong" w:cs="Times New Roman"/>
-              </w:rPr>
-              <w:t xml:space="preserve">平衡常数与速率常数</w:t>
-            </w:r>
-          </w:p>
-        </w:tc>
-        <w:tc>
-          <w:tcPr/>
-          <w:p>
-            <w:pPr>
-              <w:pStyle w:val="Compact"/>
-              <w:jc w:val="center"/>
-            </w:pPr>
-            <w:r>
-              <w:rPr>
-                <w:rFonts w:ascii="Times New Roman" w:hAnsi="Times New Roman" w:eastAsia="Times New Roman" w:cs="Times New Roman"/>
-              </w:rPr>
-              <w:t xml:space="preserve">—</w:t>
-            </w:r>
-          </w:p>
-        </w:tc>
-        <w:tc>
-          <w:tcPr/>
-          <w:p>
-            <w:pPr>
-              <w:pStyle w:val="Compact"/>
-              <w:jc w:val="center"/>
-            </w:pPr>
-            <w:r>
-              <w:rPr>
-                <w:rFonts w:ascii="Times New Roman" w:hAnsi="Times New Roman" w:eastAsia="Times New Roman" w:cs="Times New Roman"/>
-              </w:rPr>
-              <w:t xml:space="preserve">12</w:t>
-            </w:r>
-          </w:p>
-        </w:tc>
-        <w:tc>
-          <w:tcPr/>
-          <w:p>
-            <w:pPr>
-              <w:pStyle w:val="Compact"/>
-              <w:jc w:val="center"/>
-            </w:pPr>
-            <w:r>
-              <w:rPr>
-                <w:rFonts w:ascii="Times New Roman" w:hAnsi="Times New Roman" w:eastAsia="Times New Roman" w:cs="Times New Roman"/>
-              </w:rPr>
-              <w:t xml:space="preserve">—</w:t>
-            </w:r>
-          </w:p>
-        </w:tc>
-      </w:tr>
-      <w:tr>
-        <w:tc>
-          <w:tcPr/>
-          <w:p>
-            <w:pPr>
-              <w:pStyle w:val="Compact"/>
-              <w:jc w:val="center"/>
-            </w:pPr>
-            <w:r>
-              <w:rPr>
-                <w:rFonts w:hint="eastAsia" w:ascii="Times New Roman" w:hAnsi="Times New Roman" w:eastAsia="FangSong" w:cs="Times New Roman"/>
-              </w:rPr>
-              <w:t xml:space="preserve">动力学同位素效应</w:t>
-            </w:r>
-          </w:p>
-        </w:tc>
-        <w:tc>
-          <w:tcPr/>
-          <w:p>
-            <w:pPr>
-              <w:pStyle w:val="Compact"/>
-              <w:jc w:val="center"/>
-            </w:pPr>
-            <w:r>
-              <w:rPr>
-                <w:rFonts w:ascii="Times New Roman" w:hAnsi="Times New Roman" w:eastAsia="Times New Roman" w:cs="Times New Roman"/>
-              </w:rPr>
-              <w:t xml:space="preserve">—</w:t>
-            </w:r>
-          </w:p>
-        </w:tc>
-        <w:tc>
-          <w:tcPr/>
-          <w:p>
-            <w:pPr>
-              <w:pStyle w:val="Compact"/>
-              <w:jc w:val="center"/>
-            </w:pPr>
-            <w:r>
-              <w:rPr>
-                <w:rFonts w:ascii="Times New Roman" w:hAnsi="Times New Roman" w:eastAsia="Times New Roman" w:cs="Times New Roman"/>
-              </w:rPr>
-              <w:t xml:space="preserve">—</w:t>
-            </w:r>
-          </w:p>
-        </w:tc>
-        <w:tc>
-          <w:tcPr/>
-          <w:p>
-            <w:pPr>
-              <w:pStyle w:val="Compact"/>
-              <w:jc w:val="center"/>
-            </w:pPr>
-            <w:r>
-              <w:rPr>
-                <w:rFonts w:ascii="Times New Roman" w:hAnsi="Times New Roman" w:eastAsia="Times New Roman" w:cs="Times New Roman"/>
-              </w:rPr>
-              <w:t xml:space="preserve">22</w:t>
-            </w:r>
-          </w:p>
-        </w:tc>
-      </w:tr>
-      <w:tr>
-        <w:tc>
-          <w:tcPr/>
-          <w:p>
-            <w:pPr>
-              <w:pStyle w:val="Compact"/>
-              <w:jc w:val="center"/>
-            </w:pPr>
-            <w:r>
-              <w:rPr>
-                <w:rFonts w:hint="eastAsia" w:ascii="Times New Roman" w:hAnsi="Times New Roman" w:eastAsia="FangSong" w:cs="Times New Roman"/>
-              </w:rPr>
-              <w:t xml:space="preserve">扩散控制反应</w:t>
-            </w:r>
-          </w:p>
-        </w:tc>
-        <w:tc>
-          <w:tcPr/>
-          <w:p>
-            <w:pPr>
-              <w:pStyle w:val="Compact"/>
-              <w:jc w:val="center"/>
-            </w:pPr>
-            <w:r>
-              <w:rPr>
-                <w:rFonts w:ascii="Times New Roman" w:hAnsi="Times New Roman" w:eastAsia="Times New Roman" w:cs="Times New Roman"/>
-              </w:rPr>
-              <w:t xml:space="preserve">—</w:t>
-            </w:r>
-          </w:p>
-        </w:tc>
-        <w:tc>
-          <w:tcPr/>
-          <w:p>
-            <w:pPr>
-              <w:pStyle w:val="Compact"/>
-              <w:jc w:val="center"/>
-            </w:pPr>
-            <w:r>
-              <w:rPr>
-                <w:rFonts w:ascii="Times New Roman" w:hAnsi="Times New Roman" w:eastAsia="Times New Roman" w:cs="Times New Roman"/>
-              </w:rPr>
-              <w:t xml:space="preserve">—</w:t>
-            </w:r>
-          </w:p>
-        </w:tc>
-        <w:tc>
-          <w:tcPr/>
-          <w:p>
-            <w:pPr>
-              <w:pStyle w:val="Compact"/>
-              <w:jc w:val="center"/>
-            </w:pPr>
-            <w:r>
-              <w:rPr>
-                <w:rFonts w:ascii="Times New Roman" w:hAnsi="Times New Roman" w:eastAsia="Times New Roman" w:cs="Times New Roman"/>
-              </w:rPr>
-              <w:t xml:space="preserve">25, 32</w:t>
-            </w:r>
-          </w:p>
-        </w:tc>
-      </w:tr>
-      <w:tr>
-        <w:tc>
-          <w:tcPr/>
-          <w:p>
-            <w:pPr>
-              <w:pStyle w:val="Compact"/>
-              <w:jc w:val="center"/>
-            </w:pPr>
-            <w:r>
-              <w:rPr>
-                <w:rFonts w:hint="eastAsia" w:ascii="Times New Roman" w:hAnsi="Times New Roman" w:eastAsia="FangSong" w:cs="Times New Roman"/>
-              </w:rPr>
-              <w:t xml:space="preserve">酸碱催化</w:t>
-            </w:r>
-          </w:p>
-        </w:tc>
-        <w:tc>
-          <w:tcPr/>
-          <w:p>
-            <w:pPr>
-              <w:pStyle w:val="Compact"/>
-              <w:jc w:val="center"/>
-            </w:pPr>
-            <w:r>
-              <w:rPr>
-                <w:rFonts w:ascii="Times New Roman" w:hAnsi="Times New Roman" w:eastAsia="Times New Roman" w:cs="Times New Roman"/>
-              </w:rPr>
-              <w:t xml:space="preserve">—</w:t>
-            </w:r>
-          </w:p>
-        </w:tc>
-        <w:tc>
-          <w:tcPr/>
-          <w:p>
-            <w:pPr>
-              <w:pStyle w:val="Compact"/>
-              <w:jc w:val="center"/>
-            </w:pPr>
-            <w:r>
-              <w:rPr>
-                <w:rFonts w:ascii="Times New Roman" w:hAnsi="Times New Roman" w:eastAsia="Times New Roman" w:cs="Times New Roman"/>
-              </w:rPr>
-              <w:t xml:space="preserve">—</w:t>
-            </w:r>
-          </w:p>
-        </w:tc>
-        <w:tc>
-          <w:tcPr/>
-          <w:p>
-            <w:pPr>
-              <w:pStyle w:val="Compact"/>
-              <w:jc w:val="center"/>
-            </w:pPr>
-            <w:r>
-              <w:rPr>
-                <w:rFonts w:ascii="Times New Roman" w:hAnsi="Times New Roman" w:eastAsia="Times New Roman" w:cs="Times New Roman"/>
-              </w:rPr>
-              <w:t xml:space="preserve">18</w:t>
-            </w:r>
-          </w:p>
-        </w:tc>
-      </w:tr>
-      <w:tr>
-        <w:tc>
-          <w:tcPr/>
-          <w:p>
-            <w:pPr>
-              <w:pStyle w:val="Compact"/>
-              <w:jc w:val="center"/>
-            </w:pPr>
-            <w:r>
-              <w:rPr>
-                <w:rFonts w:hint="eastAsia" w:ascii="Times New Roman" w:hAnsi="Times New Roman" w:eastAsia="FangSong" w:cs="Times New Roman"/>
-              </w:rPr>
-              <w:t xml:space="preserve">势能图与活化能</w:t>
-            </w:r>
-          </w:p>
-        </w:tc>
-        <w:tc>
-          <w:tcPr/>
-          <w:p>
-            <w:pPr>
-              <w:pStyle w:val="Compact"/>
-              <w:jc w:val="center"/>
-            </w:pPr>
-            <w:r>
-              <w:rPr>
-                <w:rFonts w:ascii="Times New Roman" w:hAnsi="Times New Roman" w:eastAsia="Times New Roman" w:cs="Times New Roman"/>
-              </w:rPr>
-              <w:t xml:space="preserve">—</w:t>
-            </w:r>
-          </w:p>
-        </w:tc>
-        <w:tc>
-          <w:tcPr/>
-          <w:p>
-            <w:pPr>
-              <w:pStyle w:val="Compact"/>
-              <w:jc w:val="center"/>
-            </w:pPr>
-            <w:r>
-              <w:rPr>
-                <w:rFonts w:ascii="Times New Roman" w:hAnsi="Times New Roman" w:eastAsia="Times New Roman" w:cs="Times New Roman"/>
-              </w:rPr>
-              <w:t xml:space="preserve">—</w:t>
-            </w:r>
-          </w:p>
-        </w:tc>
-        <w:tc>
-          <w:tcPr/>
-          <w:p>
-            <w:pPr>
-              <w:pStyle w:val="Compact"/>
-              <w:jc w:val="center"/>
-            </w:pPr>
-            <w:r>
-              <w:rPr>
-                <w:rFonts w:ascii="Times New Roman" w:hAnsi="Times New Roman" w:eastAsia="Times New Roman" w:cs="Times New Roman"/>
-              </w:rPr>
-              <w:t xml:space="preserve">33</w:t>
-            </w:r>
-          </w:p>
-        </w:tc>
-      </w:tr>
-      <w:tr>
-        <w:tc>
-          <w:tcPr/>
-          <w:p>
-            <w:pPr>
-              <w:pStyle w:val="Compact"/>
-              <w:jc w:val="center"/>
-            </w:pPr>
-            <w:r>
-              <w:rPr>
-                <w:rFonts w:hint="eastAsia" w:ascii="Times New Roman" w:hAnsi="Times New Roman" w:eastAsia="FangSong" w:cs="Times New Roman"/>
-              </w:rPr>
-              <w:t xml:space="preserve">放射性衰变动力学</w:t>
-            </w:r>
-          </w:p>
-        </w:tc>
-        <w:tc>
-          <w:tcPr/>
-          <w:p>
-            <w:pPr>
-              <w:pStyle w:val="Compact"/>
-              <w:jc w:val="center"/>
-            </w:pPr>
-            <w:r>
-              <w:rPr>
-                <w:rFonts w:ascii="Times New Roman" w:hAnsi="Times New Roman" w:eastAsia="Times New Roman" w:cs="Times New Roman"/>
-              </w:rPr>
-              <w:t xml:space="preserve">—</w:t>
-            </w:r>
-          </w:p>
-        </w:tc>
-        <w:tc>
-          <w:tcPr/>
-          <w:p>
-            <w:pPr>
-              <w:pStyle w:val="Compact"/>
-              <w:jc w:val="center"/>
-            </w:pPr>
-            <w:r>
-              <w:rPr>
-                <w:rFonts w:ascii="Times New Roman" w:hAnsi="Times New Roman" w:eastAsia="Times New Roman" w:cs="Times New Roman"/>
-              </w:rPr>
-              <w:t xml:space="preserve">—</w:t>
-            </w:r>
-          </w:p>
-        </w:tc>
-        <w:tc>
-          <w:tcPr/>
-          <w:p>
-            <w:pPr>
-              <w:pStyle w:val="Compact"/>
-              <w:jc w:val="center"/>
-            </w:pPr>
-            <w:r>
-              <w:rPr>
-                <w:rFonts w:ascii="Times New Roman" w:hAnsi="Times New Roman" w:eastAsia="Times New Roman" w:cs="Times New Roman"/>
-              </w:rPr>
-              <w:t xml:space="preserve">37</w:t>
-            </w:r>
-          </w:p>
-        </w:tc>
-      </w:tr>
-      <w:tr>
-        <w:tc>
-          <w:tcPr/>
-          <w:p>
-            <w:pPr>
-              <w:pStyle w:val="Compact"/>
-              <w:jc w:val="center"/>
-            </w:pPr>
-            <w:r>
-              <w:rPr>
-                <w:rFonts w:hint="eastAsia" w:ascii="Times New Roman" w:hAnsi="Times New Roman" w:eastAsia="Times New Roman" w:cs="Times New Roman"/>
-              </w:rPr>
-              <w:t>O</w:t>
-            </w:r>
-            <w:r>
-              <w:rPr>
-                <w:rFonts w:hint="eastAsia" w:ascii="Times New Roman" w:hAnsi="Times New Roman" w:eastAsia="Times New Roman" w:cs="Times New Roman"/>
-                <w:vertAlign w:val="subscript"/>
-              </w:rPr>
-              <w:t>2</w:t>
-            </w:r>
-            <w:r>
-              <w:rPr>
-                <w:rFonts w:hint="eastAsia" w:ascii="Times New Roman" w:hAnsi="Times New Roman" w:eastAsia="FangSong" w:cs="Times New Roman"/>
-              </w:rPr>
-              <w:t>体积法测速率常数</w:t>
-            </w:r>
-          </w:p>
-        </w:tc>
-        <w:tc>
-          <w:tcPr/>
-          <w:p>
-            <w:pPr>
-              <w:pStyle w:val="Compact"/>
-              <w:jc w:val="center"/>
-            </w:pPr>
-            <w:r>
-              <w:rPr>
-                <w:rFonts w:ascii="Times New Roman" w:hAnsi="Times New Roman" w:eastAsia="Times New Roman" w:cs="Times New Roman"/>
-              </w:rPr>
-              <w:t xml:space="preserve">—</w:t>
-            </w:r>
-          </w:p>
-        </w:tc>
-        <w:tc>
-          <w:tcPr/>
-          <w:p>
-            <w:pPr>
-              <w:pStyle w:val="Compact"/>
-              <w:jc w:val="center"/>
-            </w:pPr>
-            <w:r>
-              <w:rPr>
-                <w:rFonts w:ascii="Times New Roman" w:hAnsi="Times New Roman" w:eastAsia="Times New Roman" w:cs="Times New Roman"/>
-              </w:rPr>
-              <w:t xml:space="preserve">—</w:t>
-            </w:r>
-          </w:p>
-        </w:tc>
-        <w:tc>
-          <w:tcPr/>
-          <w:p>
-            <w:pPr>
-              <w:pStyle w:val="Compact"/>
-              <w:jc w:val="center"/>
-            </w:pPr>
-            <w:r>
-              <w:rPr>
-                <w:rFonts w:ascii="Times New Roman" w:hAnsi="Times New Roman" w:eastAsia="Times New Roman" w:cs="Times New Roman"/>
-              </w:rPr>
-              <w:t xml:space="preserve">38</w:t>
-            </w:r>
-          </w:p>
-        </w:tc>
-      </w:tr>
-      <w:tr>
-        <w:tc>
-          <w:tcPr/>
-          <w:p>
-            <w:pPr>
-              <w:pStyle w:val="Compact"/>
-              <w:jc w:val="center"/>
-            </w:pPr>
-            <w:r>
-              <w:rPr>
-                <w:rFonts w:hint="eastAsia" w:ascii="Times New Roman" w:hAnsi="Times New Roman" w:eastAsia="FangSong" w:cs="Times New Roman"/>
-              </w:rPr>
-              <w:t xml:space="preserve">零级反应</w:t>
-            </w:r>
-          </w:p>
-        </w:tc>
-        <w:tc>
-          <w:tcPr/>
-          <w:p>
-            <w:pPr>
-              <w:pStyle w:val="Compact"/>
-              <w:jc w:val="center"/>
-            </w:pPr>
-            <w:r>
-              <w:rPr>
-                <w:rFonts w:ascii="Times New Roman" w:hAnsi="Times New Roman" w:eastAsia="Times New Roman" w:cs="Times New Roman"/>
-              </w:rPr>
-              <w:t xml:space="preserve">—</w:t>
-            </w:r>
-          </w:p>
-        </w:tc>
-        <w:tc>
-          <w:tcPr/>
-          <w:p>
-            <w:pPr>
-              <w:pStyle w:val="Compact"/>
-              <w:jc w:val="center"/>
-            </w:pPr>
-            <w:r>
-              <w:rPr>
-                <w:rFonts w:ascii="Times New Roman" w:hAnsi="Times New Roman" w:eastAsia="Times New Roman" w:cs="Times New Roman"/>
-              </w:rPr>
-              <w:t xml:space="preserve">—</w:t>
-            </w:r>
-          </w:p>
-        </w:tc>
-        <w:tc>
-          <w:tcPr/>
-          <w:p>
-            <w:pPr>
-              <w:pStyle w:val="Compact"/>
-              <w:jc w:val="center"/>
-            </w:pPr>
-            <w:r>
-              <w:rPr>
-                <w:rFonts w:ascii="Times New Roman" w:hAnsi="Times New Roman" w:eastAsia="Times New Roman" w:cs="Times New Roman"/>
-              </w:rPr>
-              <w:t xml:space="preserve">41</w:t>
-            </w:r>
-          </w:p>
-        </w:tc>
-      </w:tr>
-      <w:tr>
-        <w:tc>
-          <w:tcPr/>
-          <w:p>
-            <w:pPr>
-              <w:pStyle w:val="Compact"/>
-              <w:jc w:val="center"/>
-            </w:pPr>
-            <w:r>
-              <w:rPr>
-                <w:rFonts w:hint="eastAsia" w:ascii="Times New Roman" w:hAnsi="Times New Roman" w:eastAsia="Times New Roman" w:cs="Times New Roman"/>
-              </w:rPr>
-              <w:t>Becker-Döring</w:t>
-            </w:r>
-            <w:r>
-              <w:rPr>
-                <w:rFonts w:hint="eastAsia" w:ascii="Times New Roman" w:hAnsi="Times New Roman" w:eastAsia="FangSong" w:cs="Times New Roman"/>
-              </w:rPr>
-              <w:t>模型</w:t>
-            </w:r>
-          </w:p>
-        </w:tc>
-        <w:tc>
-          <w:tcPr/>
-          <w:p>
-            <w:pPr>
-              <w:pStyle w:val="Compact"/>
-              <w:jc w:val="center"/>
-            </w:pPr>
-            <w:r>
-              <w:rPr>
-                <w:rFonts w:ascii="Times New Roman" w:hAnsi="Times New Roman" w:eastAsia="Times New Roman" w:cs="Times New Roman"/>
-              </w:rPr>
-              <w:t xml:space="preserve">—</w:t>
-            </w:r>
-          </w:p>
-        </w:tc>
-        <w:tc>
-          <w:tcPr/>
-          <w:p>
-            <w:pPr>
-              <w:pStyle w:val="Compact"/>
-              <w:jc w:val="center"/>
-            </w:pPr>
-            <w:r>
-              <w:rPr>
-                <w:rFonts w:ascii="Times New Roman" w:hAnsi="Times New Roman" w:eastAsia="Times New Roman" w:cs="Times New Roman"/>
-              </w:rPr>
-              <w:t xml:space="preserve">—</w:t>
-            </w:r>
-          </w:p>
-        </w:tc>
-        <w:tc>
-          <w:tcPr/>
-          <w:p>
-            <w:pPr>
-              <w:pStyle w:val="Compact"/>
-              <w:jc w:val="center"/>
-            </w:pPr>
-            <w:r>
-              <w:rPr>
-                <w:rFonts w:ascii="Times New Roman" w:hAnsi="Times New Roman" w:eastAsia="Times New Roman" w:cs="Times New Roman"/>
-              </w:rPr>
-              <w:t xml:space="preserve">36</w:t>
-            </w:r>
-          </w:p>
-        </w:tc>
-      </w:tr>
-    </w:tbl>
-    <w:p>
-      <w:pPr>
-        <w:spacing w:before="160" w:after="80"/>
-      </w:pPr>
-      <w:r>
-        <w:pict>
-          <v:rect style="width:0;height:1.5pt" o:hralign="center" o:hrstd="t" o:hr="t"/>
-        </w:pict>
-      </w:r>
-    </w:p>
     <w:bookmarkEnd w:id="69"/>
-    <w:bookmarkStart w:id="70" w:name="题目来源索引"/>
-    <w:p>
-      <w:pPr>
-        <w:pStyle w:val="Heading2"/>
-        <w:spacing w:after="120" w:before="280"/>
-      </w:pPr>
-      <w:r>
-        <w:rPr>
-          <w:rFonts w:hint="eastAsia" w:ascii="Times New Roman" w:hAnsi="Times New Roman" w:eastAsia="SimHei" w:cs="Times New Roman"/>
-        </w:rPr>
-        <w:t xml:space="preserve">题目来源索引</w:t>
-      </w:r>
-    </w:p>
-    <w:tbl>
-      <w:tblPr>
-        <w:tblStyle w:val="Table"/>
-        <w:tblW w:type="auto" w:w="0"/>
-        <w:tblLook w:firstRow="1" w:lastRow="0" w:firstColumn="0" w:lastColumn="0" w:noHBand="0" w:noVBand="0" w:val="0020"/>
-      </w:tblPr>
-      <w:tblGrid>
-        <w:gridCol w:w="2640"/>
-        <w:gridCol w:w="2640"/>
-        <w:gridCol w:w="2640"/>
-      </w:tblGrid>
-      <w:tr>
-        <w:trPr>
-          <w:tblHeader w:val="on"/>
-        </w:trPr>
-        <w:tc>
-          <w:tcPr/>
-          <w:p>
-            <w:pPr>
-              <w:pStyle w:val="Compact"/>
-              <w:jc w:val="center"/>
-            </w:pPr>
-            <w:r>
-              <w:rPr>
-                <w:rFonts w:hint="eastAsia" w:ascii="Times New Roman" w:hAnsi="Times New Roman" w:eastAsia="SimHei" w:cs="Times New Roman"/>
-                <w:b/>
-              </w:rPr>
-              <w:t xml:space="preserve">题号</w:t>
-            </w:r>
-          </w:p>
-        </w:tc>
-        <w:tc>
-          <w:tcPr/>
-          <w:p>
-            <w:pPr>
-              <w:pStyle w:val="Compact"/>
-              <w:jc w:val="center"/>
-            </w:pPr>
-            <w:r>
-              <w:rPr>
-                <w:rFonts w:hint="eastAsia" w:ascii="Times New Roman" w:hAnsi="Times New Roman" w:eastAsia="SimHei" w:cs="Times New Roman"/>
-                <w:b/>
-              </w:rPr>
-              <w:t xml:space="preserve">来源</w:t>
-            </w:r>
-          </w:p>
-        </w:tc>
-        <w:tc>
-          <w:tcPr/>
-          <w:p>
-            <w:pPr>
-              <w:pStyle w:val="Compact"/>
-              <w:jc w:val="center"/>
-            </w:pPr>
-            <w:r>
-              <w:rPr>
-                <w:rFonts w:hint="eastAsia" w:ascii="Times New Roman" w:hAnsi="Times New Roman" w:eastAsia="SimHei" w:cs="Times New Roman"/>
-                <w:b/>
-              </w:rPr>
-              <w:t xml:space="preserve">具体内容</w:t>
-            </w:r>
-          </w:p>
-        </w:tc>
-      </w:tr>
-      <w:tr>
-        <w:tc>
-          <w:tcPr/>
-          <w:p>
-            <w:pPr>
-              <w:pStyle w:val="Compact"/>
-              <w:jc w:val="center"/>
-            </w:pPr>
-            <w:r>
-              <w:rPr>
-                <w:rFonts w:ascii="Times New Roman" w:hAnsi="Times New Roman" w:eastAsia="Times New Roman" w:cs="Times New Roman"/>
-              </w:rPr>
-              <w:t xml:space="preserve">1</w:t>
-            </w:r>
-          </w:p>
-        </w:tc>
-        <w:tc>
-          <w:tcPr/>
-          <w:p>
-            <w:pPr>
-              <w:pStyle w:val="Compact"/>
-              <w:jc w:val="center"/>
-            </w:pPr>
-            <w:r>
-              <w:rPr>
-                <w:rFonts w:hint="eastAsia" w:ascii="Times New Roman" w:hAnsi="Times New Roman" w:eastAsia="FangSong" w:cs="Times New Roman"/>
-              </w:rPr>
-              <w:t xml:space="preserve">普化</w:t>
-            </w:r>
-            <w:r>
-              <w:rPr>
-                <w:rFonts w:ascii="Times New Roman" w:hAnsi="Times New Roman" w:eastAsia="Times New Roman" w:cs="Times New Roman"/>
-              </w:rPr>
-              <w:t xml:space="preserve"> 07-01</w:t>
-            </w:r>
-          </w:p>
-        </w:tc>
-        <w:tc>
-          <w:tcPr/>
-          <w:p>
-            <w:pPr>
-              <w:pStyle w:val="Compact"/>
-              <w:jc w:val="center"/>
-            </w:pPr>
-            <w:r>
-              <w:rPr>
-                <w:rFonts w:hint="eastAsia" w:ascii="Times New Roman" w:hAnsi="Times New Roman" w:eastAsia="FangSong" w:cs="Times New Roman"/>
-              </w:rPr>
-              <w:t>一级反应浓度</w:t>
-            </w:r>
-            <w:r>
-              <w:rPr>
-                <w:rFonts w:hint="eastAsia" w:ascii="Times New Roman" w:hAnsi="Times New Roman" w:eastAsia="Times New Roman" w:cs="Times New Roman"/>
-              </w:rPr>
-              <w:t>-</w:t>
-            </w:r>
-            <w:r>
-              <w:rPr>
-                <w:rFonts w:hint="eastAsia" w:ascii="Times New Roman" w:hAnsi="Times New Roman" w:eastAsia="FangSong" w:cs="Times New Roman"/>
-              </w:rPr>
-              <w:t>时间计算</w:t>
-            </w:r>
-          </w:p>
-        </w:tc>
-      </w:tr>
-      <w:tr>
-        <w:tc>
-          <w:tcPr/>
-          <w:p>
-            <w:pPr>
-              <w:pStyle w:val="Compact"/>
-              <w:jc w:val="center"/>
-            </w:pPr>
-            <w:r>
-              <w:rPr>
-                <w:rFonts w:ascii="Times New Roman" w:hAnsi="Times New Roman" w:eastAsia="Times New Roman" w:cs="Times New Roman"/>
-              </w:rPr>
-              <w:t xml:space="preserve">2</w:t>
-            </w:r>
-          </w:p>
-        </w:tc>
-        <w:tc>
-          <w:tcPr/>
-          <w:p>
-            <w:pPr>
-              <w:pStyle w:val="Compact"/>
-              <w:jc w:val="center"/>
-            </w:pPr>
-            <w:r>
-              <w:rPr>
-                <w:rFonts w:hint="eastAsia" w:ascii="Times New Roman" w:hAnsi="Times New Roman" w:eastAsia="FangSong" w:cs="Times New Roman"/>
-              </w:rPr>
-              <w:t xml:space="preserve">普化</w:t>
-            </w:r>
-            <w:r>
-              <w:rPr>
-                <w:rFonts w:ascii="Times New Roman" w:hAnsi="Times New Roman" w:eastAsia="Times New Roman" w:cs="Times New Roman"/>
-              </w:rPr>
-              <w:t xml:space="preserve"> 07-03</w:t>
-            </w:r>
-          </w:p>
-        </w:tc>
-        <w:tc>
-          <w:tcPr/>
-          <w:p>
-            <w:pPr>
-              <w:pStyle w:val="Compact"/>
-              <w:jc w:val="center"/>
-            </w:pPr>
-            <w:r>
-              <w:rPr>
-                <w:rFonts w:hint="eastAsia" w:ascii="Times New Roman" w:hAnsi="Times New Roman" w:eastAsia="FangSong" w:cs="Times New Roman"/>
-              </w:rPr>
-              <w:t xml:space="preserve">一级反应速率常数求解</w:t>
-            </w:r>
-          </w:p>
-        </w:tc>
-      </w:tr>
-      <w:tr>
-        <w:tc>
-          <w:tcPr/>
-          <w:p>
-            <w:pPr>
-              <w:pStyle w:val="Compact"/>
-              <w:jc w:val="center"/>
-            </w:pPr>
-            <w:r>
-              <w:rPr>
-                <w:rFonts w:ascii="Times New Roman" w:hAnsi="Times New Roman" w:eastAsia="Times New Roman" w:cs="Times New Roman"/>
-              </w:rPr>
-              <w:t xml:space="preserve">3</w:t>
-            </w:r>
-          </w:p>
-        </w:tc>
-        <w:tc>
-          <w:tcPr/>
-          <w:p>
-            <w:pPr>
-              <w:pStyle w:val="Compact"/>
-              <w:jc w:val="center"/>
-            </w:pPr>
-            <w:r>
-              <w:rPr>
-                <w:rFonts w:hint="eastAsia" w:ascii="Times New Roman" w:hAnsi="Times New Roman" w:eastAsia="FangSong" w:cs="Times New Roman"/>
-              </w:rPr>
-              <w:t xml:space="preserve">普化</w:t>
-            </w:r>
-            <w:r>
-              <w:rPr>
-                <w:rFonts w:ascii="Times New Roman" w:hAnsi="Times New Roman" w:eastAsia="Times New Roman" w:cs="Times New Roman"/>
-              </w:rPr>
-              <w:t xml:space="preserve"> 07-05</w:t>
-            </w:r>
-          </w:p>
-        </w:tc>
-        <w:tc>
-          <w:tcPr/>
-          <w:p>
-            <w:pPr>
-              <w:pStyle w:val="Compact"/>
-              <w:jc w:val="center"/>
-            </w:pPr>
-            <w:r>
-              <w:rPr>
-                <w:rFonts w:hint="eastAsia" w:ascii="Times New Roman" w:hAnsi="Times New Roman" w:eastAsia="FangSong" w:cs="Times New Roman"/>
-              </w:rPr>
-              <w:t xml:space="preserve">二级反应半衰期求速率常数</w:t>
-            </w:r>
-          </w:p>
-        </w:tc>
-      </w:tr>
-      <w:tr>
-        <w:tc>
-          <w:tcPr/>
-          <w:p>
-            <w:pPr>
-              <w:pStyle w:val="Compact"/>
-              <w:jc w:val="center"/>
-            </w:pPr>
-            <w:r>
-              <w:rPr>
-                <w:rFonts w:ascii="Times New Roman" w:hAnsi="Times New Roman" w:eastAsia="Times New Roman" w:cs="Times New Roman"/>
-              </w:rPr>
-              <w:t xml:space="preserve">4</w:t>
-            </w:r>
-          </w:p>
-        </w:tc>
-        <w:tc>
-          <w:tcPr/>
-          <w:p>
-            <w:pPr>
-              <w:pStyle w:val="Compact"/>
-              <w:jc w:val="center"/>
-            </w:pPr>
-            <w:r>
-              <w:rPr>
-                <w:rFonts w:hint="eastAsia" w:ascii="Times New Roman" w:hAnsi="Times New Roman" w:eastAsia="FangSong" w:cs="Times New Roman"/>
-              </w:rPr>
-              <w:t xml:space="preserve">普化</w:t>
-            </w:r>
-            <w:r>
-              <w:rPr>
-                <w:rFonts w:ascii="Times New Roman" w:hAnsi="Times New Roman" w:eastAsia="Times New Roman" w:cs="Times New Roman"/>
-              </w:rPr>
-              <w:t xml:space="preserve"> 07-07</w:t>
-            </w:r>
-          </w:p>
-        </w:tc>
-        <w:tc>
-          <w:tcPr/>
-          <w:p>
-            <w:pPr>
-              <w:pStyle w:val="Compact"/>
-              <w:jc w:val="center"/>
-            </w:pPr>
-            <w:r>
-              <w:rPr>
-                <w:rFonts w:hint="eastAsia" w:ascii="Times New Roman" w:hAnsi="Times New Roman" w:eastAsia="FangSong" w:cs="Times New Roman"/>
-              </w:rPr>
-              <w:t xml:space="preserve">两温度速率常数求活化能</w:t>
-            </w:r>
-          </w:p>
-        </w:tc>
-      </w:tr>
-      <w:tr>
-        <w:tc>
-          <w:tcPr/>
-          <w:p>
-            <w:pPr>
-              <w:pStyle w:val="Compact"/>
-              <w:jc w:val="center"/>
-            </w:pPr>
-            <w:r>
-              <w:rPr>
-                <w:rFonts w:ascii="Times New Roman" w:hAnsi="Times New Roman" w:eastAsia="Times New Roman" w:cs="Times New Roman"/>
-              </w:rPr>
-              <w:t xml:space="preserve">5</w:t>
-            </w:r>
-          </w:p>
-        </w:tc>
-        <w:tc>
-          <w:tcPr/>
-          <w:p>
-            <w:pPr>
-              <w:pStyle w:val="Compact"/>
-              <w:jc w:val="center"/>
-            </w:pPr>
-            <w:r>
-              <w:rPr>
-                <w:rFonts w:hint="eastAsia" w:ascii="Times New Roman" w:hAnsi="Times New Roman" w:eastAsia="FangSong" w:cs="Times New Roman"/>
-              </w:rPr>
-              <w:t xml:space="preserve">普化</w:t>
-            </w:r>
-            <w:r>
-              <w:rPr>
-                <w:rFonts w:ascii="Times New Roman" w:hAnsi="Times New Roman" w:eastAsia="Times New Roman" w:cs="Times New Roman"/>
-              </w:rPr>
-              <w:t xml:space="preserve"> 07-09</w:t>
-            </w:r>
-          </w:p>
-        </w:tc>
-        <w:tc>
-          <w:tcPr/>
-          <w:p>
-            <w:pPr>
-              <w:pStyle w:val="Compact"/>
-              <w:jc w:val="center"/>
-            </w:pPr>
-            <w:r>
-              <w:rPr>
-                <w:rFonts w:hint="eastAsia" w:ascii="Times New Roman" w:hAnsi="Times New Roman" w:eastAsia="FangSong" w:cs="Times New Roman"/>
-              </w:rPr>
-              <w:t xml:space="preserve">活化能求速率常数比</w:t>
-            </w:r>
-          </w:p>
-        </w:tc>
-      </w:tr>
-      <w:tr>
-        <w:tc>
-          <w:tcPr/>
-          <w:p>
-            <w:pPr>
-              <w:pStyle w:val="Compact"/>
-              <w:jc w:val="center"/>
-            </w:pPr>
-            <w:r>
-              <w:rPr>
-                <w:rFonts w:ascii="Times New Roman" w:hAnsi="Times New Roman" w:eastAsia="Times New Roman" w:cs="Times New Roman"/>
-              </w:rPr>
-              <w:t xml:space="preserve">6</w:t>
-            </w:r>
-          </w:p>
-        </w:tc>
-        <w:tc>
-          <w:tcPr/>
-          <w:p>
-            <w:pPr>
-              <w:pStyle w:val="Compact"/>
-              <w:jc w:val="center"/>
-            </w:pPr>
-            <w:r>
-              <w:rPr>
-                <w:rFonts w:hint="eastAsia" w:ascii="Times New Roman" w:hAnsi="Times New Roman" w:eastAsia="FangSong" w:cs="Times New Roman"/>
-              </w:rPr>
-              <w:t xml:space="preserve">普化</w:t>
-            </w:r>
-            <w:r>
-              <w:rPr>
-                <w:rFonts w:ascii="Times New Roman" w:hAnsi="Times New Roman" w:eastAsia="Times New Roman" w:cs="Times New Roman"/>
-              </w:rPr>
-              <w:t xml:space="preserve"> 07-11</w:t>
-            </w:r>
-          </w:p>
-        </w:tc>
-        <w:tc>
-          <w:tcPr/>
-          <w:p>
-            <w:pPr>
-              <w:pStyle w:val="Compact"/>
-              <w:jc w:val="center"/>
-            </w:pPr>
-            <w:r>
-              <w:rPr>
-                <w:rFonts w:hint="eastAsia" w:ascii="Times New Roman" w:hAnsi="Times New Roman" w:eastAsia="FangSong" w:cs="Times New Roman"/>
-              </w:rPr>
-              <w:t xml:space="preserve">变浓度半衰期判断反应级数</w:t>
-            </w:r>
-          </w:p>
-        </w:tc>
-      </w:tr>
-      <w:tr>
-        <w:tc>
-          <w:tcPr/>
-          <w:p>
-            <w:pPr>
-              <w:pStyle w:val="Compact"/>
-              <w:jc w:val="center"/>
-            </w:pPr>
-            <w:r>
-              <w:rPr>
-                <w:rFonts w:ascii="Times New Roman" w:hAnsi="Times New Roman" w:eastAsia="Times New Roman" w:cs="Times New Roman"/>
-              </w:rPr>
-              <w:t xml:space="preserve">7</w:t>
-            </w:r>
-          </w:p>
-        </w:tc>
-        <w:tc>
-          <w:tcPr/>
-          <w:p>
-            <w:pPr>
-              <w:pStyle w:val="Compact"/>
-              <w:jc w:val="center"/>
-            </w:pPr>
-            <w:r>
-              <w:rPr>
-                <w:rFonts w:hint="eastAsia" w:ascii="Times New Roman" w:hAnsi="Times New Roman" w:eastAsia="FangSong" w:cs="Times New Roman"/>
-              </w:rPr>
-              <w:t xml:space="preserve">普化</w:t>
-            </w:r>
-            <w:r>
-              <w:rPr>
-                <w:rFonts w:ascii="Times New Roman" w:hAnsi="Times New Roman" w:eastAsia="Times New Roman" w:cs="Times New Roman"/>
-              </w:rPr>
-              <w:t xml:space="preserve"> 07-17</w:t>
-            </w:r>
-          </w:p>
-        </w:tc>
-        <w:tc>
-          <w:tcPr/>
-          <w:p>
-            <w:pPr>
-              <w:pStyle w:val="Compact"/>
-              <w:jc w:val="center"/>
-            </w:pPr>
-            <w:r>
-              <w:rPr>
-                <w:rFonts w:hint="eastAsia" w:ascii="Times New Roman" w:hAnsi="Times New Roman" w:eastAsia="FangSong" w:cs="Times New Roman"/>
-              </w:rPr>
-              <w:t xml:space="preserve">温度变化求新半衰期</w:t>
-            </w:r>
-          </w:p>
-        </w:tc>
-      </w:tr>
-      <w:tr>
-        <w:tc>
-          <w:tcPr/>
-          <w:p>
-            <w:pPr>
-              <w:pStyle w:val="Compact"/>
-              <w:jc w:val="center"/>
-            </w:pPr>
-            <w:r>
-              <w:rPr>
-                <w:rFonts w:ascii="Times New Roman" w:hAnsi="Times New Roman" w:eastAsia="Times New Roman" w:cs="Times New Roman"/>
-              </w:rPr>
-              <w:t xml:space="preserve">8</w:t>
-            </w:r>
-          </w:p>
-        </w:tc>
-        <w:tc>
-          <w:tcPr/>
-          <w:p>
-            <w:pPr>
-              <w:pStyle w:val="Compact"/>
-              <w:jc w:val="center"/>
-            </w:pPr>
-            <w:r>
-              <w:rPr>
-                <w:rFonts w:hint="eastAsia" w:ascii="Times New Roman" w:hAnsi="Times New Roman" w:eastAsia="FangSong" w:cs="Times New Roman"/>
-              </w:rPr>
-              <w:t xml:space="preserve">专题</w:t>
-            </w:r>
-            <w:r>
-              <w:rPr>
-                <w:rFonts w:ascii="Times New Roman" w:hAnsi="Times New Roman" w:eastAsia="Times New Roman" w:cs="Times New Roman"/>
-              </w:rPr>
-              <w:t xml:space="preserve"> 07-19</w:t>
-            </w:r>
-          </w:p>
-        </w:tc>
-        <w:tc>
-          <w:tcPr/>
-          <w:p>
-            <w:pPr>
-              <w:pStyle w:val="Compact"/>
-              <w:jc w:val="center"/>
-            </w:pPr>
-            <w:r>
-              <w:rPr>
-                <w:rFonts w:hint="eastAsia" w:ascii="Times New Roman" w:hAnsi="Times New Roman" w:eastAsia="Times New Roman" w:cs="Times New Roman"/>
-              </w:rPr>
-              <w:t>Michaelis-Menten</w:t>
-            </w:r>
-            <w:r>
-              <w:rPr>
-                <w:rFonts w:hint="eastAsia" w:ascii="Times New Roman" w:hAnsi="Times New Roman" w:eastAsia="FangSong" w:cs="Times New Roman"/>
-              </w:rPr>
-              <w:t>方程应用</w:t>
-            </w:r>
-          </w:p>
-        </w:tc>
-      </w:tr>
-      <w:tr>
-        <w:tc>
-          <w:tcPr/>
-          <w:p>
-            <w:pPr>
-              <w:pStyle w:val="Compact"/>
-              <w:jc w:val="center"/>
-            </w:pPr>
-            <w:r>
-              <w:rPr>
-                <w:rFonts w:ascii="Times New Roman" w:hAnsi="Times New Roman" w:eastAsia="Times New Roman" w:cs="Times New Roman"/>
-              </w:rPr>
-              <w:t xml:space="preserve">9</w:t>
-            </w:r>
-          </w:p>
-        </w:tc>
-        <w:tc>
-          <w:tcPr/>
-          <w:p>
-            <w:pPr>
-              <w:pStyle w:val="Compact"/>
-              <w:jc w:val="center"/>
-            </w:pPr>
-            <w:r>
-              <w:rPr>
-                <w:rFonts w:hint="eastAsia" w:ascii="Times New Roman" w:hAnsi="Times New Roman" w:eastAsia="FangSong" w:cs="Times New Roman"/>
-              </w:rPr>
-              <w:t xml:space="preserve">普化</w:t>
-            </w:r>
-            <w:r>
-              <w:rPr>
-                <w:rFonts w:ascii="Times New Roman" w:hAnsi="Times New Roman" w:eastAsia="Times New Roman" w:cs="Times New Roman"/>
-              </w:rPr>
-              <w:t xml:space="preserve"> 07-13</w:t>
-            </w:r>
-          </w:p>
-        </w:tc>
-        <w:tc>
-          <w:tcPr/>
-          <w:p>
-            <w:pPr>
-              <w:pStyle w:val="Compact"/>
-              <w:jc w:val="center"/>
-            </w:pPr>
-            <w:r>
-              <w:rPr>
-                <w:rFonts w:hint="eastAsia" w:ascii="Times New Roman" w:hAnsi="Times New Roman" w:eastAsia="FangSong" w:cs="Times New Roman"/>
-              </w:rPr>
-              <w:t xml:space="preserve">复合级数速率计算</w:t>
-            </w:r>
-          </w:p>
-        </w:tc>
-      </w:tr>
-      <w:tr>
-        <w:tc>
-          <w:tcPr/>
-          <w:p>
-            <w:pPr>
-              <w:pStyle w:val="Compact"/>
-              <w:jc w:val="center"/>
-            </w:pPr>
-            <w:r>
-              <w:rPr>
-                <w:rFonts w:ascii="Times New Roman" w:hAnsi="Times New Roman" w:eastAsia="Times New Roman" w:cs="Times New Roman"/>
-              </w:rPr>
-              <w:t xml:space="preserve">10</w:t>
-            </w:r>
-          </w:p>
-        </w:tc>
-        <w:tc>
-          <w:tcPr/>
-          <w:p>
-            <w:pPr>
-              <w:pStyle w:val="Compact"/>
-              <w:jc w:val="center"/>
-            </w:pPr>
-            <w:r>
-              <w:rPr>
-                <w:rFonts w:hint="eastAsia" w:ascii="Times New Roman" w:hAnsi="Times New Roman" w:eastAsia="FangSong" w:cs="Times New Roman"/>
-              </w:rPr>
-              <w:t xml:space="preserve">普化</w:t>
-            </w:r>
-            <w:r>
-              <w:rPr>
-                <w:rFonts w:ascii="Times New Roman" w:hAnsi="Times New Roman" w:eastAsia="Times New Roman" w:cs="Times New Roman"/>
-              </w:rPr>
-              <w:t xml:space="preserve"> 07-14</w:t>
-            </w:r>
-          </w:p>
-        </w:tc>
-        <w:tc>
-          <w:tcPr/>
-          <w:p>
-            <w:pPr>
-              <w:pStyle w:val="Compact"/>
-              <w:jc w:val="center"/>
-            </w:pPr>
-            <w:r>
-              <w:rPr>
-                <w:rFonts w:hint="eastAsia" w:ascii="Times New Roman" w:hAnsi="Times New Roman" w:eastAsia="FangSong" w:cs="Times New Roman"/>
-              </w:rPr>
-              <w:t>浓度</w:t>
-            </w:r>
-            <w:r>
-              <w:rPr>
-                <w:rFonts w:hint="eastAsia" w:ascii="Times New Roman" w:hAnsi="Times New Roman" w:eastAsia="Times New Roman" w:cs="Times New Roman"/>
-              </w:rPr>
-              <w:t>-</w:t>
-            </w:r>
-            <w:r>
-              <w:rPr>
-                <w:rFonts w:hint="eastAsia" w:ascii="Times New Roman" w:hAnsi="Times New Roman" w:eastAsia="FangSong" w:cs="Times New Roman"/>
-              </w:rPr>
-              <w:t>时间数据判断级数</w:t>
-            </w:r>
-          </w:p>
-        </w:tc>
-      </w:tr>
-      <w:tr>
-        <w:tc>
-          <w:tcPr/>
-          <w:p>
-            <w:pPr>
-              <w:pStyle w:val="Compact"/>
-              <w:jc w:val="center"/>
-            </w:pPr>
-            <w:r>
-              <w:rPr>
-                <w:rFonts w:ascii="Times New Roman" w:hAnsi="Times New Roman" w:eastAsia="Times New Roman" w:cs="Times New Roman"/>
-              </w:rPr>
-              <w:t xml:space="preserve">11</w:t>
-            </w:r>
-          </w:p>
-        </w:tc>
-        <w:tc>
-          <w:tcPr/>
-          <w:p>
-            <w:pPr>
-              <w:pStyle w:val="Compact"/>
-              <w:jc w:val="center"/>
-            </w:pPr>
-            <w:r>
-              <w:rPr>
-                <w:rFonts w:hint="eastAsia" w:ascii="Times New Roman" w:hAnsi="Times New Roman" w:eastAsia="FangSong" w:cs="Times New Roman"/>
-              </w:rPr>
-              <w:t xml:space="preserve">普化</w:t>
-            </w:r>
-            <w:r>
-              <w:rPr>
-                <w:rFonts w:ascii="Times New Roman" w:hAnsi="Times New Roman" w:eastAsia="Times New Roman" w:cs="Times New Roman"/>
-              </w:rPr>
-              <w:t xml:space="preserve"> 07-15</w:t>
-            </w:r>
-          </w:p>
-        </w:tc>
-        <w:tc>
-          <w:tcPr/>
-          <w:p>
-            <w:pPr>
-              <w:pStyle w:val="Compact"/>
-              <w:jc w:val="center"/>
-            </w:pPr>
-            <w:r>
-              <w:rPr>
-                <w:rFonts w:hint="eastAsia" w:ascii="Times New Roman" w:hAnsi="Times New Roman" w:eastAsia="FangSong" w:cs="Times New Roman"/>
-              </w:rPr>
-              <w:t xml:space="preserve">反应机理推导速率方程</w:t>
-            </w:r>
-          </w:p>
-        </w:tc>
-      </w:tr>
-      <w:tr>
-        <w:tc>
-          <w:tcPr/>
-          <w:p>
-            <w:pPr>
-              <w:pStyle w:val="Compact"/>
-              <w:jc w:val="center"/>
-            </w:pPr>
-            <w:r>
-              <w:rPr>
-                <w:rFonts w:ascii="Times New Roman" w:hAnsi="Times New Roman" w:eastAsia="Times New Roman" w:cs="Times New Roman"/>
-              </w:rPr>
-              <w:t xml:space="preserve">12</w:t>
-            </w:r>
-          </w:p>
-        </w:tc>
-        <w:tc>
-          <w:tcPr/>
-          <w:p>
-            <w:pPr>
-              <w:pStyle w:val="Compact"/>
-              <w:jc w:val="center"/>
-            </w:pPr>
-            <w:r>
-              <w:rPr>
-                <w:rFonts w:hint="eastAsia" w:ascii="Times New Roman" w:hAnsi="Times New Roman" w:eastAsia="FangSong" w:cs="Times New Roman"/>
-              </w:rPr>
-              <w:t xml:space="preserve">普化</w:t>
-            </w:r>
-            <w:r>
-              <w:rPr>
-                <w:rFonts w:ascii="Times New Roman" w:hAnsi="Times New Roman" w:eastAsia="Times New Roman" w:cs="Times New Roman"/>
-              </w:rPr>
-              <w:t xml:space="preserve"> 07-18</w:t>
-            </w:r>
-          </w:p>
-        </w:tc>
-        <w:tc>
-          <w:tcPr/>
-          <w:p>
-            <w:pPr>
-              <w:pStyle w:val="Compact"/>
-              <w:jc w:val="center"/>
-            </w:pPr>
-            <w:r>
-              <w:rPr>
-                <w:rFonts w:hint="eastAsia" w:ascii="Times New Roman" w:hAnsi="Times New Roman" w:eastAsia="FangSong" w:cs="Times New Roman"/>
-              </w:rPr>
-              <w:t xml:space="preserve">正逆速率常数求平衡常数</w:t>
-            </w:r>
-          </w:p>
-        </w:tc>
-      </w:tr>
-      <w:tr>
-        <w:tc>
-          <w:tcPr/>
-          <w:p>
-            <w:pPr>
-              <w:pStyle w:val="Compact"/>
-              <w:jc w:val="center"/>
-            </w:pPr>
-            <w:r>
-              <w:rPr>
-                <w:rFonts w:ascii="Times New Roman" w:hAnsi="Times New Roman" w:eastAsia="Times New Roman" w:cs="Times New Roman"/>
-              </w:rPr>
-              <w:t xml:space="preserve">13</w:t>
-            </w:r>
-          </w:p>
-        </w:tc>
-        <w:tc>
-          <w:tcPr/>
-          <w:p>
-            <w:pPr>
-              <w:pStyle w:val="Compact"/>
-              <w:jc w:val="center"/>
-            </w:pPr>
-            <w:r>
-              <w:rPr>
-                <w:rFonts w:hint="eastAsia" w:ascii="Times New Roman" w:hAnsi="Times New Roman" w:eastAsia="FangSong" w:cs="Times New Roman"/>
-              </w:rPr>
-              <w:t xml:space="preserve">专题</w:t>
-            </w:r>
-            <w:r>
-              <w:rPr>
-                <w:rFonts w:ascii="Times New Roman" w:hAnsi="Times New Roman" w:eastAsia="Times New Roman" w:cs="Times New Roman"/>
-              </w:rPr>
-              <w:t xml:space="preserve"> 07-20</w:t>
-            </w:r>
-          </w:p>
-        </w:tc>
-        <w:tc>
-          <w:tcPr/>
-          <w:p>
-            <w:pPr>
-              <w:pStyle w:val="Compact"/>
-              <w:jc w:val="center"/>
-            </w:pPr>
-            <w:r>
-              <w:rPr>
-                <w:rFonts w:hint="eastAsia" w:ascii="Times New Roman" w:hAnsi="Times New Roman" w:eastAsia="FangSong" w:cs="Times New Roman"/>
-              </w:rPr>
-              <w:t xml:space="preserve">连串反应中间体最大浓度</w:t>
-            </w:r>
-          </w:p>
-        </w:tc>
-      </w:tr>
-      <w:tr>
-        <w:tc>
-          <w:tcPr/>
-          <w:p>
-            <w:pPr>
-              <w:pStyle w:val="Compact"/>
-              <w:jc w:val="center"/>
-            </w:pPr>
-            <w:r>
-              <w:rPr>
-                <w:rFonts w:ascii="Times New Roman" w:hAnsi="Times New Roman" w:eastAsia="Times New Roman" w:cs="Times New Roman"/>
-              </w:rPr>
-              <w:t xml:space="preserve">14</w:t>
-            </w:r>
-          </w:p>
-        </w:tc>
-        <w:tc>
-          <w:tcPr/>
-          <w:p>
-            <w:pPr>
-              <w:pStyle w:val="Compact"/>
-              <w:jc w:val="center"/>
-            </w:pPr>
-            <w:r>
-              <w:rPr>
-                <w:rFonts w:hint="eastAsia" w:ascii="Times New Roman" w:hAnsi="Times New Roman" w:eastAsia="FangSong" w:cs="Times New Roman"/>
-              </w:rPr>
-              <w:t xml:space="preserve">专题</w:t>
-            </w:r>
-            <w:r>
-              <w:rPr>
-                <w:rFonts w:ascii="Times New Roman" w:hAnsi="Times New Roman" w:eastAsia="Times New Roman" w:cs="Times New Roman"/>
-              </w:rPr>
-              <w:t xml:space="preserve"> 07-21</w:t>
-            </w:r>
-          </w:p>
-        </w:tc>
-        <w:tc>
-          <w:tcPr/>
-          <w:p>
-            <w:pPr>
-              <w:pStyle w:val="Compact"/>
-              <w:jc w:val="center"/>
-            </w:pPr>
-            <w:r>
-              <w:rPr>
-                <w:rFonts w:hint="eastAsia" w:ascii="Times New Roman" w:hAnsi="Times New Roman" w:eastAsia="FangSong" w:cs="Times New Roman"/>
-              </w:rPr>
-              <w:t xml:space="preserve">催化剂降低活化能的速率效应</w:t>
-            </w:r>
-          </w:p>
-        </w:tc>
-      </w:tr>
-      <w:tr>
-        <w:tc>
-          <w:tcPr/>
-          <w:p>
-            <w:pPr>
-              <w:pStyle w:val="Compact"/>
-              <w:jc w:val="center"/>
-            </w:pPr>
-            <w:r>
-              <w:rPr>
-                <w:rFonts w:ascii="Times New Roman" w:hAnsi="Times New Roman" w:eastAsia="Times New Roman" w:cs="Times New Roman"/>
-              </w:rPr>
-              <w:t xml:space="preserve">15</w:t>
-            </w:r>
-          </w:p>
-        </w:tc>
-        <w:tc>
-          <w:tcPr/>
-          <w:p>
-            <w:pPr>
-              <w:pStyle w:val="Compact"/>
-              <w:jc w:val="center"/>
-            </w:pPr>
-            <w:r>
-              <w:rPr>
-                <w:rFonts w:hint="eastAsia" w:ascii="Times New Roman" w:hAnsi="Times New Roman" w:eastAsia="FangSong" w:cs="Times New Roman"/>
-              </w:rPr>
-              <w:t xml:space="preserve">普化</w:t>
-            </w:r>
-            <w:r>
-              <w:rPr>
-                <w:rFonts w:ascii="Times New Roman" w:hAnsi="Times New Roman" w:eastAsia="Times New Roman" w:cs="Times New Roman"/>
-              </w:rPr>
-              <w:t xml:space="preserve"> 07-22</w:t>
-            </w:r>
-          </w:p>
-        </w:tc>
-        <w:tc>
-          <w:tcPr/>
-          <w:p>
-            <w:pPr>
-              <w:pStyle w:val="Compact"/>
-              <w:jc w:val="center"/>
-            </w:pPr>
-            <w:r>
-              <w:rPr>
-                <w:rFonts w:hint="eastAsia" w:ascii="Times New Roman" w:hAnsi="Times New Roman" w:eastAsia="Times New Roman" w:cs="Times New Roman"/>
-              </w:rPr>
-              <w:t>Arrhenius</w:t>
-            </w:r>
-            <w:r>
-              <w:rPr>
-                <w:rFonts w:hint="eastAsia" w:ascii="Times New Roman" w:hAnsi="Times New Roman" w:eastAsia="FangSong" w:cs="Times New Roman"/>
-              </w:rPr>
-              <w:t>图求</w:t>
-            </w:r>
-            <w:r>
-              <w:rPr>
-                <w:rFonts w:hint="eastAsia" w:ascii="Times New Roman" w:hAnsi="Times New Roman" w:eastAsia="Times New Roman" w:cs="Times New Roman"/>
-              </w:rPr>
-              <w:t>Ea</w:t>
-            </w:r>
-            <w:r>
-              <w:rPr>
-                <w:rFonts w:hint="eastAsia" w:ascii="Times New Roman" w:hAnsi="Times New Roman" w:eastAsia="FangSong" w:cs="Times New Roman"/>
-              </w:rPr>
-              <w:t>和</w:t>
-            </w:r>
-            <w:r>
-              <w:rPr>
-                <w:rFonts w:hint="eastAsia" w:ascii="Times New Roman" w:hAnsi="Times New Roman" w:eastAsia="Times New Roman" w:cs="Times New Roman"/>
-              </w:rPr>
-              <w:t>A</w:t>
-            </w:r>
-          </w:p>
-        </w:tc>
-      </w:tr>
-      <w:tr>
-        <w:tc>
-          <w:tcPr/>
-          <w:p>
-            <w:pPr>
-              <w:pStyle w:val="Compact"/>
-              <w:jc w:val="center"/>
-            </w:pPr>
-            <w:r>
-              <w:rPr>
-                <w:rFonts w:ascii="Times New Roman" w:hAnsi="Times New Roman" w:eastAsia="Times New Roman" w:cs="Times New Roman"/>
-              </w:rPr>
-              <w:t xml:space="preserve">16</w:t>
-            </w:r>
-          </w:p>
-        </w:tc>
-        <w:tc>
-          <w:tcPr/>
-          <w:p>
-            <w:pPr>
-              <w:pStyle w:val="Compact"/>
-              <w:jc w:val="center"/>
-            </w:pPr>
-            <w:r>
-              <w:rPr>
-                <w:rFonts w:hint="eastAsia" w:ascii="Times New Roman" w:hAnsi="Times New Roman" w:eastAsia="FangSong" w:cs="Times New Roman"/>
-              </w:rPr>
-              <w:t xml:space="preserve">普化</w:t>
-            </w:r>
-            <w:r>
-              <w:rPr>
-                <w:rFonts w:ascii="Times New Roman" w:hAnsi="Times New Roman" w:eastAsia="Times New Roman" w:cs="Times New Roman"/>
-              </w:rPr>
-              <w:t xml:space="preserve"> 07-23</w:t>
-            </w:r>
-          </w:p>
-        </w:tc>
-        <w:tc>
-          <w:tcPr/>
-          <w:p>
-            <w:pPr>
-              <w:pStyle w:val="Compact"/>
-              <w:jc w:val="center"/>
-            </w:pPr>
-            <w:r>
-              <w:rPr>
-                <w:rFonts w:hint="eastAsia" w:ascii="Times New Roman" w:hAnsi="Times New Roman" w:eastAsia="FangSong" w:cs="Times New Roman"/>
-              </w:rPr>
-              <w:t xml:space="preserve">光化学反应速率与量子效率</w:t>
-            </w:r>
-          </w:p>
-        </w:tc>
-      </w:tr>
-      <w:tr>
-        <w:tc>
-          <w:tcPr/>
-          <w:p>
-            <w:pPr>
-              <w:pStyle w:val="Compact"/>
-              <w:jc w:val="center"/>
-            </w:pPr>
-            <w:r>
-              <w:rPr>
-                <w:rFonts w:ascii="Times New Roman" w:hAnsi="Times New Roman" w:eastAsia="Times New Roman" w:cs="Times New Roman"/>
-              </w:rPr>
-              <w:t xml:space="preserve">17</w:t>
-            </w:r>
-          </w:p>
-        </w:tc>
-        <w:tc>
-          <w:tcPr/>
-          <w:p>
-            <w:pPr>
-              <w:pStyle w:val="Compact"/>
-              <w:jc w:val="center"/>
-            </w:pPr>
-            <w:r>
-              <w:rPr>
-                <w:rFonts w:hint="eastAsia" w:ascii="Times New Roman" w:hAnsi="Times New Roman" w:eastAsia="FangSong" w:cs="Times New Roman"/>
-              </w:rPr>
-              <w:t>第</w:t>
-            </w:r>
-            <w:r>
-              <w:rPr>
-                <w:rFonts w:hint="eastAsia" w:ascii="Times New Roman" w:hAnsi="Times New Roman" w:eastAsia="Times New Roman" w:cs="Times New Roman"/>
-              </w:rPr>
-              <w:t>28</w:t>
-            </w:r>
-            <w:r>
-              <w:rPr>
-                <w:rFonts w:hint="eastAsia" w:ascii="Times New Roman" w:hAnsi="Times New Roman" w:eastAsia="FangSong" w:cs="Times New Roman"/>
-              </w:rPr>
-              <w:t>届初赛</w:t>
-            </w:r>
-          </w:p>
-        </w:tc>
-        <w:tc>
-          <w:tcPr/>
-          <w:p>
-            <w:pPr>
-              <w:pStyle w:val="Compact"/>
-              <w:jc w:val="center"/>
-            </w:pPr>
-            <w:r>
-              <w:rPr>
-                <w:rFonts w:hint="eastAsia" w:ascii="Times New Roman" w:hAnsi="Times New Roman" w:eastAsia="FangSong" w:cs="Times New Roman"/>
-              </w:rPr>
-              <w:t xml:space="preserve">药物一级动力学消除</w:t>
-            </w:r>
-          </w:p>
-        </w:tc>
-      </w:tr>
-      <w:tr>
-        <w:tc>
-          <w:tcPr/>
-          <w:p>
-            <w:pPr>
-              <w:pStyle w:val="Compact"/>
-              <w:jc w:val="center"/>
-            </w:pPr>
-            <w:r>
-              <w:rPr>
-                <w:rFonts w:ascii="Times New Roman" w:hAnsi="Times New Roman" w:eastAsia="Times New Roman" w:cs="Times New Roman"/>
-              </w:rPr>
-              <w:t xml:space="preserve">18</w:t>
-            </w:r>
-          </w:p>
-        </w:tc>
-        <w:tc>
-          <w:tcPr/>
-          <w:p>
-            <w:pPr>
-              <w:pStyle w:val="Compact"/>
-              <w:jc w:val="center"/>
-            </w:pPr>
-            <w:r>
-              <w:rPr>
-                <w:rFonts w:hint="eastAsia" w:ascii="Times New Roman" w:hAnsi="Times New Roman" w:eastAsia="FangSong" w:cs="Times New Roman"/>
-              </w:rPr>
-              <w:t>第</w:t>
-            </w:r>
-            <w:r>
-              <w:rPr>
-                <w:rFonts w:hint="eastAsia" w:ascii="Times New Roman" w:hAnsi="Times New Roman" w:eastAsia="Times New Roman" w:cs="Times New Roman"/>
-              </w:rPr>
-              <w:t>27</w:t>
-            </w:r>
-            <w:r>
-              <w:rPr>
-                <w:rFonts w:hint="eastAsia" w:ascii="Times New Roman" w:hAnsi="Times New Roman" w:eastAsia="FangSong" w:cs="Times New Roman"/>
-              </w:rPr>
-              <w:t>届决赛</w:t>
-            </w:r>
-          </w:p>
-        </w:tc>
-        <w:tc>
-          <w:tcPr/>
-          <w:p>
-            <w:pPr>
-              <w:pStyle w:val="Compact"/>
-              <w:jc w:val="center"/>
-            </w:pPr>
-            <w:r>
-              <w:rPr>
-                <w:rFonts w:hint="eastAsia" w:ascii="Times New Roman" w:hAnsi="Times New Roman" w:eastAsia="FangSong" w:cs="Times New Roman"/>
-              </w:rPr>
-              <w:t xml:space="preserve">酸碱催化速率方程</w:t>
-            </w:r>
-          </w:p>
-        </w:tc>
-      </w:tr>
-      <w:tr>
-        <w:tc>
-          <w:tcPr/>
-          <w:p>
-            <w:pPr>
-              <w:pStyle w:val="Compact"/>
-              <w:jc w:val="center"/>
-            </w:pPr>
-            <w:r>
-              <w:rPr>
-                <w:rFonts w:ascii="Times New Roman" w:hAnsi="Times New Roman" w:eastAsia="Times New Roman" w:cs="Times New Roman"/>
-              </w:rPr>
-              <w:t xml:space="preserve">19</w:t>
-            </w:r>
-          </w:p>
-        </w:tc>
-        <w:tc>
-          <w:tcPr/>
-          <w:p>
-            <w:pPr>
-              <w:pStyle w:val="Compact"/>
-              <w:jc w:val="center"/>
-            </w:pPr>
-            <w:r>
-              <w:rPr>
-                <w:rFonts w:hint="eastAsia" w:ascii="Times New Roman" w:hAnsi="Times New Roman" w:eastAsia="FangSong" w:cs="Times New Roman"/>
-              </w:rPr>
-              <w:t>第</w:t>
-            </w:r>
-            <w:r>
-              <w:rPr>
-                <w:rFonts w:hint="eastAsia" w:ascii="Times New Roman" w:hAnsi="Times New Roman" w:eastAsia="Times New Roman" w:cs="Times New Roman"/>
-              </w:rPr>
-              <w:t>37</w:t>
-            </w:r>
-            <w:r>
-              <w:rPr>
-                <w:rFonts w:hint="eastAsia" w:ascii="Times New Roman" w:hAnsi="Times New Roman" w:eastAsia="FangSong" w:cs="Times New Roman"/>
-              </w:rPr>
-              <w:t>届决赛</w:t>
-            </w:r>
-          </w:p>
-        </w:tc>
-        <w:tc>
-          <w:tcPr/>
-          <w:p>
-            <w:pPr>
-              <w:pStyle w:val="Compact"/>
-              <w:jc w:val="center"/>
-            </w:pPr>
-            <w:r>
-              <w:rPr>
-                <w:rFonts w:hint="eastAsia" w:ascii="Times New Roman" w:hAnsi="Times New Roman" w:eastAsia="FangSong" w:cs="Times New Roman"/>
-              </w:rPr>
-              <w:t xml:space="preserve">甲醛碘钟反应稳态近似</w:t>
-            </w:r>
-          </w:p>
-        </w:tc>
-      </w:tr>
-      <w:tr>
-        <w:tc>
-          <w:tcPr/>
-          <w:p>
-            <w:pPr>
-              <w:pStyle w:val="Compact"/>
-              <w:jc w:val="center"/>
-            </w:pPr>
-            <w:r>
-              <w:rPr>
-                <w:rFonts w:ascii="Times New Roman" w:hAnsi="Times New Roman" w:eastAsia="Times New Roman" w:cs="Times New Roman"/>
-              </w:rPr>
-              <w:t xml:space="preserve">20</w:t>
-            </w:r>
-          </w:p>
-        </w:tc>
-        <w:tc>
-          <w:tcPr/>
-          <w:p>
-            <w:pPr>
-              <w:pStyle w:val="Compact"/>
-              <w:jc w:val="center"/>
-            </w:pPr>
-            <w:r>
-              <w:rPr>
-                <w:rFonts w:hint="eastAsia" w:ascii="Times New Roman" w:hAnsi="Times New Roman" w:eastAsia="FangSong" w:cs="Times New Roman"/>
-              </w:rPr>
-              <w:t>第</w:t>
-            </w:r>
-            <w:r>
-              <w:rPr>
-                <w:rFonts w:hint="eastAsia" w:ascii="Times New Roman" w:hAnsi="Times New Roman" w:eastAsia="Times New Roman" w:cs="Times New Roman"/>
-              </w:rPr>
-              <w:t>37</w:t>
-            </w:r>
-            <w:r>
-              <w:rPr>
-                <w:rFonts w:hint="eastAsia" w:ascii="Times New Roman" w:hAnsi="Times New Roman" w:eastAsia="FangSong" w:cs="Times New Roman"/>
-              </w:rPr>
-              <w:t>届决赛</w:t>
-            </w:r>
-          </w:p>
-        </w:tc>
-        <w:tc>
-          <w:tcPr/>
-          <w:p>
-            <w:pPr>
-              <w:pStyle w:val="Compact"/>
-              <w:jc w:val="center"/>
-            </w:pPr>
-            <w:r>
-              <w:rPr>
-                <w:rFonts w:hint="eastAsia" w:ascii="Times New Roman" w:hAnsi="Times New Roman" w:eastAsia="FangSong" w:cs="Times New Roman"/>
-              </w:rPr>
-              <w:t>甲酸分解</w:t>
-            </w:r>
-            <w:r>
-              <w:rPr>
-                <w:rFonts w:hint="eastAsia" w:ascii="Times New Roman" w:hAnsi="Times New Roman" w:eastAsia="Times New Roman" w:cs="Times New Roman"/>
-              </w:rPr>
-              <w:t>Arrhenius</w:t>
-            </w:r>
-            <w:r>
-              <w:rPr>
-                <w:rFonts w:hint="eastAsia" w:ascii="Times New Roman" w:hAnsi="Times New Roman" w:eastAsia="FangSong" w:cs="Times New Roman"/>
-              </w:rPr>
-              <w:t>分析</w:t>
-            </w:r>
-          </w:p>
-        </w:tc>
-      </w:tr>
-      <w:tr>
-        <w:tc>
-          <w:tcPr/>
-          <w:p>
-            <w:pPr>
-              <w:pStyle w:val="Compact"/>
-              <w:jc w:val="center"/>
-            </w:pPr>
-            <w:r>
-              <w:rPr>
-                <w:rFonts w:ascii="Times New Roman" w:hAnsi="Times New Roman" w:eastAsia="Times New Roman" w:cs="Times New Roman"/>
-              </w:rPr>
-              <w:t xml:space="preserve">21</w:t>
-            </w:r>
-          </w:p>
-        </w:tc>
-        <w:tc>
-          <w:tcPr/>
-          <w:p>
-            <w:pPr>
-              <w:pStyle w:val="Compact"/>
-              <w:jc w:val="center"/>
-            </w:pPr>
-            <w:r>
-              <w:rPr>
-                <w:rFonts w:hint="eastAsia" w:ascii="Times New Roman" w:hAnsi="Times New Roman" w:eastAsia="FangSong" w:cs="Times New Roman"/>
-              </w:rPr>
-              <w:t>第</w:t>
-            </w:r>
-            <w:r>
-              <w:rPr>
-                <w:rFonts w:hint="eastAsia" w:ascii="Times New Roman" w:hAnsi="Times New Roman" w:eastAsia="Times New Roman" w:cs="Times New Roman"/>
-              </w:rPr>
-              <w:t>36</w:t>
-            </w:r>
-            <w:r>
-              <w:rPr>
-                <w:rFonts w:hint="eastAsia" w:ascii="Times New Roman" w:hAnsi="Times New Roman" w:eastAsia="FangSong" w:cs="Times New Roman"/>
-              </w:rPr>
-              <w:t>届决赛</w:t>
-            </w:r>
-          </w:p>
-        </w:tc>
-        <w:tc>
-          <w:tcPr/>
-          <w:p>
-            <w:pPr>
-              <w:pStyle w:val="Compact"/>
-              <w:jc w:val="center"/>
-            </w:pPr>
-            <w:r>
-              <w:rPr>
-                <w:rFonts w:hint="eastAsia" w:ascii="Times New Roman" w:hAnsi="Times New Roman" w:eastAsia="FangSong" w:cs="Times New Roman"/>
-              </w:rPr>
-              <w:t xml:space="preserve">矿物风化动力学</w:t>
-            </w:r>
-          </w:p>
-        </w:tc>
-      </w:tr>
-      <w:tr>
-        <w:tc>
-          <w:tcPr/>
-          <w:p>
-            <w:pPr>
-              <w:pStyle w:val="Compact"/>
-              <w:jc w:val="center"/>
-            </w:pPr>
-            <w:r>
-              <w:rPr>
-                <w:rFonts w:ascii="Times New Roman" w:hAnsi="Times New Roman" w:eastAsia="Times New Roman" w:cs="Times New Roman"/>
-              </w:rPr>
-              <w:t xml:space="preserve">22</w:t>
-            </w:r>
-          </w:p>
-        </w:tc>
-        <w:tc>
-          <w:tcPr/>
-          <w:p>
-            <w:pPr>
-              <w:pStyle w:val="Compact"/>
-              <w:jc w:val="center"/>
-            </w:pPr>
-            <w:r>
-              <w:rPr>
-                <w:rFonts w:hint="eastAsia" w:ascii="Times New Roman" w:hAnsi="Times New Roman" w:eastAsia="FangSong" w:cs="Times New Roman"/>
-              </w:rPr>
-              <w:t>第</w:t>
-            </w:r>
-            <w:r>
-              <w:rPr>
-                <w:rFonts w:hint="eastAsia" w:ascii="Times New Roman" w:hAnsi="Times New Roman" w:eastAsia="Times New Roman" w:cs="Times New Roman"/>
-              </w:rPr>
-              <w:t>35</w:t>
-            </w:r>
-            <w:r>
-              <w:rPr>
-                <w:rFonts w:hint="eastAsia" w:ascii="Times New Roman" w:hAnsi="Times New Roman" w:eastAsia="FangSong" w:cs="Times New Roman"/>
-              </w:rPr>
-              <w:t>届决赛</w:t>
-            </w:r>
-          </w:p>
-        </w:tc>
-        <w:tc>
-          <w:tcPr/>
-          <w:p>
-            <w:pPr>
-              <w:pStyle w:val="Compact"/>
-              <w:jc w:val="center"/>
-            </w:pPr>
-            <w:r>
-              <w:rPr>
-                <w:rFonts w:hint="eastAsia" w:ascii="Times New Roman" w:hAnsi="Times New Roman" w:eastAsia="FangSong" w:cs="Times New Roman"/>
-              </w:rPr>
-              <w:t xml:space="preserve">动力学同位素效应</w:t>
-            </w:r>
-          </w:p>
-        </w:tc>
-      </w:tr>
-      <w:tr>
-        <w:tc>
-          <w:tcPr/>
-          <w:p>
-            <w:pPr>
-              <w:pStyle w:val="Compact"/>
-              <w:jc w:val="center"/>
-            </w:pPr>
-            <w:r>
-              <w:rPr>
-                <w:rFonts w:ascii="Times New Roman" w:hAnsi="Times New Roman" w:eastAsia="Times New Roman" w:cs="Times New Roman"/>
-              </w:rPr>
-              <w:t xml:space="preserve">23</w:t>
-            </w:r>
-          </w:p>
-        </w:tc>
-        <w:tc>
-          <w:tcPr/>
-          <w:p>
-            <w:pPr>
-              <w:pStyle w:val="Compact"/>
-              <w:jc w:val="center"/>
-            </w:pPr>
-            <w:r>
-              <w:rPr>
-                <w:rFonts w:hint="eastAsia" w:ascii="Times New Roman" w:hAnsi="Times New Roman" w:eastAsia="FangSong" w:cs="Times New Roman"/>
-              </w:rPr>
-              <w:t>第</w:t>
-            </w:r>
-            <w:r>
-              <w:rPr>
-                <w:rFonts w:hint="eastAsia" w:ascii="Times New Roman" w:hAnsi="Times New Roman" w:eastAsia="Times New Roman" w:cs="Times New Roman"/>
-              </w:rPr>
-              <w:t>34</w:t>
-            </w:r>
-            <w:r>
-              <w:rPr>
-                <w:rFonts w:hint="eastAsia" w:ascii="Times New Roman" w:hAnsi="Times New Roman" w:eastAsia="FangSong" w:cs="Times New Roman"/>
-              </w:rPr>
-              <w:t>届决赛</w:t>
-            </w:r>
-          </w:p>
-        </w:tc>
-        <w:tc>
-          <w:tcPr/>
-          <w:p>
-            <w:pPr>
-              <w:pStyle w:val="Compact"/>
-              <w:jc w:val="center"/>
-            </w:pPr>
-            <w:r>
-              <w:rPr>
-                <w:rFonts w:hint="eastAsia" w:ascii="Times New Roman" w:hAnsi="Times New Roman" w:eastAsia="FangSong" w:cs="Times New Roman"/>
-              </w:rPr>
-              <w:t>过氧化氢酶</w:t>
-            </w:r>
-            <w:r>
-              <w:rPr>
-                <w:rFonts w:hint="eastAsia" w:ascii="Times New Roman" w:hAnsi="Times New Roman" w:eastAsia="Times New Roman" w:cs="Times New Roman"/>
-              </w:rPr>
-              <w:t>M-M</w:t>
-            </w:r>
-            <w:r>
-              <w:rPr>
-                <w:rFonts w:hint="eastAsia" w:ascii="Times New Roman" w:hAnsi="Times New Roman" w:eastAsia="FangSong" w:cs="Times New Roman"/>
-              </w:rPr>
-              <w:t>动力学</w:t>
-            </w:r>
-          </w:p>
-        </w:tc>
-      </w:tr>
-      <w:tr>
-        <w:tc>
-          <w:tcPr/>
-          <w:p>
-            <w:pPr>
-              <w:pStyle w:val="Compact"/>
-              <w:jc w:val="center"/>
-            </w:pPr>
-            <w:r>
-              <w:rPr>
-                <w:rFonts w:ascii="Times New Roman" w:hAnsi="Times New Roman" w:eastAsia="Times New Roman" w:cs="Times New Roman"/>
-              </w:rPr>
-              <w:t xml:space="preserve">24</w:t>
-            </w:r>
-          </w:p>
-        </w:tc>
-        <w:tc>
-          <w:tcPr/>
-          <w:p>
-            <w:pPr>
-              <w:pStyle w:val="Compact"/>
-              <w:jc w:val="center"/>
-            </w:pPr>
-            <w:r>
-              <w:rPr>
-                <w:rFonts w:hint="eastAsia" w:ascii="Times New Roman" w:hAnsi="Times New Roman" w:eastAsia="FangSong" w:cs="Times New Roman"/>
-              </w:rPr>
-              <w:t>第</w:t>
-            </w:r>
-            <w:r>
-              <w:rPr>
-                <w:rFonts w:hint="eastAsia" w:ascii="Times New Roman" w:hAnsi="Times New Roman" w:eastAsia="Times New Roman" w:cs="Times New Roman"/>
-              </w:rPr>
-              <w:t>25</w:t>
-            </w:r>
-            <w:r>
-              <w:rPr>
-                <w:rFonts w:hint="eastAsia" w:ascii="Times New Roman" w:hAnsi="Times New Roman" w:eastAsia="FangSong" w:cs="Times New Roman"/>
-              </w:rPr>
-              <w:t>届决赛</w:t>
-            </w:r>
-          </w:p>
-        </w:tc>
-        <w:tc>
-          <w:tcPr/>
-          <w:p>
-            <w:pPr>
-              <w:pStyle w:val="Compact"/>
-              <w:jc w:val="center"/>
-            </w:pPr>
-            <w:r>
-              <w:rPr>
-                <w:rFonts w:hint="eastAsia" w:ascii="Times New Roman" w:hAnsi="Times New Roman" w:eastAsia="FangSong" w:cs="Times New Roman"/>
-              </w:rPr>
-              <w:t xml:space="preserve">丙酮热分解温度效应</w:t>
-            </w:r>
-          </w:p>
-        </w:tc>
-      </w:tr>
-      <w:tr>
-        <w:tc>
-          <w:tcPr/>
-          <w:p>
-            <w:pPr>
-              <w:pStyle w:val="Compact"/>
-              <w:jc w:val="center"/>
-            </w:pPr>
-            <w:r>
-              <w:rPr>
-                <w:rFonts w:ascii="Times New Roman" w:hAnsi="Times New Roman" w:eastAsia="Times New Roman" w:cs="Times New Roman"/>
-              </w:rPr>
-              <w:t xml:space="preserve">25</w:t>
-            </w:r>
-          </w:p>
-        </w:tc>
-        <w:tc>
-          <w:tcPr/>
-          <w:p>
-            <w:pPr>
-              <w:pStyle w:val="Compact"/>
-              <w:jc w:val="center"/>
-            </w:pPr>
-            <w:r>
-              <w:rPr>
-                <w:rFonts w:hint="eastAsia" w:ascii="Times New Roman" w:hAnsi="Times New Roman" w:eastAsia="FangSong" w:cs="Times New Roman"/>
-              </w:rPr>
-              <w:t>第</w:t>
-            </w:r>
-            <w:r>
-              <w:rPr>
-                <w:rFonts w:hint="eastAsia" w:ascii="Times New Roman" w:hAnsi="Times New Roman" w:eastAsia="Times New Roman" w:cs="Times New Roman"/>
-              </w:rPr>
-              <w:t>39</w:t>
-            </w:r>
-            <w:r>
-              <w:rPr>
-                <w:rFonts w:hint="eastAsia" w:ascii="Times New Roman" w:hAnsi="Times New Roman" w:eastAsia="FangSong" w:cs="Times New Roman"/>
-              </w:rPr>
-              <w:t>届初赛</w:t>
-            </w:r>
-          </w:p>
-        </w:tc>
-        <w:tc>
-          <w:tcPr/>
-          <w:p>
-            <w:pPr>
-              <w:pStyle w:val="Compact"/>
-              <w:jc w:val="center"/>
-            </w:pPr>
-            <w:r>
-              <w:rPr>
-                <w:rFonts w:hint="eastAsia" w:ascii="Times New Roman" w:hAnsi="Times New Roman" w:eastAsia="FangSong" w:cs="Times New Roman"/>
-              </w:rPr>
-              <w:t xml:space="preserve">普鲁士蓝扩散控制</w:t>
-            </w:r>
-          </w:p>
-        </w:tc>
-      </w:tr>
-      <w:tr>
-        <w:tc>
-          <w:tcPr/>
-          <w:p>
-            <w:pPr>
-              <w:pStyle w:val="Compact"/>
-              <w:jc w:val="center"/>
-            </w:pPr>
-            <w:r>
-              <w:rPr>
-                <w:rFonts w:ascii="Times New Roman" w:hAnsi="Times New Roman" w:eastAsia="Times New Roman" w:cs="Times New Roman"/>
-              </w:rPr>
-              <w:t xml:space="preserve">26</w:t>
-            </w:r>
-          </w:p>
-        </w:tc>
-        <w:tc>
-          <w:tcPr/>
-          <w:p>
-            <w:pPr>
-              <w:pStyle w:val="Compact"/>
-              <w:jc w:val="center"/>
-            </w:pPr>
-            <w:r>
-              <w:rPr>
-                <w:rFonts w:hint="eastAsia" w:ascii="Times New Roman" w:hAnsi="Times New Roman" w:eastAsia="FangSong" w:cs="Times New Roman"/>
-              </w:rPr>
-              <w:t xml:space="preserve">改编</w:t>
-            </w:r>
-          </w:p>
-        </w:tc>
-        <w:tc>
-          <w:tcPr/>
-          <w:p>
-            <w:pPr>
-              <w:pStyle w:val="Compact"/>
-              <w:jc w:val="center"/>
-            </w:pPr>
-            <w:r>
-              <w:rPr>
-                <w:rFonts w:hint="eastAsia" w:ascii="Times New Roman" w:hAnsi="Times New Roman" w:eastAsia="FangSong" w:cs="Times New Roman"/>
-              </w:rPr>
-              <w:t xml:space="preserve">连串反应稳态近似误差</w:t>
-            </w:r>
-          </w:p>
-        </w:tc>
-      </w:tr>
-      <w:tr>
-        <w:tc>
-          <w:tcPr/>
-          <w:p>
-            <w:pPr>
-              <w:pStyle w:val="Compact"/>
-              <w:jc w:val="center"/>
-            </w:pPr>
-            <w:r>
-              <w:rPr>
-                <w:rFonts w:ascii="Times New Roman" w:hAnsi="Times New Roman" w:eastAsia="Times New Roman" w:cs="Times New Roman"/>
-              </w:rPr>
-              <w:t xml:space="preserve">27</w:t>
-            </w:r>
-          </w:p>
-        </w:tc>
-        <w:tc>
-          <w:tcPr/>
-          <w:p>
-            <w:pPr>
-              <w:pStyle w:val="Compact"/>
-              <w:jc w:val="center"/>
-            </w:pPr>
-            <w:r>
-              <w:rPr>
-                <w:rFonts w:hint="eastAsia" w:ascii="Times New Roman" w:hAnsi="Times New Roman" w:eastAsia="FangSong" w:cs="Times New Roman"/>
-              </w:rPr>
-              <w:t xml:space="preserve">改编</w:t>
-            </w:r>
-          </w:p>
-        </w:tc>
-        <w:tc>
-          <w:tcPr/>
-          <w:p>
-            <w:pPr>
-              <w:pStyle w:val="Compact"/>
-              <w:jc w:val="center"/>
-            </w:pPr>
-            <w:r>
-              <w:rPr>
-                <w:rFonts w:hint="eastAsia" w:ascii="Times New Roman" w:hAnsi="Times New Roman" w:eastAsia="FangSong" w:cs="Times New Roman"/>
-              </w:rPr>
-              <w:t xml:space="preserve">稳态近似推导速率方程</w:t>
-            </w:r>
-          </w:p>
-        </w:tc>
-      </w:tr>
-      <w:tr>
-        <w:tc>
-          <w:tcPr/>
-          <w:p>
-            <w:pPr>
-              <w:pStyle w:val="Compact"/>
-              <w:jc w:val="center"/>
-            </w:pPr>
-            <w:r>
-              <w:rPr>
-                <w:rFonts w:ascii="Times New Roman" w:hAnsi="Times New Roman" w:eastAsia="Times New Roman" w:cs="Times New Roman"/>
-              </w:rPr>
-              <w:t xml:space="preserve">28</w:t>
-            </w:r>
-          </w:p>
-        </w:tc>
-        <w:tc>
-          <w:tcPr/>
-          <w:p>
-            <w:pPr>
-              <w:pStyle w:val="Compact"/>
-              <w:jc w:val="center"/>
-            </w:pPr>
-            <w:r>
-              <w:rPr>
-                <w:rFonts w:hint="eastAsia" w:ascii="Times New Roman" w:hAnsi="Times New Roman" w:eastAsia="FangSong" w:cs="Times New Roman"/>
-              </w:rPr>
-              <w:t xml:space="preserve">改编</w:t>
-            </w:r>
-          </w:p>
-        </w:tc>
-        <w:tc>
-          <w:tcPr/>
-          <w:p>
-            <w:pPr>
-              <w:pStyle w:val="Compact"/>
-              <w:jc w:val="center"/>
-            </w:pPr>
-            <w:r>
-              <w:rPr>
-                <w:rFonts w:hint="eastAsia" w:ascii="Times New Roman" w:hAnsi="Times New Roman" w:eastAsia="FangSong" w:cs="Times New Roman"/>
-              </w:rPr>
-              <w:t xml:space="preserve">预平衡与稳态近似比较</w:t>
-            </w:r>
-          </w:p>
-        </w:tc>
-      </w:tr>
-      <w:tr>
-        <w:tc>
-          <w:tcPr/>
-          <w:p>
-            <w:pPr>
-              <w:pStyle w:val="Compact"/>
-              <w:jc w:val="center"/>
-            </w:pPr>
-            <w:r>
-              <w:rPr>
-                <w:rFonts w:ascii="Times New Roman" w:hAnsi="Times New Roman" w:eastAsia="Times New Roman" w:cs="Times New Roman"/>
-              </w:rPr>
-              <w:t xml:space="preserve">29</w:t>
-            </w:r>
-          </w:p>
-        </w:tc>
-        <w:tc>
-          <w:tcPr/>
-          <w:p>
-            <w:pPr>
-              <w:pStyle w:val="Compact"/>
-              <w:jc w:val="center"/>
-            </w:pPr>
-            <w:r>
-              <w:rPr>
-                <w:rFonts w:hint="eastAsia" w:ascii="Times New Roman" w:hAnsi="Times New Roman" w:eastAsia="FangSong" w:cs="Times New Roman"/>
-              </w:rPr>
-              <w:t xml:space="preserve">真题库</w:t>
-            </w:r>
-          </w:p>
-        </w:tc>
-        <w:tc>
-          <w:tcPr/>
-          <w:p>
-            <w:pPr>
-              <w:pStyle w:val="Compact"/>
-              <w:jc w:val="center"/>
-            </w:pPr>
-            <w:r>
-              <w:rPr>
-                <w:rFonts w:hint="eastAsia" w:ascii="Times New Roman" w:hAnsi="Times New Roman" w:eastAsia="Times New Roman" w:cs="Times New Roman"/>
-              </w:rPr>
-              <w:t>Arrhenius</w:t>
-            </w:r>
-            <w:r>
-              <w:rPr>
-                <w:rFonts w:hint="eastAsia" w:ascii="Times New Roman" w:hAnsi="Times New Roman" w:eastAsia="FangSong" w:cs="Times New Roman"/>
-              </w:rPr>
-              <w:t>方程求活化能</w:t>
-            </w:r>
-          </w:p>
-        </w:tc>
-      </w:tr>
-      <w:tr>
-        <w:tc>
-          <w:tcPr/>
-          <w:p>
-            <w:pPr>
-              <w:pStyle w:val="Compact"/>
-              <w:jc w:val="center"/>
-            </w:pPr>
-            <w:r>
-              <w:rPr>
-                <w:rFonts w:ascii="Times New Roman" w:hAnsi="Times New Roman" w:eastAsia="Times New Roman" w:cs="Times New Roman"/>
-              </w:rPr>
-              <w:t xml:space="preserve">30</w:t>
-            </w:r>
-          </w:p>
-        </w:tc>
-        <w:tc>
-          <w:tcPr/>
-          <w:p>
-            <w:pPr>
-              <w:pStyle w:val="Compact"/>
-              <w:jc w:val="center"/>
-            </w:pPr>
-            <w:r>
-              <w:rPr>
-                <w:rFonts w:hint="eastAsia" w:ascii="Times New Roman" w:hAnsi="Times New Roman" w:eastAsia="FangSong" w:cs="Times New Roman"/>
-              </w:rPr>
-              <w:t xml:space="preserve">真题库</w:t>
-            </w:r>
-          </w:p>
-        </w:tc>
-        <w:tc>
-          <w:tcPr/>
-          <w:p>
-            <w:pPr>
-              <w:pStyle w:val="Compact"/>
-              <w:jc w:val="center"/>
-            </w:pPr>
-            <w:r>
-              <w:rPr>
-                <w:rFonts w:hint="eastAsia" w:ascii="Times New Roman" w:hAnsi="Times New Roman" w:eastAsia="FangSong" w:cs="Times New Roman"/>
-              </w:rPr>
-              <w:t xml:space="preserve">半衰期与浓度关系判断级数</w:t>
-            </w:r>
-          </w:p>
-        </w:tc>
-      </w:tr>
-      <w:tr>
-        <w:tc>
-          <w:tcPr/>
-          <w:p>
-            <w:pPr>
-              <w:pStyle w:val="Compact"/>
-              <w:jc w:val="center"/>
-            </w:pPr>
-            <w:r>
-              <w:rPr>
-                <w:rFonts w:ascii="Times New Roman" w:hAnsi="Times New Roman" w:eastAsia="Times New Roman" w:cs="Times New Roman"/>
-              </w:rPr>
-              <w:t xml:space="preserve">31</w:t>
-            </w:r>
-          </w:p>
-        </w:tc>
-        <w:tc>
-          <w:tcPr/>
-          <w:p>
-            <w:pPr>
-              <w:pStyle w:val="Compact"/>
-              <w:jc w:val="center"/>
-            </w:pPr>
-            <w:r>
-              <w:rPr>
-                <w:rFonts w:hint="eastAsia" w:ascii="Times New Roman" w:hAnsi="Times New Roman" w:eastAsia="FangSong" w:cs="Times New Roman"/>
-              </w:rPr>
-              <w:t xml:space="preserve">上中</w:t>
-            </w:r>
-          </w:p>
-        </w:tc>
-        <w:tc>
-          <w:tcPr/>
-          <w:p>
-            <w:pPr>
-              <w:pStyle w:val="Compact"/>
-              <w:jc w:val="center"/>
-            </w:pPr>
-            <w:r>
-              <w:rPr>
-                <w:rFonts w:hint="eastAsia" w:ascii="Times New Roman" w:hAnsi="Times New Roman" w:eastAsia="FangSong" w:cs="Times New Roman"/>
-              </w:rPr>
-              <w:t>平行竞争反应</w:t>
-            </w:r>
-            <w:r>
-              <w:rPr>
-                <w:rFonts w:hint="eastAsia" w:ascii="Times New Roman" w:hAnsi="Times New Roman" w:eastAsia="Times New Roman" w:cs="Times New Roman"/>
-              </w:rPr>
-              <w:t>Arrhenius</w:t>
-            </w:r>
-            <w:r>
-              <w:rPr>
-                <w:rFonts w:hint="eastAsia" w:ascii="Times New Roman" w:hAnsi="Times New Roman" w:eastAsia="FangSong" w:cs="Times New Roman"/>
-              </w:rPr>
-              <w:t>分析</w:t>
-            </w:r>
-          </w:p>
-        </w:tc>
-      </w:tr>
-      <w:tr>
-        <w:tc>
-          <w:tcPr/>
-          <w:p>
-            <w:pPr>
-              <w:pStyle w:val="Compact"/>
-              <w:jc w:val="center"/>
-            </w:pPr>
-            <w:r>
-              <w:rPr>
-                <w:rFonts w:ascii="Times New Roman" w:hAnsi="Times New Roman" w:eastAsia="Times New Roman" w:cs="Times New Roman"/>
-              </w:rPr>
-              <w:t xml:space="preserve">32</w:t>
-            </w:r>
-          </w:p>
-        </w:tc>
-        <w:tc>
-          <w:tcPr/>
-          <w:p>
-            <w:pPr>
-              <w:pStyle w:val="Compact"/>
-              <w:jc w:val="center"/>
-            </w:pPr>
-            <w:r>
-              <w:rPr>
-                <w:rFonts w:hint="eastAsia" w:ascii="Times New Roman" w:hAnsi="Times New Roman" w:eastAsia="FangSong" w:cs="Times New Roman"/>
-              </w:rPr>
-              <w:t xml:space="preserve">上中</w:t>
-            </w:r>
-          </w:p>
-        </w:tc>
-        <w:tc>
-          <w:tcPr/>
-          <w:p>
-            <w:pPr>
-              <w:pStyle w:val="Compact"/>
-              <w:jc w:val="center"/>
-            </w:pPr>
-            <w:r>
-              <w:rPr>
-                <w:rFonts w:hint="eastAsia" w:ascii="Times New Roman" w:hAnsi="Times New Roman" w:eastAsia="FangSong" w:cs="Times New Roman"/>
-              </w:rPr>
-              <w:t>气相反应分压</w:t>
-            </w:r>
-            <w:r>
-              <w:rPr>
-                <w:rFonts w:hint="eastAsia" w:ascii="Times New Roman" w:hAnsi="Times New Roman" w:eastAsia="Times New Roman" w:cs="Times New Roman"/>
-              </w:rPr>
-              <w:t>-</w:t>
-            </w:r>
-            <w:r>
-              <w:rPr>
-                <w:rFonts w:hint="eastAsia" w:ascii="Times New Roman" w:hAnsi="Times New Roman" w:eastAsia="FangSong" w:cs="Times New Roman"/>
-              </w:rPr>
-              <w:t>时间动力学</w:t>
-            </w:r>
-          </w:p>
-        </w:tc>
-      </w:tr>
-      <w:tr>
-        <w:tc>
-          <w:tcPr/>
-          <w:p>
-            <w:pPr>
-              <w:pStyle w:val="Compact"/>
-              <w:jc w:val="center"/>
-            </w:pPr>
-            <w:r>
-              <w:rPr>
-                <w:rFonts w:ascii="Times New Roman" w:hAnsi="Times New Roman" w:eastAsia="Times New Roman" w:cs="Times New Roman"/>
-              </w:rPr>
-              <w:t xml:space="preserve">33</w:t>
-            </w:r>
-          </w:p>
-        </w:tc>
-        <w:tc>
-          <w:tcPr/>
-          <w:p>
-            <w:pPr>
-              <w:pStyle w:val="Compact"/>
-              <w:jc w:val="center"/>
-            </w:pPr>
-            <w:r>
-              <w:rPr>
-                <w:rFonts w:hint="eastAsia" w:ascii="Times New Roman" w:hAnsi="Times New Roman" w:eastAsia="FangSong" w:cs="Times New Roman"/>
-              </w:rPr>
-              <w:t xml:space="preserve">初赛讲义</w:t>
-            </w:r>
-            <w:r>
-              <w:rPr>
-                <w:rFonts w:ascii="Times New Roman" w:hAnsi="Times New Roman" w:eastAsia="Times New Roman" w:cs="Times New Roman"/>
-              </w:rPr>
-              <w:t xml:space="preserve"> 8.33</w:t>
-            </w:r>
-          </w:p>
-        </w:tc>
-        <w:tc>
-          <w:tcPr/>
-          <w:p>
-            <w:pPr>
-              <w:pStyle w:val="Compact"/>
-              <w:jc w:val="center"/>
-            </w:pPr>
-            <w:r>
-              <w:rPr>
-                <w:rFonts w:hint="eastAsia" w:ascii="Times New Roman" w:hAnsi="Times New Roman" w:eastAsia="Times New Roman" w:cs="Times New Roman"/>
-              </w:rPr>
-              <w:t>H</w:t>
-            </w:r>
-            <w:r>
-              <w:rPr>
-                <w:rFonts w:hint="eastAsia" w:ascii="Times New Roman" w:hAnsi="Times New Roman" w:eastAsia="Times New Roman" w:cs="Times New Roman"/>
-                <w:vertAlign w:val="subscript"/>
-              </w:rPr>
-              <w:t>2</w:t>
-            </w:r>
-            <w:r>
-              <w:rPr>
-                <w:rFonts w:hint="eastAsia" w:ascii="Times New Roman" w:hAnsi="Times New Roman" w:eastAsia="Times New Roman" w:cs="Times New Roman"/>
-              </w:rPr>
-              <w:t>S+SO</w:t>
-            </w:r>
-            <w:r>
-              <w:rPr>
-                <w:rFonts w:hint="eastAsia" w:ascii="Times New Roman" w:hAnsi="Times New Roman" w:eastAsia="Times New Roman" w:cs="Times New Roman"/>
-                <w:vertAlign w:val="subscript"/>
-              </w:rPr>
-              <w:t>2</w:t>
-            </w:r>
-            <w:r>
-              <w:rPr>
-                <w:rFonts w:hint="eastAsia" w:ascii="Times New Roman" w:hAnsi="Times New Roman" w:eastAsia="FangSong" w:cs="Times New Roman"/>
-              </w:rPr>
-              <w:t>势能图与活化能计算</w:t>
-            </w:r>
-          </w:p>
-        </w:tc>
-      </w:tr>
-      <w:tr>
-        <w:tc>
-          <w:tcPr/>
-          <w:p>
-            <w:pPr>
-              <w:pStyle w:val="Compact"/>
-              <w:jc w:val="center"/>
-            </w:pPr>
-            <w:r>
-              <w:rPr>
-                <w:rFonts w:ascii="Times New Roman" w:hAnsi="Times New Roman" w:eastAsia="Times New Roman" w:cs="Times New Roman"/>
-              </w:rPr>
-              <w:t xml:space="preserve">34</w:t>
-            </w:r>
-          </w:p>
-        </w:tc>
-        <w:tc>
-          <w:tcPr/>
-          <w:p>
-            <w:pPr>
-              <w:pStyle w:val="Compact"/>
-              <w:jc w:val="center"/>
-            </w:pPr>
-            <w:r>
-              <w:rPr>
-                <w:rFonts w:hint="eastAsia" w:ascii="Times New Roman" w:hAnsi="Times New Roman" w:eastAsia="FangSong" w:cs="Times New Roman"/>
-              </w:rPr>
-              <w:t xml:space="preserve">初赛讲义</w:t>
-            </w:r>
-            <w:r>
-              <w:rPr>
-                <w:rFonts w:ascii="Times New Roman" w:hAnsi="Times New Roman" w:eastAsia="Times New Roman" w:cs="Times New Roman"/>
-              </w:rPr>
-              <w:t xml:space="preserve"> 8.42</w:t>
-            </w:r>
-          </w:p>
-        </w:tc>
-        <w:tc>
-          <w:tcPr/>
-          <w:p>
-            <w:pPr>
-              <w:pStyle w:val="Compact"/>
-              <w:jc w:val="center"/>
-            </w:pPr>
-            <w:r>
-              <w:rPr>
-                <w:rFonts w:hint="eastAsia" w:ascii="Times New Roman" w:hAnsi="Times New Roman" w:eastAsia="Times New Roman" w:cs="Times New Roman"/>
-              </w:rPr>
-              <w:t>PbMe</w:t>
-            </w:r>
-            <w:r>
-              <w:rPr>
-                <w:rFonts w:hint="eastAsia" w:ascii="Times New Roman" w:hAnsi="Times New Roman" w:eastAsia="Times New Roman" w:cs="Times New Roman"/>
-                <w:vertAlign w:val="subscript"/>
-              </w:rPr>
-              <w:t>4</w:t>
-            </w:r>
-            <w:r>
-              <w:rPr>
-                <w:rFonts w:hint="eastAsia" w:ascii="Times New Roman" w:hAnsi="Times New Roman" w:eastAsia="FangSong" w:cs="Times New Roman"/>
-              </w:rPr>
-              <w:t>分解流动法测半衰期</w:t>
-            </w:r>
-          </w:p>
-        </w:tc>
-      </w:tr>
-      <w:tr>
-        <w:tc>
-          <w:tcPr/>
-          <w:p>
-            <w:pPr>
-              <w:pStyle w:val="Compact"/>
-              <w:jc w:val="center"/>
-            </w:pPr>
-            <w:r>
-              <w:rPr>
-                <w:rFonts w:ascii="Times New Roman" w:hAnsi="Times New Roman" w:eastAsia="Times New Roman" w:cs="Times New Roman"/>
-              </w:rPr>
-              <w:t xml:space="preserve">35</w:t>
-            </w:r>
-          </w:p>
-        </w:tc>
-        <w:tc>
-          <w:tcPr/>
-          <w:p>
-            <w:pPr>
-              <w:pStyle w:val="Compact"/>
-              <w:jc w:val="center"/>
-            </w:pPr>
-            <w:r>
-              <w:rPr>
-                <w:rFonts w:hint="eastAsia" w:ascii="Times New Roman" w:hAnsi="Times New Roman" w:eastAsia="FangSong" w:cs="Times New Roman"/>
-              </w:rPr>
-              <w:t xml:space="preserve">初赛讲义</w:t>
-            </w:r>
-            <w:r>
-              <w:rPr>
-                <w:rFonts w:ascii="Times New Roman" w:hAnsi="Times New Roman" w:eastAsia="Times New Roman" w:cs="Times New Roman"/>
-              </w:rPr>
-              <w:t xml:space="preserve"> 8.43</w:t>
-            </w:r>
-          </w:p>
-        </w:tc>
-        <w:tc>
-          <w:tcPr/>
-          <w:p>
-            <w:pPr>
-              <w:pStyle w:val="Compact"/>
-              <w:jc w:val="center"/>
-            </w:pPr>
-            <w:r>
-              <w:rPr>
-                <w:rFonts w:hint="eastAsia" w:ascii="Times New Roman" w:hAnsi="Times New Roman" w:eastAsia="FangSong" w:cs="Times New Roman"/>
-              </w:rPr>
-              <w:t xml:space="preserve">连续一级反应吸光光度分析</w:t>
-            </w:r>
-          </w:p>
-        </w:tc>
-      </w:tr>
-      <w:tr>
-        <w:tc>
-          <w:tcPr/>
-          <w:p>
-            <w:pPr>
-              <w:pStyle w:val="Compact"/>
-              <w:jc w:val="center"/>
-            </w:pPr>
-            <w:r>
-              <w:rPr>
-                <w:rFonts w:ascii="Times New Roman" w:hAnsi="Times New Roman" w:eastAsia="Times New Roman" w:cs="Times New Roman"/>
-              </w:rPr>
-              <w:t xml:space="preserve">36</w:t>
-            </w:r>
-          </w:p>
-        </w:tc>
-        <w:tc>
-          <w:tcPr/>
-          <w:p>
-            <w:pPr>
-              <w:pStyle w:val="Compact"/>
-              <w:jc w:val="center"/>
-            </w:pPr>
-            <w:r>
-              <w:rPr>
-                <w:rFonts w:hint="eastAsia" w:ascii="Times New Roman" w:hAnsi="Times New Roman" w:eastAsia="FangSong" w:cs="Times New Roman"/>
-              </w:rPr>
-              <w:t xml:space="preserve">初赛讲义</w:t>
-            </w:r>
-            <w:r>
-              <w:rPr>
-                <w:rFonts w:ascii="Times New Roman" w:hAnsi="Times New Roman" w:eastAsia="Times New Roman" w:cs="Times New Roman"/>
-              </w:rPr>
-              <w:t xml:space="preserve"> 8.49</w:t>
-            </w:r>
-          </w:p>
-        </w:tc>
-        <w:tc>
-          <w:tcPr/>
-          <w:p>
-            <w:pPr>
-              <w:pStyle w:val="Compact"/>
-              <w:jc w:val="center"/>
-            </w:pPr>
-            <w:r>
-              <w:rPr>
-                <w:rFonts w:hint="eastAsia" w:ascii="Times New Roman" w:hAnsi="Times New Roman" w:eastAsia="Times New Roman" w:cs="Times New Roman"/>
-              </w:rPr>
-              <w:t>Becker-Döring</w:t>
-            </w:r>
-            <w:r>
-              <w:rPr>
-                <w:rFonts w:hint="eastAsia" w:ascii="Times New Roman" w:hAnsi="Times New Roman" w:eastAsia="FangSong" w:cs="Times New Roman"/>
-              </w:rPr>
-              <w:t>凝结核模型速率方程</w:t>
-            </w:r>
-          </w:p>
-        </w:tc>
-      </w:tr>
-      <w:tr>
-        <w:tc>
-          <w:tcPr/>
-          <w:p>
-            <w:pPr>
-              <w:pStyle w:val="Compact"/>
-              <w:jc w:val="center"/>
-            </w:pPr>
-            <w:r>
-              <w:rPr>
-                <w:rFonts w:ascii="Times New Roman" w:hAnsi="Times New Roman" w:eastAsia="Times New Roman" w:cs="Times New Roman"/>
-              </w:rPr>
-              <w:t xml:space="preserve">37</w:t>
-            </w:r>
-          </w:p>
-        </w:tc>
-        <w:tc>
-          <w:tcPr/>
-          <w:p>
-            <w:pPr>
-              <w:pStyle w:val="Compact"/>
-              <w:jc w:val="center"/>
-            </w:pPr>
-            <w:r>
-              <w:rPr>
-                <w:rFonts w:hint="eastAsia" w:ascii="Times New Roman" w:hAnsi="Times New Roman" w:eastAsia="FangSong" w:cs="Times New Roman"/>
-              </w:rPr>
-              <w:t xml:space="preserve">初赛讲义</w:t>
-            </w:r>
-            <w:r>
-              <w:rPr>
-                <w:rFonts w:ascii="Times New Roman" w:hAnsi="Times New Roman" w:eastAsia="Times New Roman" w:cs="Times New Roman"/>
-              </w:rPr>
-              <w:t xml:space="preserve"> 8.25</w:t>
-            </w:r>
-          </w:p>
-        </w:tc>
-        <w:tc>
-          <w:tcPr/>
-          <w:p>
-            <w:pPr>
-              <w:pStyle w:val="Compact"/>
-              <w:jc w:val="center"/>
-            </w:pPr>
-            <w:r>
-              <w:rPr>
-                <w:rFonts w:hint="eastAsia" w:ascii="Times New Roman" w:hAnsi="Times New Roman" w:eastAsia="Times New Roman" w:cs="Times New Roman"/>
-              </w:rPr>
-              <w:t>Lu-Hf</w:t>
-            </w:r>
-            <w:r>
-              <w:rPr>
-                <w:rFonts w:hint="eastAsia" w:ascii="Times New Roman" w:hAnsi="Times New Roman" w:eastAsia="FangSong" w:cs="Times New Roman"/>
-              </w:rPr>
-              <w:t>放射性衰变年代测定</w:t>
-            </w:r>
-          </w:p>
-        </w:tc>
-      </w:tr>
-      <w:tr>
-        <w:tc>
-          <w:tcPr/>
-          <w:p>
-            <w:pPr>
-              <w:pStyle w:val="Compact"/>
-              <w:jc w:val="center"/>
-            </w:pPr>
-            <w:r>
-              <w:rPr>
-                <w:rFonts w:ascii="Times New Roman" w:hAnsi="Times New Roman" w:eastAsia="Times New Roman" w:cs="Times New Roman"/>
-              </w:rPr>
-              <w:t xml:space="preserve">38</w:t>
-            </w:r>
-          </w:p>
-        </w:tc>
-        <w:tc>
-          <w:tcPr/>
-          <w:p>
-            <w:pPr>
-              <w:pStyle w:val="Compact"/>
-              <w:jc w:val="center"/>
-            </w:pPr>
-            <w:r>
-              <w:rPr>
-                <w:rFonts w:hint="eastAsia" w:ascii="Times New Roman" w:hAnsi="Times New Roman" w:eastAsia="FangSong" w:cs="Times New Roman"/>
-              </w:rPr>
-              <w:t xml:space="preserve">上中</w:t>
-            </w:r>
-          </w:p>
-        </w:tc>
-        <w:tc>
-          <w:tcPr/>
-          <w:p>
-            <w:pPr>
-              <w:pStyle w:val="Compact"/>
-              <w:jc w:val="center"/>
-            </w:pPr>
-            <w:r>
-              <w:rPr>
-                <w:rFonts w:hint="eastAsia" w:ascii="Times New Roman" w:hAnsi="Times New Roman" w:eastAsia="Times New Roman" w:cs="Times New Roman"/>
-              </w:rPr>
-              <w:t>H</w:t>
-            </w:r>
-            <w:r>
-              <w:rPr>
-                <w:rFonts w:hint="eastAsia" w:ascii="Times New Roman" w:hAnsi="Times New Roman" w:eastAsia="Times New Roman" w:cs="Times New Roman"/>
-                <w:vertAlign w:val="subscript"/>
-              </w:rPr>
-              <w:t>2</w:t>
-            </w:r>
-            <w:r>
-              <w:rPr>
-                <w:rFonts w:hint="eastAsia" w:ascii="Times New Roman" w:hAnsi="Times New Roman" w:eastAsia="Times New Roman" w:cs="Times New Roman"/>
-              </w:rPr>
-              <w:t>O</w:t>
-            </w:r>
-            <w:r>
-              <w:rPr>
-                <w:rFonts w:hint="eastAsia" w:ascii="Times New Roman" w:hAnsi="Times New Roman" w:eastAsia="Times New Roman" w:cs="Times New Roman"/>
-                <w:vertAlign w:val="subscript"/>
-              </w:rPr>
-              <w:t>2</w:t>
-            </w:r>
-            <w:r>
-              <w:rPr>
-                <w:rFonts w:hint="eastAsia" w:ascii="Times New Roman" w:hAnsi="Times New Roman" w:eastAsia="FangSong" w:cs="Times New Roman"/>
-              </w:rPr>
-              <w:t>分解</w:t>
-            </w:r>
-            <w:r>
-              <w:rPr>
-                <w:rFonts w:hint="eastAsia" w:ascii="Times New Roman" w:hAnsi="Times New Roman" w:eastAsia="Times New Roman" w:cs="Times New Roman"/>
-              </w:rPr>
-              <w:t>O</w:t>
-            </w:r>
-            <w:r>
-              <w:rPr>
-                <w:rFonts w:hint="eastAsia" w:ascii="Times New Roman" w:hAnsi="Times New Roman" w:eastAsia="Times New Roman" w:cs="Times New Roman"/>
-                <w:vertAlign w:val="subscript"/>
-              </w:rPr>
-              <w:t>2</w:t>
-            </w:r>
-            <w:r>
-              <w:rPr>
-                <w:rFonts w:hint="eastAsia" w:ascii="Times New Roman" w:hAnsi="Times New Roman" w:eastAsia="FangSong" w:cs="Times New Roman"/>
-              </w:rPr>
-              <w:t>体积法测</w:t>
-            </w:r>
-            <w:r>
-              <w:rPr>
-                <w:rFonts w:hint="eastAsia" w:ascii="Times New Roman" w:hAnsi="Times New Roman" w:eastAsia="Times New Roman" w:cs="Times New Roman"/>
-              </w:rPr>
-              <w:t>k</w:t>
-            </w:r>
-          </w:p>
-        </w:tc>
-      </w:tr>
-      <w:tr>
-        <w:tc>
-          <w:tcPr/>
-          <w:p>
-            <w:pPr>
-              <w:pStyle w:val="Compact"/>
-              <w:jc w:val="center"/>
-            </w:pPr>
-            <w:r>
-              <w:rPr>
-                <w:rFonts w:ascii="Times New Roman" w:hAnsi="Times New Roman" w:eastAsia="Times New Roman" w:cs="Times New Roman"/>
-              </w:rPr>
-              <w:t xml:space="preserve">39</w:t>
-            </w:r>
-          </w:p>
-        </w:tc>
-        <w:tc>
-          <w:tcPr/>
-          <w:p>
-            <w:pPr>
-              <w:pStyle w:val="Compact"/>
-              <w:jc w:val="center"/>
-            </w:pPr>
-            <w:r>
-              <w:rPr>
-                <w:rFonts w:hint="eastAsia" w:ascii="Times New Roman" w:hAnsi="Times New Roman" w:eastAsia="FangSong" w:cs="Times New Roman"/>
-              </w:rPr>
-              <w:t xml:space="preserve">上中</w:t>
-            </w:r>
-          </w:p>
-        </w:tc>
-        <w:tc>
-          <w:tcPr/>
-          <w:p>
-            <w:pPr>
-              <w:pStyle w:val="Compact"/>
-              <w:jc w:val="center"/>
-            </w:pPr>
-            <w:r>
-              <w:rPr>
-                <w:rFonts w:hint="eastAsia" w:ascii="Times New Roman" w:hAnsi="Times New Roman" w:eastAsia="FangSong" w:cs="Times New Roman"/>
-              </w:rPr>
-              <w:t>实验数据判断反应级数与</w:t>
-            </w:r>
-            <w:r>
-              <w:rPr>
-                <w:rFonts w:hint="eastAsia" w:ascii="Times New Roman" w:hAnsi="Times New Roman" w:eastAsia="Times New Roman" w:cs="Times New Roman"/>
-              </w:rPr>
-              <w:t>k</w:t>
-            </w:r>
-          </w:p>
-        </w:tc>
-      </w:tr>
-      <w:tr>
-        <w:tc>
-          <w:tcPr/>
-          <w:p>
-            <w:pPr>
-              <w:pStyle w:val="Compact"/>
-              <w:jc w:val="center"/>
-            </w:pPr>
-            <w:r>
-              <w:rPr>
-                <w:rFonts w:ascii="Times New Roman" w:hAnsi="Times New Roman" w:eastAsia="Times New Roman" w:cs="Times New Roman"/>
-              </w:rPr>
-              <w:t xml:space="preserve">40</w:t>
-            </w:r>
-          </w:p>
-        </w:tc>
-        <w:tc>
-          <w:tcPr/>
-          <w:p>
-            <w:pPr>
-              <w:pStyle w:val="Compact"/>
-              <w:jc w:val="center"/>
-            </w:pPr>
-            <w:r>
-              <w:rPr>
-                <w:rFonts w:hint="eastAsia" w:ascii="Times New Roman" w:hAnsi="Times New Roman" w:eastAsia="FangSong" w:cs="Times New Roman"/>
-              </w:rPr>
-              <w:t xml:space="preserve">上中</w:t>
-            </w:r>
-          </w:p>
-        </w:tc>
-        <w:tc>
-          <w:tcPr/>
-          <w:p>
-            <w:pPr>
-              <w:pStyle w:val="Compact"/>
-              <w:jc w:val="center"/>
-            </w:pPr>
-            <w:r>
-              <w:rPr>
-                <w:rFonts w:hint="eastAsia" w:ascii="Times New Roman" w:hAnsi="Times New Roman" w:eastAsia="Times New Roman" w:cs="Times New Roman"/>
-              </w:rPr>
-              <w:t>N</w:t>
-            </w:r>
-            <w:r>
-              <w:rPr>
-                <w:rFonts w:hint="eastAsia" w:ascii="Times New Roman" w:hAnsi="Times New Roman" w:eastAsia="Times New Roman" w:cs="Times New Roman"/>
-                <w:vertAlign w:val="subscript"/>
-              </w:rPr>
-              <w:t>2</w:t>
-            </w:r>
-            <w:r>
-              <w:rPr>
-                <w:rFonts w:hint="eastAsia" w:ascii="Times New Roman" w:hAnsi="Times New Roman" w:eastAsia="Times New Roman" w:cs="Times New Roman"/>
-              </w:rPr>
-              <w:t>O</w:t>
-            </w:r>
-            <w:r>
-              <w:rPr>
-                <w:rFonts w:hint="eastAsia" w:ascii="Times New Roman" w:hAnsi="Times New Roman" w:eastAsia="Times New Roman" w:cs="Times New Roman"/>
-                <w:vertAlign w:val="subscript"/>
-              </w:rPr>
-              <w:t>5</w:t>
-            </w:r>
-            <w:r>
-              <w:rPr>
-                <w:rFonts w:hint="eastAsia" w:ascii="Times New Roman" w:hAnsi="Times New Roman" w:eastAsia="FangSong" w:cs="Times New Roman"/>
-              </w:rPr>
-              <w:t>一级分解动力学计算</w:t>
-            </w:r>
-          </w:p>
-        </w:tc>
-      </w:tr>
-      <w:tr>
-        <w:tc>
-          <w:tcPr/>
-          <w:p>
-            <w:pPr>
-              <w:pStyle w:val="Compact"/>
-              <w:jc w:val="center"/>
-            </w:pPr>
-            <w:r>
-              <w:rPr>
-                <w:rFonts w:ascii="Times New Roman" w:hAnsi="Times New Roman" w:eastAsia="Times New Roman" w:cs="Times New Roman"/>
-              </w:rPr>
-              <w:t xml:space="preserve">41</w:t>
-            </w:r>
-          </w:p>
-        </w:tc>
-        <w:tc>
-          <w:tcPr/>
-          <w:p>
-            <w:pPr>
-              <w:pStyle w:val="Compact"/>
-              <w:jc w:val="center"/>
-            </w:pPr>
-            <w:r>
-              <w:rPr>
-                <w:rFonts w:hint="eastAsia" w:ascii="Times New Roman" w:hAnsi="Times New Roman" w:eastAsia="FangSong" w:cs="Times New Roman"/>
-              </w:rPr>
-              <w:t xml:space="preserve">上中</w:t>
-            </w:r>
-          </w:p>
-        </w:tc>
-        <w:tc>
-          <w:tcPr/>
-          <w:p>
-            <w:pPr>
-              <w:pStyle w:val="Compact"/>
-              <w:jc w:val="center"/>
-            </w:pPr>
-            <w:r>
-              <w:rPr>
-                <w:rFonts w:hint="eastAsia" w:ascii="Times New Roman" w:hAnsi="Times New Roman" w:eastAsia="Times New Roman" w:cs="Times New Roman"/>
-              </w:rPr>
-              <w:t>NH</w:t>
-            </w:r>
-            <w:r>
-              <w:rPr>
-                <w:rFonts w:hint="eastAsia" w:ascii="Times New Roman" w:hAnsi="Times New Roman" w:eastAsia="Times New Roman" w:cs="Times New Roman"/>
-                <w:vertAlign w:val="subscript"/>
-              </w:rPr>
-              <w:t>3</w:t>
-            </w:r>
-            <w:r>
-              <w:rPr>
-                <w:rFonts w:hint="eastAsia" w:ascii="Times New Roman" w:hAnsi="Times New Roman" w:eastAsia="FangSong" w:cs="Times New Roman"/>
-              </w:rPr>
-              <w:t>钨丝分解零级反应判断</w:t>
-            </w:r>
-          </w:p>
-        </w:tc>
-      </w:tr>
-      <w:tr>
-        <w:tc>
-          <w:tcPr/>
-          <w:p>
-            <w:pPr>
-              <w:pStyle w:val="Compact"/>
-              <w:jc w:val="center"/>
-            </w:pPr>
-            <w:r>
-              <w:rPr>
-                <w:rFonts w:ascii="Times New Roman" w:hAnsi="Times New Roman" w:eastAsia="Times New Roman" w:cs="Times New Roman"/>
-              </w:rPr>
-              <w:t xml:space="preserve">42</w:t>
-            </w:r>
-          </w:p>
-        </w:tc>
-        <w:tc>
-          <w:tcPr/>
-          <w:p>
-            <w:pPr>
-              <w:pStyle w:val="Compact"/>
-              <w:jc w:val="center"/>
-            </w:pPr>
-            <w:r>
-              <w:rPr>
-                <w:rFonts w:hint="eastAsia" w:ascii="Times New Roman" w:hAnsi="Times New Roman" w:eastAsia="FangSong" w:cs="Times New Roman"/>
-              </w:rPr>
-              <w:t xml:space="preserve">上中</w:t>
-            </w:r>
-          </w:p>
-        </w:tc>
-        <w:tc>
-          <w:tcPr/>
-          <w:p>
-            <w:pPr>
-              <w:pStyle w:val="Compact"/>
-              <w:jc w:val="center"/>
-            </w:pPr>
-            <w:r>
-              <w:rPr>
-                <w:rFonts w:hint="eastAsia" w:ascii="Times New Roman" w:hAnsi="Times New Roman" w:eastAsia="Times New Roman" w:cs="Times New Roman"/>
-              </w:rPr>
-              <w:t>C</w:t>
-            </w:r>
-            <w:r>
-              <w:rPr>
-                <w:rFonts w:hint="eastAsia" w:ascii="Times New Roman" w:hAnsi="Times New Roman" w:eastAsia="Times New Roman" w:cs="Times New Roman"/>
-                <w:vertAlign w:val="subscript"/>
-              </w:rPr>
-              <w:t>2</w:t>
-            </w:r>
-            <w:r>
-              <w:rPr>
-                <w:rFonts w:hint="eastAsia" w:ascii="Times New Roman" w:hAnsi="Times New Roman" w:eastAsia="Times New Roman" w:cs="Times New Roman"/>
-              </w:rPr>
-              <w:t>H</w:t>
-            </w:r>
-            <w:r>
-              <w:rPr>
-                <w:rFonts w:hint="eastAsia" w:ascii="Times New Roman" w:hAnsi="Times New Roman" w:eastAsia="Times New Roman" w:cs="Times New Roman"/>
-                <w:vertAlign w:val="subscript"/>
-              </w:rPr>
-              <w:t>6</w:t>
-            </w:r>
-            <w:r>
-              <w:rPr>
-                <w:rFonts w:hint="eastAsia" w:ascii="Times New Roman" w:hAnsi="Times New Roman" w:eastAsia="Times New Roman" w:cs="Times New Roman"/>
-              </w:rPr>
-              <w:t>+H</w:t>
-            </w:r>
-            <w:r>
-              <w:rPr>
-                <w:rFonts w:hint="eastAsia" w:ascii="Times New Roman" w:hAnsi="Times New Roman" w:eastAsia="Times New Roman" w:cs="Times New Roman"/>
-                <w:vertAlign w:val="subscript"/>
-              </w:rPr>
-              <w:t>2</w:t>
-            </w:r>
-            <w:r>
-              <w:rPr>
-                <w:rFonts w:hint="eastAsia" w:ascii="Times New Roman" w:hAnsi="Times New Roman" w:eastAsia="FangSong" w:cs="Times New Roman"/>
-              </w:rPr>
-              <w:t>机理稳态近似推导</w:t>
-            </w:r>
-          </w:p>
-        </w:tc>
-      </w:tr>
-      <w:tr>
-        <w:tc>
-          <w:tcPr/>
-          <w:p>
-            <w:pPr>
-              <w:pStyle w:val="Compact"/>
-              <w:jc w:val="center"/>
-            </w:pPr>
-            <w:r>
-              <w:rPr>
-                <w:rFonts w:ascii="Times New Roman" w:hAnsi="Times New Roman" w:eastAsia="Times New Roman" w:cs="Times New Roman"/>
-              </w:rPr>
-              <w:t xml:space="preserve">43</w:t>
-            </w:r>
-          </w:p>
-        </w:tc>
-        <w:tc>
-          <w:tcPr/>
-          <w:p>
-            <w:pPr>
-              <w:pStyle w:val="Compact"/>
-              <w:jc w:val="center"/>
-            </w:pPr>
-            <w:r>
-              <w:rPr>
-                <w:rFonts w:hint="eastAsia" w:ascii="Times New Roman" w:hAnsi="Times New Roman" w:eastAsia="FangSong" w:cs="Times New Roman"/>
-              </w:rPr>
-              <w:t xml:space="preserve">上中</w:t>
-            </w:r>
-          </w:p>
-        </w:tc>
-        <w:tc>
-          <w:tcPr/>
-          <w:p>
-            <w:pPr>
-              <w:pStyle w:val="Compact"/>
-              <w:jc w:val="center"/>
-            </w:pPr>
-            <w:r>
-              <w:rPr>
-                <w:rFonts w:hint="eastAsia" w:ascii="Times New Roman" w:hAnsi="Times New Roman" w:eastAsia="Times New Roman" w:cs="Times New Roman"/>
-              </w:rPr>
-              <w:t>A</w:t>
-            </w:r>
-            <w:r>
-              <w:rPr>
-                <w:rFonts w:hint="eastAsia" w:ascii="Times New Roman" w:hAnsi="Times New Roman" w:eastAsia="Times New Roman" w:cs="Times New Roman"/>
-                <w:vertAlign w:val="subscript"/>
-              </w:rPr>
-              <w:t>2</w:t>
-            </w:r>
-            <w:r>
-              <w:rPr>
-                <w:rFonts w:hint="eastAsia" w:ascii="Times New Roman" w:hAnsi="Times New Roman" w:eastAsia="Times New Roman" w:cs="Times New Roman"/>
-              </w:rPr>
-              <w:t>+B</w:t>
-            </w:r>
-            <w:r>
-              <w:rPr>
-                <w:rFonts w:hint="eastAsia" w:ascii="Times New Roman" w:hAnsi="Times New Roman" w:eastAsia="Times New Roman" w:cs="Times New Roman"/>
-                <w:vertAlign w:val="subscript"/>
-              </w:rPr>
-              <w:t>2</w:t>
-            </w:r>
-            <w:r>
-              <w:rPr>
-                <w:rFonts w:hint="eastAsia" w:ascii="Times New Roman" w:hAnsi="Times New Roman" w:eastAsia="Times New Roman" w:cs="Times New Roman"/>
-              </w:rPr>
-              <w:t>=2AB</w:t>
-            </w:r>
-            <w:r>
-              <w:rPr>
-                <w:rFonts w:hint="eastAsia" w:ascii="Times New Roman" w:hAnsi="Times New Roman" w:eastAsia="FangSong" w:cs="Times New Roman"/>
-              </w:rPr>
-              <w:t>三种机理速率方程</w:t>
-            </w:r>
-          </w:p>
-        </w:tc>
-      </w:tr>
-      <w:tr>
-        <w:tc>
-          <w:tcPr/>
-          <w:p>
-            <w:pPr>
-              <w:pStyle w:val="Compact"/>
-              <w:jc w:val="center"/>
-            </w:pPr>
-            <w:r>
-              <w:rPr>
-                <w:rFonts w:ascii="Times New Roman" w:hAnsi="Times New Roman" w:eastAsia="Times New Roman" w:cs="Times New Roman"/>
-              </w:rPr>
-              <w:t xml:space="preserve">44</w:t>
-            </w:r>
-          </w:p>
-        </w:tc>
-        <w:tc>
-          <w:tcPr/>
-          <w:p>
-            <w:pPr>
-              <w:pStyle w:val="Compact"/>
-              <w:jc w:val="center"/>
-            </w:pPr>
-            <w:r>
-              <w:rPr>
-                <w:rFonts w:hint="eastAsia" w:ascii="Times New Roman" w:hAnsi="Times New Roman" w:eastAsia="FangSong" w:cs="Times New Roman"/>
-              </w:rPr>
-              <w:t xml:space="preserve">赵鑫光</w:t>
-            </w:r>
-          </w:p>
-        </w:tc>
-        <w:tc>
-          <w:tcPr/>
-          <w:p>
-            <w:pPr>
-              <w:pStyle w:val="Compact"/>
-              <w:jc w:val="center"/>
-            </w:pPr>
-            <w:r>
-              <w:rPr>
-                <w:rFonts w:hint="eastAsia" w:ascii="Times New Roman" w:hAnsi="Times New Roman" w:eastAsia="FangSong" w:cs="Times New Roman"/>
-              </w:rPr>
-              <w:t xml:space="preserve">牛奶变酸活化能计算</w:t>
-            </w:r>
-          </w:p>
-        </w:tc>
-      </w:tr>
-      <w:tr>
-        <w:tc>
-          <w:tcPr/>
-          <w:p>
-            <w:pPr>
-              <w:pStyle w:val="Compact"/>
-              <w:jc w:val="center"/>
-            </w:pPr>
-            <w:r>
-              <w:rPr>
-                <w:rFonts w:ascii="Times New Roman" w:hAnsi="Times New Roman" w:eastAsia="Times New Roman" w:cs="Times New Roman"/>
-              </w:rPr>
-              <w:t xml:space="preserve">45</w:t>
-            </w:r>
-          </w:p>
-        </w:tc>
-        <w:tc>
-          <w:tcPr/>
-          <w:p>
-            <w:pPr>
-              <w:pStyle w:val="Compact"/>
-              <w:jc w:val="center"/>
-            </w:pPr>
-            <w:r>
-              <w:rPr>
-                <w:rFonts w:hint="eastAsia" w:ascii="Times New Roman" w:hAnsi="Times New Roman" w:eastAsia="FangSong" w:cs="Times New Roman"/>
-              </w:rPr>
-              <w:t xml:space="preserve">赵鑫光</w:t>
-            </w:r>
-          </w:p>
-        </w:tc>
-        <w:tc>
-          <w:tcPr/>
-          <w:p>
-            <w:pPr>
-              <w:pStyle w:val="Compact"/>
-              <w:jc w:val="center"/>
-            </w:pPr>
-            <w:r>
-              <w:rPr>
-                <w:rFonts w:hint="eastAsia" w:ascii="Times New Roman" w:hAnsi="Times New Roman" w:eastAsia="Times New Roman" w:cs="Times New Roman"/>
-              </w:rPr>
-              <w:t>CO+NO</w:t>
-            </w:r>
-            <w:r>
-              <w:rPr>
-                <w:rFonts w:hint="eastAsia" w:ascii="Times New Roman" w:hAnsi="Times New Roman" w:eastAsia="Times New Roman" w:cs="Times New Roman"/>
-                <w:vertAlign w:val="subscript"/>
-              </w:rPr>
-              <w:t>2</w:t>
-            </w:r>
-            <w:r>
-              <w:rPr>
-                <w:rFonts w:hint="eastAsia" w:ascii="Times New Roman" w:hAnsi="Times New Roman" w:eastAsia="FangSong" w:cs="Times New Roman"/>
-              </w:rPr>
-              <w:t>速率方程与活化能</w:t>
-            </w:r>
-          </w:p>
-        </w:tc>
-      </w:tr>
-      <w:tr>
-        <w:tc>
-          <w:tcPr/>
-          <w:p>
-            <w:pPr>
-              <w:pStyle w:val="Compact"/>
-              <w:jc w:val="center"/>
-            </w:pPr>
-            <w:r>
-              <w:rPr>
-                <w:rFonts w:ascii="Times New Roman" w:hAnsi="Times New Roman" w:eastAsia="Times New Roman" w:cs="Times New Roman"/>
-              </w:rPr>
-              <w:t xml:space="preserve">46</w:t>
-            </w:r>
-          </w:p>
-        </w:tc>
-        <w:tc>
-          <w:tcPr/>
-          <w:p>
-            <w:pPr>
-              <w:pStyle w:val="Compact"/>
-              <w:jc w:val="center"/>
-            </w:pPr>
-            <w:r>
-              <w:rPr>
-                <w:rFonts w:hint="eastAsia" w:ascii="Times New Roman" w:hAnsi="Times New Roman" w:eastAsia="FangSong" w:cs="Times New Roman"/>
-              </w:rPr>
-              <w:t xml:space="preserve">赵鑫光</w:t>
-            </w:r>
-          </w:p>
-        </w:tc>
-        <w:tc>
-          <w:tcPr/>
-          <w:p>
-            <w:pPr>
-              <w:pStyle w:val="Compact"/>
-              <w:jc w:val="center"/>
-            </w:pPr>
-            <w:r>
-              <w:rPr>
-                <w:rFonts w:hint="eastAsia" w:ascii="Times New Roman" w:hAnsi="Times New Roman" w:eastAsia="FangSong" w:cs="Times New Roman"/>
-              </w:rPr>
-              <w:t xml:space="preserve">硝基甲烷一级反应动力学</w:t>
-            </w:r>
-          </w:p>
-        </w:tc>
-      </w:tr>
-      <w:tr>
-        <w:tc>
-          <w:tcPr/>
-          <w:p>
-            <w:pPr>
-              <w:pStyle w:val="Compact"/>
-              <w:jc w:val="center"/>
-            </w:pPr>
-            <w:r>
-              <w:rPr>
-                <w:rFonts w:ascii="Times New Roman" w:hAnsi="Times New Roman" w:eastAsia="Times New Roman" w:cs="Times New Roman"/>
-              </w:rPr>
-              <w:t xml:space="preserve">47</w:t>
-            </w:r>
-          </w:p>
-        </w:tc>
-        <w:tc>
-          <w:tcPr/>
-          <w:p>
-            <w:pPr>
-              <w:pStyle w:val="Compact"/>
-              <w:jc w:val="center"/>
-            </w:pPr>
-            <w:r>
-              <w:rPr>
-                <w:rFonts w:hint="eastAsia" w:ascii="Times New Roman" w:hAnsi="Times New Roman" w:eastAsia="FangSong" w:cs="Times New Roman"/>
-              </w:rPr>
-              <w:t xml:space="preserve">赵鑫光</w:t>
-            </w:r>
-          </w:p>
-        </w:tc>
-        <w:tc>
-          <w:tcPr/>
-          <w:p>
-            <w:pPr>
-              <w:pStyle w:val="Compact"/>
-              <w:jc w:val="center"/>
-            </w:pPr>
-            <w:r>
-              <w:rPr>
-                <w:rFonts w:hint="eastAsia" w:ascii="Times New Roman" w:hAnsi="Times New Roman" w:eastAsia="Times New Roman" w:cs="Times New Roman"/>
-              </w:rPr>
-              <w:t>NO</w:t>
-            </w:r>
-            <w:r>
-              <w:rPr>
-                <w:rFonts w:hint="eastAsia" w:ascii="Times New Roman" w:hAnsi="Times New Roman" w:eastAsia="Times New Roman" w:cs="Times New Roman"/>
-                <w:vertAlign w:val="subscript"/>
-              </w:rPr>
-              <w:t>2</w:t>
-            </w:r>
-            <w:r>
-              <w:rPr>
-                <w:rFonts w:hint="eastAsia" w:ascii="Times New Roman" w:hAnsi="Times New Roman" w:eastAsia="FangSong" w:cs="Times New Roman"/>
-              </w:rPr>
-              <w:t>基元反应速率与温度效应</w:t>
-            </w:r>
-          </w:p>
-        </w:tc>
-      </w:tr>
-      <w:tr>
-        <w:tc>
-          <w:tcPr/>
-          <w:p>
-            <w:pPr>
-              <w:pStyle w:val="Compact"/>
-              <w:jc w:val="center"/>
-            </w:pPr>
-            <w:r>
-              <w:rPr>
-                <w:rFonts w:ascii="Times New Roman" w:hAnsi="Times New Roman" w:eastAsia="Times New Roman" w:cs="Times New Roman"/>
-              </w:rPr>
-              <w:t xml:space="preserve">48</w:t>
-            </w:r>
-          </w:p>
-        </w:tc>
-        <w:tc>
-          <w:tcPr/>
-          <w:p>
-            <w:pPr>
-              <w:pStyle w:val="Compact"/>
-              <w:jc w:val="center"/>
-            </w:pPr>
-            <w:r>
-              <w:rPr>
-                <w:rFonts w:hint="eastAsia" w:ascii="Times New Roman" w:hAnsi="Times New Roman" w:eastAsia="FangSong" w:cs="Times New Roman"/>
-              </w:rPr>
-              <w:t xml:space="preserve">赵鑫光</w:t>
-            </w:r>
-          </w:p>
-        </w:tc>
-        <w:tc>
-          <w:tcPr/>
-          <w:p>
-            <w:pPr>
-              <w:pStyle w:val="Compact"/>
-              <w:jc w:val="center"/>
-            </w:pPr>
-            <w:r>
-              <w:rPr>
-                <w:rFonts w:hint="eastAsia" w:ascii="Times New Roman" w:hAnsi="Times New Roman" w:eastAsia="Times New Roman" w:cs="Times New Roman"/>
-              </w:rPr>
-              <w:t>2A+B→C</w:t>
-            </w:r>
-            <w:r>
-              <w:rPr>
-                <w:rFonts w:hint="eastAsia" w:ascii="Times New Roman" w:hAnsi="Times New Roman" w:eastAsia="FangSong" w:cs="Times New Roman"/>
-              </w:rPr>
-              <w:t>基元反应速率比较</w:t>
-            </w:r>
-          </w:p>
-        </w:tc>
-      </w:tr>
-      <w:tr>
-        <w:tc>
-          <w:tcPr/>
-          <w:p>
-            <w:pPr>
-              <w:pStyle w:val="Compact"/>
-              <w:jc w:val="center"/>
-            </w:pPr>
-            <w:r>
-              <w:rPr>
-                <w:rFonts w:ascii="Times New Roman" w:hAnsi="Times New Roman" w:eastAsia="Times New Roman" w:cs="Times New Roman"/>
-              </w:rPr>
-              <w:t xml:space="preserve">49</w:t>
-            </w:r>
-          </w:p>
-        </w:tc>
-        <w:tc>
-          <w:tcPr/>
-          <w:p>
-            <w:pPr>
-              <w:pStyle w:val="Compact"/>
-              <w:jc w:val="center"/>
-            </w:pPr>
-            <w:r>
-              <w:rPr>
-                <w:rFonts w:hint="eastAsia" w:ascii="Times New Roman" w:hAnsi="Times New Roman" w:eastAsia="FangSong" w:cs="Times New Roman"/>
-              </w:rPr>
-              <w:t xml:space="preserve">赵鑫光</w:t>
-            </w:r>
-          </w:p>
-        </w:tc>
-        <w:tc>
-          <w:tcPr/>
-          <w:p>
-            <w:pPr>
-              <w:pStyle w:val="Compact"/>
-              <w:jc w:val="center"/>
-            </w:pPr>
-            <w:r>
-              <w:rPr>
-                <w:rFonts w:hint="eastAsia" w:ascii="Times New Roman" w:hAnsi="Times New Roman" w:eastAsia="FangSong" w:cs="Times New Roman"/>
-              </w:rPr>
-              <w:t>环氧乙烷一级反应</w:t>
-            </w:r>
-            <w:r>
-              <w:rPr>
-                <w:rFonts w:hint="eastAsia" w:ascii="Times New Roman" w:hAnsi="Times New Roman" w:eastAsia="Times New Roman" w:cs="Times New Roman"/>
-              </w:rPr>
-              <w:t>Arrhenius</w:t>
-            </w:r>
-            <w:r>
-              <w:rPr>
-                <w:rFonts w:hint="eastAsia" w:ascii="Times New Roman" w:hAnsi="Times New Roman" w:eastAsia="FangSong" w:cs="Times New Roman"/>
-              </w:rPr>
-              <w:t>计算</w:t>
-            </w:r>
-          </w:p>
-        </w:tc>
-      </w:tr>
-    </w:tbl>
-    <w:p>
-      <w:pPr>
-        <w:spacing w:before="160" w:after="80"/>
-      </w:pPr>
-      <w:r>
-        <w:pict>
-          <v:rect style="width:0;height:1.5pt" o:hralign="center" o:hrstd="t" o:hr="t"/>
-        </w:pict>
-      </w:r>
-    </w:p>
-    <w:p>
-      <w:pPr>
-        <w:pStyle w:val="FirstParagraph"/>
-      </w:pPr>
-      <w:r>
-        <w:rPr>
-          <w:rFonts w:hint="eastAsia" w:ascii="Times New Roman" w:hAnsi="Times New Roman" w:eastAsia="FangSong" w:cs="Times New Roman"/>
-          <w:i/>
-          <w:iCs/>
-        </w:rPr>
-        <w:t>本习题集配套第一轮化学动力学讲义</w:t>
-      </w:r>
-      <w:r>
-        <w:rPr>
-          <w:rFonts w:hint="eastAsia" w:ascii="Times New Roman" w:hAnsi="Times New Roman" w:eastAsia="Times New Roman" w:cs="Times New Roman"/>
-          <w:i/>
-          <w:iCs/>
-        </w:rPr>
-        <w:t>。</w:t>
-      </w:r>
-      <w:r>
-        <w:rPr>
-          <w:rFonts w:hint="eastAsia" w:ascii="Times New Roman" w:hAnsi="Times New Roman" w:eastAsia="FangSong" w:cs="Times New Roman"/>
-          <w:i/>
-          <w:iCs/>
-        </w:rPr>
-        <w:t>题目全部来自题库</w:t>
-      </w:r>
-      <w:r>
-        <w:rPr>
-          <w:rFonts w:hint="eastAsia" w:ascii="Times New Roman" w:hAnsi="Times New Roman" w:eastAsia="Times New Roman" w:cs="Times New Roman"/>
-          <w:i/>
-          <w:iCs/>
-        </w:rPr>
-        <w:t>，</w:t>
-      </w:r>
-      <w:r>
-        <w:rPr>
-          <w:rFonts w:hint="eastAsia" w:ascii="Times New Roman" w:hAnsi="Times New Roman" w:eastAsia="FangSong" w:cs="Times New Roman"/>
-          <w:i/>
-          <w:iCs/>
-        </w:rPr>
-        <w:t>包含完整解答</w:t>
-      </w:r>
-      <w:r>
-        <w:rPr>
-          <w:rFonts w:hint="eastAsia" w:ascii="Times New Roman" w:hAnsi="Times New Roman" w:eastAsia="Times New Roman" w:cs="Times New Roman"/>
-          <w:i/>
-          <w:iCs/>
-        </w:rPr>
-        <w:t>。</w:t>
-      </w:r>
-    </w:p>
-    <w:bookmarkEnd w:id="70"/>
-    <w:bookmarkEnd w:id="71"/>
     <w:sectPr>
       <w:footerReference w:type="default" r:id="rId9"/>
       <w:footnotePr>

--- a/00-首页/题组Word/第一轮习题集-学生版/第一轮化学原理-化学动力学习题集.docx
+++ b/00-首页/题组Word/第一轮习题集-学生版/第一轮化学原理-化学动力学习题集.docx
@@ -3,161 +3,6 @@
 <w:document xmlns:w="http://schemas.openxmlformats.org/wordprocessingml/2006/main" xmlns:m="http://schemas.openxmlformats.org/officeDocument/2006/math" xmlns:r="http://schemas.openxmlformats.org/officeDocument/2006/relationships" xmlns:o="urn:schemas-microsoft-com:office:office" xmlns:v="urn:schemas-microsoft-com:vml" xmlns:w10="urn:schemas-microsoft-com:office:word" xmlns:a="http://schemas.openxmlformats.org/drawingml/2006/main" xmlns:pic="http://schemas.openxmlformats.org/drawingml/2006/picture" xmlns:wp="http://schemas.openxmlformats.org/drawingml/2006/wordprocessingDrawing">
   <w:body>
     <w:bookmarkStart w:id="69" w:name="第一轮化学原理化学动力学-习题集"/>
-    <w:p>
-      <w:pPr>
-        <w:spacing w:after="1800" w:before="1200" w:line="276" w:lineRule="auto"/>
-        <w:jc w:val="center"/>
-      </w:pPr>
-    </w:p>
-    <w:p>
-      <w:pPr>
-        <w:spacing w:after="320" w:before="0" w:line="276" w:lineRule="auto"/>
-        <w:jc w:val="center"/>
-      </w:pPr>
-      <w:r>
-        <w:rPr>
-          <w:rFonts w:ascii="Times New Roman" w:hAnsi="Times New Roman" w:eastAsia="SimHei" w:cs="Times New Roman"/>
-          <w:b/>
-          <w:color w:val="17324D"/>
-          <w:sz w:val="64"/>
-        </w:rPr>
-        <w:t>化学竞赛习题册</w:t>
-      </w:r>
-    </w:p>
-    <w:p>
-      <w:pPr>
-        <w:spacing w:after="120" w:before="0" w:line="276" w:lineRule="auto"/>
-        <w:jc w:val="center"/>
-      </w:pPr>
-      <w:r>
-        <w:rPr>
-          <w:rFonts w:ascii="Times New Roman" w:hAnsi="Times New Roman" w:eastAsia="Times New Roman" w:cs="Times New Roman"/>
-          <w:b w:val="0"/>
-          <w:color w:val="5B6975"/>
-          <w:sz w:val="32"/>
-        </w:rPr>
-        <w:t>student_build</w:t>
-      </w:r>
-    </w:p>
-    <w:p>
-      <w:pPr>
-        <w:spacing w:after="600" w:before="0" w:line="276" w:lineRule="auto"/>
-        <w:jc w:val="center"/>
-      </w:pPr>
-      <w:r>
-        <w:rPr>
-          <w:rFonts w:ascii="Times New Roman" w:hAnsi="Times New Roman" w:eastAsia="SimHei" w:cs="Times New Roman"/>
-          <w:b/>
-          <w:color w:val="17324D"/>
-          <w:sz w:val="44"/>
-        </w:rPr>
-        <w:t>第一轮化学原理</w:t>
-      </w:r>
-      <w:r>
-        <w:rPr>
-          <w:rFonts w:ascii="Times New Roman" w:hAnsi="Times New Roman" w:eastAsia="Times New Roman" w:cs="Times New Roman"/>
-          <w:b/>
-          <w:color w:val="17324D"/>
-          <w:sz w:val="44"/>
-        </w:rPr>
-        <w:t>·</w:t>
-      </w:r>
-      <w:r>
-        <w:rPr>
-          <w:rFonts w:ascii="Times New Roman" w:hAnsi="Times New Roman" w:eastAsia="SimHei" w:cs="Times New Roman"/>
-          <w:b/>
-          <w:color w:val="17324D"/>
-          <w:sz w:val="44"/>
-        </w:rPr>
-        <w:t>化学动力学</w:t>
-      </w:r>
-      <w:r>
-        <w:rPr>
-          <w:rFonts w:ascii="Times New Roman" w:hAnsi="Times New Roman" w:eastAsia="Times New Roman" w:cs="Times New Roman"/>
-          <w:b/>
-          <w:color w:val="17324D"/>
-          <w:sz w:val="44"/>
-        </w:rPr>
-        <w:t xml:space="preserve"> </w:t>
-      </w:r>
-      <w:r>
-        <w:rPr>
-          <w:rFonts w:ascii="Times New Roman" w:hAnsi="Times New Roman" w:eastAsia="SimHei" w:cs="Times New Roman"/>
-          <w:b/>
-          <w:color w:val="17324D"/>
-          <w:sz w:val="44"/>
-        </w:rPr>
-        <w:t>习题集</w:t>
-      </w:r>
-    </w:p>
-    <w:p>
-      <w:pPr>
-        <w:spacing w:after="600" w:before="120" w:line="276" w:lineRule="auto"/>
-        <w:jc w:val="center"/>
-        <w:pBdr>
-          <w:bottom w:val="single" w:sz="8" w:space="4" w:color="4A6577"/>
-        </w:pBdr>
-      </w:pPr>
-    </w:p>
-    <w:p>
-      <w:pPr>
-        <w:spacing w:after="160" w:before="0" w:line="276" w:lineRule="auto"/>
-        <w:jc w:val="center"/>
-      </w:pPr>
-      <w:r>
-        <w:rPr>
-          <w:rFonts w:ascii="Times New Roman" w:hAnsi="Times New Roman" w:eastAsia="FangSong" w:cs="Times New Roman"/>
-          <w:b w:val="0"/>
-          <w:color w:val="5B6975"/>
-          <w:sz w:val="24"/>
-        </w:rPr>
-        <w:t>题量</w:t>
-      </w:r>
-      <w:r>
-        <w:rPr>
-          <w:rFonts w:ascii="Times New Roman" w:hAnsi="Times New Roman" w:eastAsia="Times New Roman" w:cs="Times New Roman"/>
-          <w:b w:val="0"/>
-          <w:color w:val="5B6975"/>
-          <w:sz w:val="24"/>
-        </w:rPr>
-        <w:t>：55</w:t>
-      </w:r>
-    </w:p>
-    <w:p>
-      <w:pPr>
-        <w:spacing w:after="160" w:before="0" w:line="276" w:lineRule="auto"/>
-        <w:jc w:val="center"/>
-      </w:pPr>
-      <w:r>
-        <w:rPr>
-          <w:rFonts w:ascii="Times New Roman" w:hAnsi="Times New Roman" w:eastAsia="FangSong" w:cs="Times New Roman"/>
-          <w:b w:val="0"/>
-          <w:color w:val="5B6975"/>
-          <w:sz w:val="24"/>
-        </w:rPr>
-        <w:t>日期</w:t>
-      </w:r>
-      <w:r>
-        <w:rPr>
-          <w:rFonts w:ascii="Times New Roman" w:hAnsi="Times New Roman" w:eastAsia="Times New Roman" w:cs="Times New Roman"/>
-          <w:b w:val="0"/>
-          <w:color w:val="5B6975"/>
-          <w:sz w:val="24"/>
-        </w:rPr>
-        <w:t>：2026-09-06</w:t>
-      </w:r>
-    </w:p>
-    <w:p>
-      <w:pPr>
-        <w:jc w:val="center"/>
-      </w:pPr>
-      <w:r>
-        <w:rPr>
-          <w:rFonts w:ascii="Times New Roman" w:hAnsi="Times New Roman" w:eastAsia="Times New Roman" w:cs="Times New Roman"/>
-        </w:rPr>
-        <w:br w:type="page"/>
-      </w:r>
-    </w:p>
     <w:p>
       <w:pPr>
         <w:pStyle w:val="Heading1"/>
